--- a/00-首页/题组Word/第一轮·竞赛教材版/第一轮原理·5-化学平衡（学生版）.docx
+++ b/00-首页/题组Word/第一轮·竞赛教材版/第一轮原理·5-化学平衡（学生版）.docx
@@ -3832,89 +3832,6 @@
     </w:p>
     <w:p>
       <w:pPr>
-        <w:pStyle w:val="BlockText"/>
-      </w:pPr>
-      <w:r>
-        <w:rPr>
-          <w:rFonts w:hint="eastAsia" w:ascii="Times New Roman" w:hAnsi="Times New Roman" w:eastAsia="FangSong" w:cs="Times New Roman"/>
-        </w:rPr>
-        <w:t>关联小问</w:t>
-      </w:r>
-      <w:r>
-        <w:rPr>
-          <w:rFonts w:hint="eastAsia" w:ascii="Times New Roman" w:hAnsi="Times New Roman" w:eastAsia="Times New Roman" w:cs="Times New Roman"/>
-        </w:rPr>
-        <w:t>：</w:t>
-      </w:r>
-      <w:r>
-        <w:rPr>
-          <w:rFonts w:hint="eastAsia" w:ascii="Times New Roman" w:hAnsi="Times New Roman" w:eastAsia="FangSong" w:cs="Times New Roman"/>
-        </w:rPr>
-        <w:t>题</w:t>
-      </w:r>
-      <w:r>
-        <w:rPr>
-          <w:rFonts w:hint="eastAsia" w:ascii="Times New Roman" w:hAnsi="Times New Roman" w:eastAsia="Times New Roman" w:cs="Times New Roman"/>
-        </w:rPr>
-        <w:t>-036b-6-SPS</w:t>
-      </w:r>
-      <w:r>
-        <w:rPr>
-          <w:rFonts w:hint="eastAsia" w:ascii="Times New Roman" w:hAnsi="Times New Roman" w:eastAsia="FangSong" w:cs="Times New Roman"/>
-        </w:rPr>
-        <w:t>与</w:t>
-      </w:r>
-      <w:r>
-        <w:rPr>
-          <w:rFonts w:hint="eastAsia" w:ascii="Times New Roman" w:hAnsi="Times New Roman" w:eastAsia="Times New Roman" w:cs="Times New Roman"/>
-        </w:rPr>
-        <w:t>ME</w:t>
-      </w:r>
-      <w:r>
-        <w:rPr>
-          <w:rFonts w:hint="eastAsia" w:ascii="Times New Roman" w:hAnsi="Times New Roman" w:eastAsia="FangSong" w:cs="Times New Roman"/>
-        </w:rPr>
-        <w:t>反应方程式及平衡常数</w:t>
-      </w:r>
-      <w:r>
-        <w:rPr>
-          <w:rFonts w:ascii="Times New Roman" w:hAnsi="Times New Roman" w:eastAsia="Times New Roman" w:cs="Times New Roman"/>
-        </w:rPr>
-        <w:t xml:space="preserve"> | </w:t>
-      </w:r>
-      <w:r>
-        <w:rPr>
-          <w:rFonts w:hint="eastAsia" w:ascii="Times New Roman" w:hAnsi="Times New Roman" w:eastAsia="FangSong" w:cs="Times New Roman"/>
-        </w:rPr>
-        <w:t>题</w:t>
-      </w:r>
-      <w:r>
-        <w:rPr>
-          <w:rFonts w:hint="eastAsia" w:ascii="Times New Roman" w:hAnsi="Times New Roman" w:eastAsia="Times New Roman" w:cs="Times New Roman"/>
-        </w:rPr>
-        <w:t>-036b-6-SPS</w:t>
-      </w:r>
-      <w:r>
-        <w:rPr>
-          <w:rFonts w:hint="eastAsia" w:ascii="Times New Roman" w:hAnsi="Times New Roman" w:eastAsia="FangSong" w:cs="Times New Roman"/>
-        </w:rPr>
-        <w:t>与</w:t>
-      </w:r>
-      <w:r>
-        <w:rPr>
-          <w:rFonts w:hint="eastAsia" w:ascii="Times New Roman" w:hAnsi="Times New Roman" w:eastAsia="Times New Roman" w:cs="Times New Roman"/>
-        </w:rPr>
-        <w:t>ME</w:t>
-      </w:r>
-      <w:r>
-        <w:rPr>
-          <w:rFonts w:hint="eastAsia" w:ascii="Times New Roman" w:hAnsi="Times New Roman" w:eastAsia="FangSong" w:cs="Times New Roman"/>
-        </w:rPr>
-        <w:t>反应方程式及平衡常数</w:t>
-      </w:r>
-    </w:p>
-    <w:p>
-      <w:pPr>
         <w:pStyle w:val="FirstParagraph"/>
       </w:pPr>
       <w:r>
@@ -5042,90 +4959,7 @@
     </w:p>
     <w:p>
       <w:pPr>
-        <w:pStyle w:val="BlockText"/>
-      </w:pPr>
-      <w:r>
-        <w:rPr>
-          <w:rFonts w:hint="eastAsia" w:ascii="Times New Roman" w:hAnsi="Times New Roman" w:eastAsia="FangSong" w:cs="Times New Roman"/>
-        </w:rPr>
-        <w:t>关联小问</w:t>
-      </w:r>
-      <w:r>
-        <w:rPr>
-          <w:rFonts w:hint="eastAsia" w:ascii="Times New Roman" w:hAnsi="Times New Roman" w:eastAsia="Times New Roman" w:cs="Times New Roman"/>
-        </w:rPr>
-        <w:t>：</w:t>
-      </w:r>
-      <w:r>
-        <w:rPr>
-          <w:rFonts w:hint="eastAsia" w:ascii="Times New Roman" w:hAnsi="Times New Roman" w:eastAsia="FangSong" w:cs="Times New Roman"/>
-        </w:rPr>
-        <w:t>题</w:t>
-      </w:r>
-      <w:r>
-        <w:rPr>
-          <w:rFonts w:hint="eastAsia" w:ascii="Times New Roman" w:hAnsi="Times New Roman" w:eastAsia="Times New Roman" w:cs="Times New Roman"/>
-        </w:rPr>
-        <w:t>-036b-6-SPS</w:t>
-      </w:r>
-      <w:r>
-        <w:rPr>
-          <w:rFonts w:hint="eastAsia" w:ascii="Times New Roman" w:hAnsi="Times New Roman" w:eastAsia="FangSong" w:cs="Times New Roman"/>
-        </w:rPr>
-        <w:t>与</w:t>
-      </w:r>
-      <w:r>
-        <w:rPr>
-          <w:rFonts w:hint="eastAsia" w:ascii="Times New Roman" w:hAnsi="Times New Roman" w:eastAsia="Times New Roman" w:cs="Times New Roman"/>
-        </w:rPr>
-        <w:t>ME</w:t>
-      </w:r>
-      <w:r>
-        <w:rPr>
-          <w:rFonts w:hint="eastAsia" w:ascii="Times New Roman" w:hAnsi="Times New Roman" w:eastAsia="FangSong" w:cs="Times New Roman"/>
-        </w:rPr>
-        <w:t>反应方程式及平衡常数</w:t>
-      </w:r>
-      <w:r>
-        <w:rPr>
-          <w:rFonts w:ascii="Times New Roman" w:hAnsi="Times New Roman" w:eastAsia="Times New Roman" w:cs="Times New Roman"/>
-        </w:rPr>
-        <w:t xml:space="preserve"> | </w:t>
-      </w:r>
-      <w:r>
-        <w:rPr>
-          <w:rFonts w:hint="eastAsia" w:ascii="Times New Roman" w:hAnsi="Times New Roman" w:eastAsia="FangSong" w:cs="Times New Roman"/>
-        </w:rPr>
-        <w:t>题</w:t>
-      </w:r>
-      <w:r>
-        <w:rPr>
-          <w:rFonts w:hint="eastAsia" w:ascii="Times New Roman" w:hAnsi="Times New Roman" w:eastAsia="Times New Roman" w:cs="Times New Roman"/>
-        </w:rPr>
-        <w:t>-036b-6-SPS</w:t>
-      </w:r>
-      <w:r>
-        <w:rPr>
-          <w:rFonts w:hint="eastAsia" w:ascii="Times New Roman" w:hAnsi="Times New Roman" w:eastAsia="FangSong" w:cs="Times New Roman"/>
-        </w:rPr>
-        <w:t>与</w:t>
-      </w:r>
-      <w:r>
-        <w:rPr>
-          <w:rFonts w:hint="eastAsia" w:ascii="Times New Roman" w:hAnsi="Times New Roman" w:eastAsia="Times New Roman" w:cs="Times New Roman"/>
-        </w:rPr>
-        <w:t>ME</w:t>
-      </w:r>
-      <w:r>
-        <w:rPr>
-          <w:rFonts w:hint="eastAsia" w:ascii="Times New Roman" w:hAnsi="Times New Roman" w:eastAsia="FangSong" w:cs="Times New Roman"/>
-        </w:rPr>
-        <w:t>反应方程式及平衡常数</w:t>
-      </w:r>
-    </w:p>
-    <w:p>
-      <w:pPr>
-        <w:pStyle w:val="FirstParagraph"/>
+        <w:pStyle w:val="BodyText"/>
       </w:pPr>
       <w:r>
         <w:rPr>
@@ -5269,90 +5103,7 @@
     </w:p>
     <w:p>
       <w:pPr>
-        <w:pStyle w:val="BlockText"/>
-      </w:pPr>
-      <w:r>
-        <w:rPr>
-          <w:rFonts w:hint="eastAsia" w:ascii="Times New Roman" w:hAnsi="Times New Roman" w:eastAsia="FangSong" w:cs="Times New Roman"/>
-        </w:rPr>
-        <w:t>关联小问</w:t>
-      </w:r>
-      <w:r>
-        <w:rPr>
-          <w:rFonts w:hint="eastAsia" w:ascii="Times New Roman" w:hAnsi="Times New Roman" w:eastAsia="Times New Roman" w:cs="Times New Roman"/>
-        </w:rPr>
-        <w:t>：</w:t>
-      </w:r>
-      <w:r>
-        <w:rPr>
-          <w:rFonts w:hint="eastAsia" w:ascii="Times New Roman" w:hAnsi="Times New Roman" w:eastAsia="FangSong" w:cs="Times New Roman"/>
-        </w:rPr>
-        <w:t>题</w:t>
-      </w:r>
-      <w:r>
-        <w:rPr>
-          <w:rFonts w:hint="eastAsia" w:ascii="Times New Roman" w:hAnsi="Times New Roman" w:eastAsia="Times New Roman" w:cs="Times New Roman"/>
-        </w:rPr>
-        <w:t>-036b-6-SPS</w:t>
-      </w:r>
-      <w:r>
-        <w:rPr>
-          <w:rFonts w:hint="eastAsia" w:ascii="Times New Roman" w:hAnsi="Times New Roman" w:eastAsia="FangSong" w:cs="Times New Roman"/>
-        </w:rPr>
-        <w:t>与</w:t>
-      </w:r>
-      <w:r>
-        <w:rPr>
-          <w:rFonts w:hint="eastAsia" w:ascii="Times New Roman" w:hAnsi="Times New Roman" w:eastAsia="Times New Roman" w:cs="Times New Roman"/>
-        </w:rPr>
-        <w:t>ME</w:t>
-      </w:r>
-      <w:r>
-        <w:rPr>
-          <w:rFonts w:hint="eastAsia" w:ascii="Times New Roman" w:hAnsi="Times New Roman" w:eastAsia="FangSong" w:cs="Times New Roman"/>
-        </w:rPr>
-        <w:t>反应方程式及平衡常数</w:t>
-      </w:r>
-      <w:r>
-        <w:rPr>
-          <w:rFonts w:ascii="Times New Roman" w:hAnsi="Times New Roman" w:eastAsia="Times New Roman" w:cs="Times New Roman"/>
-        </w:rPr>
-        <w:t xml:space="preserve"> | </w:t>
-      </w:r>
-      <w:r>
-        <w:rPr>
-          <w:rFonts w:hint="eastAsia" w:ascii="Times New Roman" w:hAnsi="Times New Roman" w:eastAsia="FangSong" w:cs="Times New Roman"/>
-        </w:rPr>
-        <w:t>题</w:t>
-      </w:r>
-      <w:r>
-        <w:rPr>
-          <w:rFonts w:hint="eastAsia" w:ascii="Times New Roman" w:hAnsi="Times New Roman" w:eastAsia="Times New Roman" w:cs="Times New Roman"/>
-        </w:rPr>
-        <w:t>-036b-6-SPS</w:t>
-      </w:r>
-      <w:r>
-        <w:rPr>
-          <w:rFonts w:hint="eastAsia" w:ascii="Times New Roman" w:hAnsi="Times New Roman" w:eastAsia="FangSong" w:cs="Times New Roman"/>
-        </w:rPr>
-        <w:t>与</w:t>
-      </w:r>
-      <w:r>
-        <w:rPr>
-          <w:rFonts w:hint="eastAsia" w:ascii="Times New Roman" w:hAnsi="Times New Roman" w:eastAsia="Times New Roman" w:cs="Times New Roman"/>
-        </w:rPr>
-        <w:t>ME</w:t>
-      </w:r>
-      <w:r>
-        <w:rPr>
-          <w:rFonts w:hint="eastAsia" w:ascii="Times New Roman" w:hAnsi="Times New Roman" w:eastAsia="FangSong" w:cs="Times New Roman"/>
-        </w:rPr>
-        <w:t>反应方程式及平衡常数</w:t>
-      </w:r>
-    </w:p>
-    <w:p>
-      <w:pPr>
-        <w:pStyle w:val="FirstParagraph"/>
+        <w:pStyle w:val="BodyText"/>
       </w:pPr>
       <w:r>
         <w:rPr>

--- a/00-首页/题组Word/第一轮·竞赛教材版/第一轮原理·5-化学平衡（学生版）.docx
+++ b/00-首页/题组Word/第一轮·竞赛教材版/第一轮原理·5-化学平衡（学生版）.docx
@@ -13252,12 +13252,13 @@
           </wp:inline>
         </w:drawing>
       </w:r>
-      <w:r>
-        <w:rPr>
-          <w:rFonts w:ascii="Times New Roman" w:hAnsi="Times New Roman" w:eastAsia="Times New Roman" w:cs="Times New Roman"/>
-        </w:rPr>
-        <w:t xml:space="preserve"> </w:t>
-      </w:r>
+    </w:p>
+    <w:p>
+      <w:pPr>
+        <w:pStyle w:val="BodyText"/>
+        <w:spacing w:before="160" w:after="80"/>
+        <w:jc w:val="center"/>
+      </w:pPr>
       <w:r>
         <w:rPr>
           <w:rFonts w:ascii="Times New Roman" w:hAnsi="Times New Roman" w:eastAsia="Times New Roman" w:cs="Times New Roman"/>

--- a/00-首页/题组Word/第一轮·竞赛教材版/第一轮原理·5-化学平衡（学生版）.docx
+++ b/00-首页/题组Word/第一轮·竞赛教材版/第一轮原理·5-化学平衡（学生版）.docx
@@ -246,14 +246,14 @@
         </w:rPr>
         <w:drawing>
           <wp:inline>
-            <wp:extent cx="3240000" cy="4584609"/>
+            <wp:extent cx="3600000" cy="828433"/>
             <wp:effectExtent b="0" l="0" r="0" t="0"/>
             <wp:docPr descr="" title="" id="10" name="Picture"/>
             <a:graphic>
               <a:graphicData uri="http://schemas.openxmlformats.org/drawingml/2006/picture">
                 <pic:pic>
                   <pic:nvPicPr>
-                    <pic:cNvPr descr="06-外部资料导入/真题/省预赛/images/2021-浙江预赛_p06.png" id="11" name="Picture"/>
+                    <pic:cNvPr descr="cfd2ea28e4b3dd50.png" id="11" name="Picture"/>
                     <pic:cNvPicPr>
                       <a:picLocks noChangeArrowheads="1" noChangeAspect="1"/>
                     </pic:cNvPicPr>
@@ -267,7 +267,7 @@
                   <pic:spPr bwMode="auto">
                     <a:xfrm>
                       <a:off x="0" y="0"/>
-                      <a:ext cx="3240000" cy="4584609"/>
+                      <a:ext cx="3600000" cy="828433"/>
                     </a:xfrm>
                     <a:prstGeom prst="rect">
                       <a:avLst/>
@@ -3501,14 +3501,14 @@
         </w:rPr>
         <w:drawing>
           <wp:inline>
-            <wp:extent cx="3240000" cy="4584609"/>
+            <wp:extent cx="3600000" cy="1100376"/>
             <wp:effectExtent b="0" l="0" r="0" t="0"/>
             <wp:docPr descr="" title="" id="22" name="Picture"/>
             <a:graphic>
               <a:graphicData uri="http://schemas.openxmlformats.org/drawingml/2006/picture">
                 <pic:pic>
                   <pic:nvPicPr>
-                    <pic:cNvPr descr="2023-浙江预赛_p06.png" id="23" name="Picture"/>
+                    <pic:cNvPr descr="3a8beaf5774bcc1e.png" id="23" name="Picture"/>
                     <pic:cNvPicPr>
                       <a:picLocks noChangeArrowheads="1" noChangeAspect="1"/>
                     </pic:cNvPicPr>
@@ -3522,7 +3522,7 @@
                   <pic:spPr bwMode="auto">
                     <a:xfrm>
                       <a:off x="0" y="0"/>
-                      <a:ext cx="3240000" cy="4584609"/>
+                      <a:ext cx="3600000" cy="1100376"/>
                     </a:xfrm>
                     <a:prstGeom prst="rect">
                       <a:avLst/>

--- a/00-首页/题组Word/第一轮·竞赛教材版/第一轮原理·5-化学平衡（学生版）.docx
+++ b/00-首页/题组Word/第一轮·竞赛教材版/第一轮原理·5-化学平衡（学生版）.docx
@@ -246,7 +246,7 @@
         </w:rPr>
         <w:drawing>
           <wp:inline>
-            <wp:extent cx="3600000" cy="828433"/>
+            <wp:extent cx="3600000" cy="803883"/>
             <wp:effectExtent b="0" l="0" r="0" t="0"/>
             <wp:docPr descr="" title="" id="10" name="Picture"/>
             <a:graphic>
@@ -267,7 +267,7 @@
                   <pic:spPr bwMode="auto">
                     <a:xfrm>
                       <a:off x="0" y="0"/>
-                      <a:ext cx="3600000" cy="828433"/>
+                      <a:ext cx="3600000" cy="803883"/>
                     </a:xfrm>
                     <a:prstGeom prst="rect">
                       <a:avLst/>
@@ -289,10 +289,6 @@
     <w:p>
       <w:pPr>
         <w:pStyle w:val="Compact"/>
-        <w:numPr>
-          <w:ilvl w:val="0"/>
-          <w:numId w:val="1001"/>
-        </w:numPr>
       </w:pPr>
       <w:r>
         <w:rPr>
@@ -359,10 +355,6 @@
     <w:p>
       <w:pPr>
         <w:pStyle w:val="Compact"/>
-        <w:numPr>
-          <w:ilvl w:val="0"/>
-          <w:numId w:val="1001"/>
-        </w:numPr>
       </w:pPr>
       <w:r>
         <w:rPr>
@@ -386,10 +378,6 @@
     <w:p>
       <w:pPr>
         <w:pStyle w:val="Compact"/>
-        <w:numPr>
-          <w:ilvl w:val="0"/>
-          <w:numId w:val="1001"/>
-        </w:numPr>
       </w:pPr>
       <w:r>
         <w:rPr>
@@ -437,10 +425,6 @@
     <w:p>
       <w:pPr>
         <w:pStyle w:val="Compact"/>
-        <w:numPr>
-          <w:ilvl w:val="0"/>
-          <w:numId w:val="1001"/>
-        </w:numPr>
       </w:pPr>
       <w:r>
         <w:rPr>
@@ -466,6 +450,16 @@
         </w:rPr>
         <w:t xml:space="preserve">只生成了极性共价键</w:t>
       </w:r>
+    </w:p>
+    <w:p>
+      <w:pPr>
+        <w:spacing w:before="0" w:after="0"/>
+      </w:pPr>
+    </w:p>
+    <w:p>
+      <w:pPr>
+        <w:spacing w:before="0" w:after="0"/>
+      </w:pPr>
     </w:p>
     <w:p>
       <w:pPr>
@@ -604,10 +598,6 @@
     <w:p>
       <w:pPr>
         <w:pStyle w:val="Compact"/>
-        <w:numPr>
-          <w:ilvl w:val="0"/>
-          <w:numId w:val="1002"/>
-        </w:numPr>
       </w:pPr>
       <w:r>
         <w:rPr>
@@ -649,10 +639,6 @@
     <w:p>
       <w:pPr>
         <w:pStyle w:val="Compact"/>
-        <w:numPr>
-          <w:ilvl w:val="0"/>
-          <w:numId w:val="1002"/>
-        </w:numPr>
       </w:pPr>
       <w:r>
         <w:rPr>
@@ -726,10 +712,6 @@
     <w:p>
       <w:pPr>
         <w:pStyle w:val="Compact"/>
-        <w:numPr>
-          <w:ilvl w:val="0"/>
-          <w:numId w:val="1002"/>
-        </w:numPr>
       </w:pPr>
       <w:r>
         <w:rPr>
@@ -747,10 +729,6 @@
     <w:p>
       <w:pPr>
         <w:pStyle w:val="Compact"/>
-        <w:numPr>
-          <w:ilvl w:val="0"/>
-          <w:numId w:val="1002"/>
-        </w:numPr>
       </w:pPr>
       <w:r>
         <w:rPr>
@@ -764,6 +742,16 @@
         </w:rPr>
         <w:t xml:space="preserve">该反应在任何温度下都能自发进行</w:t>
       </w:r>
+    </w:p>
+    <w:p>
+      <w:pPr>
+        <w:spacing w:before="0" w:after="0"/>
+      </w:pPr>
+    </w:p>
+    <w:p>
+      <w:pPr>
+        <w:spacing w:before="0" w:after="0"/>
+      </w:pPr>
     </w:p>
     <w:p>
       <w:pPr>
@@ -1275,10 +1263,6 @@
     <w:p>
       <w:pPr>
         <w:pStyle w:val="Compact"/>
-        <w:numPr>
-          <w:ilvl w:val="0"/>
-          <w:numId w:val="1003"/>
-        </w:numPr>
       </w:pPr>
       <w:r>
         <w:rPr>
@@ -1373,10 +1357,6 @@
     <w:p>
       <w:pPr>
         <w:pStyle w:val="Compact"/>
-        <w:numPr>
-          <w:ilvl w:val="0"/>
-          <w:numId w:val="1003"/>
-        </w:numPr>
       </w:pPr>
       <w:r>
         <w:rPr>
@@ -1462,10 +1442,6 @@
     <w:p>
       <w:pPr>
         <w:pStyle w:val="Compact"/>
-        <w:numPr>
-          <w:ilvl w:val="0"/>
-          <w:numId w:val="1003"/>
-        </w:numPr>
       </w:pPr>
       <w:r>
         <w:rPr>
@@ -1538,10 +1514,6 @@
     <w:p>
       <w:pPr>
         <w:pStyle w:val="Compact"/>
-        <w:numPr>
-          <w:ilvl w:val="0"/>
-          <w:numId w:val="1003"/>
-        </w:numPr>
       </w:pPr>
       <w:r>
         <w:rPr>
@@ -1591,6 +1563,16 @@
         </w:rPr>
         <w:t>则正反应为吸热反应</w:t>
       </w:r>
+    </w:p>
+    <w:p>
+      <w:pPr>
+        <w:spacing w:before="0" w:after="0"/>
+      </w:pPr>
+    </w:p>
+    <w:p>
+      <w:pPr>
+        <w:spacing w:before="0" w:after="0"/>
+      </w:pPr>
     </w:p>
     <w:p>
       <w:pPr>
@@ -1813,10 +1795,6 @@
     <w:p>
       <w:pPr>
         <w:pStyle w:val="Compact"/>
-        <w:numPr>
-          <w:ilvl w:val="0"/>
-          <w:numId w:val="1004"/>
-        </w:numPr>
       </w:pPr>
       <w:r>
         <w:rPr>
@@ -1871,10 +1849,6 @@
     <w:p>
       <w:pPr>
         <w:pStyle w:val="Compact"/>
-        <w:numPr>
-          <w:ilvl w:val="0"/>
-          <w:numId w:val="1004"/>
-        </w:numPr>
       </w:pPr>
       <w:r>
         <w:rPr>
@@ -1942,10 +1916,6 @@
     <w:p>
       <w:pPr>
         <w:pStyle w:val="Compact"/>
-        <w:numPr>
-          <w:ilvl w:val="0"/>
-          <w:numId w:val="1004"/>
-        </w:numPr>
       </w:pPr>
       <w:r>
         <w:rPr>
@@ -2024,10 +1994,6 @@
     <w:p>
       <w:pPr>
         <w:pStyle w:val="Compact"/>
-        <w:numPr>
-          <w:ilvl w:val="0"/>
-          <w:numId w:val="1004"/>
-        </w:numPr>
       </w:pPr>
       <w:r>
         <w:rPr>
@@ -2098,6 +2064,16 @@
         </w:rPr>
         <w:t xml:space="preserve"> 1</w:t>
       </w:r>
+    </w:p>
+    <w:p>
+      <w:pPr>
+        <w:spacing w:before="0" w:after="0"/>
+      </w:pPr>
+    </w:p>
+    <w:p>
+      <w:pPr>
+        <w:spacing w:before="0" w:after="0"/>
+      </w:pPr>
     </w:p>
     <w:p>
       <w:pPr>
@@ -2925,6 +2901,31 @@
     </w:p>
     <w:p>
       <w:pPr>
+        <w:spacing w:before="0" w:after="0"/>
+      </w:pPr>
+    </w:p>
+    <w:p>
+      <w:pPr>
+        <w:spacing w:before="0" w:after="0"/>
+      </w:pPr>
+    </w:p>
+    <w:p>
+      <w:pPr>
+        <w:spacing w:before="0" w:after="0"/>
+      </w:pPr>
+    </w:p>
+    <w:p>
+      <w:pPr>
+        <w:spacing w:before="0" w:after="0"/>
+      </w:pPr>
+    </w:p>
+    <w:p>
+      <w:pPr>
+        <w:spacing w:before="0" w:after="0"/>
+      </w:pPr>
+    </w:p>
+    <w:p>
+      <w:pPr>
         <w:spacing w:before="160" w:after="80"/>
       </w:pPr>
       <w:r>
@@ -2962,6 +2963,8 @@
     <w:p>
       <w:pPr>
         <w:pStyle w:val="FirstParagraph"/>
+        <w:ind w:left="480" w:hanging="480"/>
+        <w:spacing w:after="0"/>
       </w:pPr>
       <w:r>
         <w:rPr>
@@ -3057,7 +3060,33 @@
         <w:rPr>
           <w:rFonts w:hint="eastAsia" w:ascii="Times New Roman" w:hAnsi="Times New Roman" w:eastAsia="Times New Roman" w:cs="Times New Roman"/>
         </w:rPr>
-        <w:t>，c(A)·c(B)</w:t>
+        <w:t>，c</w:t>
+      </w:r>
+    </w:p>
+    <w:p>
+      <w:pPr>
+        <w:pStyle w:val="FirstParagraph"/>
+        <w:ind w:left="480" w:hanging="480"/>
+        <w:spacing w:before="0" w:after="0"/>
+      </w:pPr>
+      <w:r>
+        <w:rPr>
+          <w:rFonts w:hint="eastAsia" w:ascii="Times New Roman" w:hAnsi="Times New Roman" w:eastAsia="Times New Roman" w:cs="Times New Roman"/>
+        </w:rPr>
+        <w:t>(A)·c</w:t>
+      </w:r>
+    </w:p>
+    <w:p>
+      <w:pPr>
+        <w:pStyle w:val="FirstParagraph"/>
+        <w:ind w:left="480" w:hanging="480"/>
+        <w:spacing w:before="0" w:after="0"/>
+      </w:pPr>
+      <w:r>
+        <w:rPr>
+          <w:rFonts w:hint="eastAsia" w:ascii="Times New Roman" w:hAnsi="Times New Roman" w:eastAsia="Times New Roman" w:cs="Times New Roman"/>
+        </w:rPr>
+        <w:t>(B)</w:t>
       </w:r>
       <w:r>
         <w:rPr>
@@ -3069,7 +3098,33 @@
         <w:rPr>
           <w:rFonts w:hint="eastAsia" w:ascii="Times New Roman" w:hAnsi="Times New Roman" w:eastAsia="Times New Roman" w:cs="Times New Roman"/>
         </w:rPr>
-        <w:t>c(C)·c(D)，</w:t>
+        <w:t>c</w:t>
+      </w:r>
+    </w:p>
+    <w:p>
+      <w:pPr>
+        <w:pStyle w:val="FirstParagraph"/>
+        <w:ind w:left="480" w:hanging="480"/>
+        <w:spacing w:before="0" w:after="0"/>
+      </w:pPr>
+      <w:r>
+        <w:rPr>
+          <w:rFonts w:hint="eastAsia" w:ascii="Times New Roman" w:hAnsi="Times New Roman" w:eastAsia="Times New Roman" w:cs="Times New Roman"/>
+        </w:rPr>
+        <w:t>(C)·c</w:t>
+      </w:r>
+    </w:p>
+    <w:p>
+      <w:pPr>
+        <w:pStyle w:val="FirstParagraph"/>
+        <w:ind w:left="480" w:hanging="480"/>
+        <w:spacing w:before="0" w:after="180"/>
+      </w:pPr>
+      <w:r>
+        <w:rPr>
+          <w:rFonts w:hint="eastAsia" w:ascii="Times New Roman" w:hAnsi="Times New Roman" w:eastAsia="Times New Roman" w:cs="Times New Roman"/>
+        </w:rPr>
+        <w:t>(D)，</w:t>
       </w:r>
       <w:r>
         <w:rPr>
@@ -3141,10 +3196,6 @@
     <w:p>
       <w:pPr>
         <w:pStyle w:val="Compact"/>
-        <w:numPr>
-          <w:ilvl w:val="0"/>
-          <w:numId w:val="1006"/>
-        </w:numPr>
       </w:pPr>
       <w:r>
         <w:rPr>
@@ -3156,10 +3207,6 @@
     <w:p>
       <w:pPr>
         <w:pStyle w:val="Compact"/>
-        <w:numPr>
-          <w:ilvl w:val="0"/>
-          <w:numId w:val="1006"/>
-        </w:numPr>
       </w:pPr>
       <w:r>
         <w:rPr>
@@ -3183,10 +3230,6 @@
     <w:p>
       <w:pPr>
         <w:pStyle w:val="Compact"/>
-        <w:numPr>
-          <w:ilvl w:val="0"/>
-          <w:numId w:val="1006"/>
-        </w:numPr>
       </w:pPr>
       <w:r>
         <w:rPr>
@@ -3210,10 +3253,6 @@
     <w:p>
       <w:pPr>
         <w:pStyle w:val="Compact"/>
-        <w:numPr>
-          <w:ilvl w:val="0"/>
-          <w:numId w:val="1006"/>
-        </w:numPr>
       </w:pPr>
       <w:r>
         <w:rPr>
@@ -3251,6 +3290,16 @@
         </w:rPr>
         <w:t>平衡不移动</w:t>
       </w:r>
+    </w:p>
+    <w:p>
+      <w:pPr>
+        <w:spacing w:before="0" w:after="0"/>
+      </w:pPr>
+    </w:p>
+    <w:p>
+      <w:pPr>
+        <w:spacing w:before="0" w:after="0"/>
+      </w:pPr>
     </w:p>
     <w:p>
       <w:pPr>
@@ -3501,7 +3550,7 @@
         </w:rPr>
         <w:drawing>
           <wp:inline>
-            <wp:extent cx="3600000" cy="1100376"/>
+            <wp:extent cx="3019802" cy="1100376"/>
             <wp:effectExtent b="0" l="0" r="0" t="0"/>
             <wp:docPr descr="" title="" id="22" name="Picture"/>
             <a:graphic>
@@ -3522,7 +3571,7 @@
                   <pic:spPr bwMode="auto">
                     <a:xfrm>
                       <a:off x="0" y="0"/>
-                      <a:ext cx="3600000" cy="1100376"/>
+                      <a:ext cx="3019802" cy="1100376"/>
                     </a:xfrm>
                     <a:prstGeom prst="rect">
                       <a:avLst/>
@@ -3544,10 +3593,6 @@
     <w:p>
       <w:pPr>
         <w:pStyle w:val="Compact"/>
-        <w:numPr>
-          <w:ilvl w:val="0"/>
-          <w:numId w:val="1007"/>
-        </w:numPr>
       </w:pPr>
       <w:r>
         <w:rPr>
@@ -3638,10 +3683,6 @@
     <w:p>
       <w:pPr>
         <w:pStyle w:val="Compact"/>
-        <w:numPr>
-          <w:ilvl w:val="0"/>
-          <w:numId w:val="1007"/>
-        </w:numPr>
       </w:pPr>
       <w:r>
         <w:rPr>
@@ -3695,10 +3736,6 @@
     <w:p>
       <w:pPr>
         <w:pStyle w:val="Compact"/>
-        <w:numPr>
-          <w:ilvl w:val="0"/>
-          <w:numId w:val="1007"/>
-        </w:numPr>
       </w:pPr>
       <w:r>
         <w:rPr>
@@ -3728,10 +3765,6 @@
     <w:p>
       <w:pPr>
         <w:pStyle w:val="Compact"/>
-        <w:numPr>
-          <w:ilvl w:val="0"/>
-          <w:numId w:val="1007"/>
-        </w:numPr>
       </w:pPr>
       <w:r>
         <w:rPr>
@@ -3793,6 +3826,16 @@
         </w:rPr>
         <w:t xml:space="preserve"> K = 4000</w:t>
       </w:r>
+    </w:p>
+    <w:p>
+      <w:pPr>
+        <w:spacing w:before="0" w:after="0"/>
+      </w:pPr>
+    </w:p>
+    <w:p>
+      <w:pPr>
+        <w:spacing w:before="0" w:after="0"/>
+      </w:pPr>
     </w:p>
     <w:p>
       <w:pPr>
@@ -5415,6 +5458,46 @@
     </w:p>
     <w:p>
       <w:pPr>
+        <w:spacing w:before="0" w:after="0"/>
+      </w:pPr>
+    </w:p>
+    <w:p>
+      <w:pPr>
+        <w:spacing w:before="0" w:after="0"/>
+      </w:pPr>
+    </w:p>
+    <w:p>
+      <w:pPr>
+        <w:spacing w:before="0" w:after="0"/>
+      </w:pPr>
+    </w:p>
+    <w:p>
+      <w:pPr>
+        <w:spacing w:before="0" w:after="0"/>
+      </w:pPr>
+    </w:p>
+    <w:p>
+      <w:pPr>
+        <w:spacing w:before="0" w:after="0"/>
+      </w:pPr>
+    </w:p>
+    <w:p>
+      <w:pPr>
+        <w:spacing w:before="0" w:after="0"/>
+      </w:pPr>
+    </w:p>
+    <w:p>
+      <w:pPr>
+        <w:spacing w:before="0" w:after="0"/>
+      </w:pPr>
+    </w:p>
+    <w:p>
+      <w:pPr>
+        <w:spacing w:before="0" w:after="0"/>
+      </w:pPr>
+    </w:p>
+    <w:p>
+      <w:pPr>
         <w:spacing w:before="160" w:after="80"/>
       </w:pPr>
       <w:r>
@@ -5762,7 +5845,7 @@
         </w:rPr>
         <w:drawing>
           <wp:inline>
-            <wp:extent cx="3600000" cy="2143820"/>
+            <wp:extent cx="3600000" cy="2119551"/>
             <wp:effectExtent b="0" l="0" r="0" t="0"/>
             <wp:docPr descr="" title="" id="27" name="Picture"/>
             <a:graphic>
@@ -5783,7 +5866,7 @@
                   <pic:spPr bwMode="auto">
                     <a:xfrm>
                       <a:off x="0" y="0"/>
-                      <a:ext cx="3600000" cy="2143820"/>
+                      <a:ext cx="3600000" cy="2119551"/>
                     </a:xfrm>
                     <a:prstGeom prst="rect">
                       <a:avLst/>
@@ -5805,6 +5888,8 @@
     <w:p>
       <w:pPr>
         <w:pStyle w:val="BodyText"/>
+        <w:ind w:left="480" w:hanging="480"/>
+        <w:spacing w:after="0"/>
       </w:pPr>
       <w:r>
         <w:rPr>
@@ -5824,6 +5909,13 @@
         </w:rPr>
         <w:t xml:space="preserve"> </w:t>
       </w:r>
+    </w:p>
+    <w:p>
+      <w:pPr>
+        <w:pStyle w:val="BodyText"/>
+        <w:ind w:left="480" w:hanging="480"/>
+        <w:spacing w:before="0" w:after="0"/>
+      </w:pPr>
       <w:r>
         <w:rPr>
           <w:rFonts w:ascii="Times New Roman" w:hAnsi="Times New Roman" w:eastAsia="Times New Roman" w:cs="Times New Roman"/>
@@ -5889,6 +5981,13 @@
         </w:rPr>
         <w:t xml:space="preserve"> </w:t>
       </w:r>
+    </w:p>
+    <w:p>
+      <w:pPr>
+        <w:pStyle w:val="BodyText"/>
+        <w:ind w:left="480" w:hanging="480"/>
+        <w:spacing w:before="0" w:after="0"/>
+      </w:pPr>
       <w:r>
         <w:rPr>
           <w:rFonts w:ascii="Times New Roman" w:hAnsi="Times New Roman" w:eastAsia="Times New Roman" w:cs="Times New Roman"/>
@@ -5957,6 +6056,13 @@
         </w:rPr>
         <w:t xml:space="preserve"> </w:t>
       </w:r>
+    </w:p>
+    <w:p>
+      <w:pPr>
+        <w:pStyle w:val="BodyText"/>
+        <w:ind w:left="480" w:hanging="480"/>
+        <w:spacing w:before="0" w:after="180"/>
+      </w:pPr>
       <w:r>
         <w:rPr>
           <w:rFonts w:ascii="Times New Roman" w:hAnsi="Times New Roman" w:eastAsia="Times New Roman" w:cs="Times New Roman"/>
@@ -5999,6 +6105,16 @@
         </w:rPr>
         <w:t xml:space="preserve"> 1:3</w:t>
       </w:r>
+    </w:p>
+    <w:p>
+      <w:pPr>
+        <w:spacing w:before="0" w:after="0"/>
+      </w:pPr>
+    </w:p>
+    <w:p>
+      <w:pPr>
+        <w:spacing w:before="0" w:after="0"/>
+      </w:pPr>
     </w:p>
     <w:p>
       <w:pPr>
@@ -6222,7 +6338,7 @@
         </w:rPr>
         <w:drawing>
           <wp:inline>
-            <wp:extent cx="3600000" cy="1308433"/>
+            <wp:extent cx="3600000" cy="1293976"/>
             <wp:effectExtent b="0" l="0" r="0" t="0"/>
             <wp:docPr descr="" title="" id="31" name="Picture"/>
             <a:graphic>
@@ -6243,7 +6359,7 @@
                   <pic:spPr bwMode="auto">
                     <a:xfrm>
                       <a:off x="0" y="0"/>
-                      <a:ext cx="3600000" cy="1308433"/>
+                      <a:ext cx="3600000" cy="1293976"/>
                     </a:xfrm>
                     <a:prstGeom prst="rect">
                       <a:avLst/>
@@ -6505,6 +6621,8 @@
     <w:p>
       <w:pPr>
         <w:pStyle w:val="FirstParagraph"/>
+        <w:ind w:left="480" w:hanging="480"/>
+        <w:spacing w:after="0"/>
       </w:pPr>
       <w:r>
         <w:rPr>
@@ -6530,6 +6648,13 @@
         </w:rPr>
         <w:t xml:space="preserve"> </w:t>
       </w:r>
+    </w:p>
+    <w:p>
+      <w:pPr>
+        <w:pStyle w:val="FirstParagraph"/>
+        <w:ind w:left="480" w:hanging="480"/>
+        <w:spacing w:before="0" w:after="0"/>
+      </w:pPr>
       <w:r>
         <w:rPr>
           <w:rFonts w:ascii="Times New Roman" w:hAnsi="Times New Roman" w:eastAsia="Times New Roman" w:cs="Times New Roman"/>
@@ -6592,6 +6717,13 @@
         </w:rPr>
         <w:t xml:space="preserve"> </w:t>
       </w:r>
+    </w:p>
+    <w:p>
+      <w:pPr>
+        <w:pStyle w:val="FirstParagraph"/>
+        <w:ind w:left="480" w:hanging="480"/>
+        <w:spacing w:before="0" w:after="0"/>
+      </w:pPr>
       <w:r>
         <w:rPr>
           <w:rFonts w:ascii="Times New Roman" w:hAnsi="Times New Roman" w:eastAsia="Times New Roman" w:cs="Times New Roman"/>
@@ -6648,6 +6780,13 @@
         </w:rPr>
         <w:t xml:space="preserve"> </w:t>
       </w:r>
+    </w:p>
+    <w:p>
+      <w:pPr>
+        <w:pStyle w:val="FirstParagraph"/>
+        <w:ind w:left="480" w:hanging="480"/>
+        <w:spacing w:before="0" w:after="0"/>
+      </w:pPr>
       <w:r>
         <w:rPr>
           <w:rFonts w:ascii="Times New Roman" w:hAnsi="Times New Roman" w:eastAsia="Times New Roman" w:cs="Times New Roman"/>
@@ -6742,6 +6881,13 @@
         </w:rPr>
         <w:t xml:space="preserve"> </w:t>
       </w:r>
+    </w:p>
+    <w:p>
+      <w:pPr>
+        <w:pStyle w:val="FirstParagraph"/>
+        <w:ind w:left="480" w:hanging="480"/>
+        <w:spacing w:before="0" w:after="180"/>
+      </w:pPr>
       <w:r>
         <w:rPr>
           <w:rFonts w:ascii="Times New Roman" w:hAnsi="Times New Roman" w:eastAsia="Times New Roman" w:cs="Times New Roman"/>
@@ -6827,6 +6973,16 @@
     </w:p>
     <w:p>
       <w:pPr>
+        <w:spacing w:before="0" w:after="0"/>
+      </w:pPr>
+    </w:p>
+    <w:p>
+      <w:pPr>
+        <w:spacing w:before="0" w:after="0"/>
+      </w:pPr>
+    </w:p>
+    <w:p>
+      <w:pPr>
         <w:spacing w:before="160" w:after="80"/>
       </w:pPr>
       <w:r>
@@ -7121,7 +7277,7 @@
         </w:rPr>
         <w:drawing>
           <wp:inline>
-            <wp:extent cx="3240000" cy="2638514"/>
+            <wp:extent cx="3240000" cy="2614455"/>
             <wp:effectExtent b="0" l="0" r="0" t="0"/>
             <wp:docPr descr="" title="" id="35" name="Picture"/>
             <a:graphic>
@@ -7142,7 +7298,7 @@
                   <pic:spPr bwMode="auto">
                     <a:xfrm>
                       <a:off x="0" y="0"/>
-                      <a:ext cx="3240000" cy="2638514"/>
+                      <a:ext cx="3240000" cy="2614455"/>
                     </a:xfrm>
                     <a:prstGeom prst="rect">
                       <a:avLst/>
@@ -7163,6 +7319,16 @@
     </w:p>
     <w:p>
       <w:pPr>
+        <w:spacing w:before="0" w:after="0"/>
+      </w:pPr>
+    </w:p>
+    <w:p>
+      <w:pPr>
+        <w:spacing w:before="0" w:after="0"/>
+      </w:pPr>
+    </w:p>
+    <w:p>
+      <w:pPr>
         <w:spacing w:before="160" w:after="80"/>
       </w:pPr>
       <w:r>
@@ -7694,6 +7860,31 @@
     </w:p>
     <w:p>
       <w:pPr>
+        <w:spacing w:before="0" w:after="0"/>
+      </w:pPr>
+    </w:p>
+    <w:p>
+      <w:pPr>
+        <w:spacing w:before="0" w:after="0"/>
+      </w:pPr>
+    </w:p>
+    <w:p>
+      <w:pPr>
+        <w:spacing w:before="0" w:after="0"/>
+      </w:pPr>
+    </w:p>
+    <w:p>
+      <w:pPr>
+        <w:spacing w:before="0" w:after="0"/>
+      </w:pPr>
+    </w:p>
+    <w:p>
+      <w:pPr>
+        <w:spacing w:before="0" w:after="0"/>
+      </w:pPr>
+    </w:p>
+    <w:p>
+      <w:pPr>
         <w:spacing w:before="160" w:after="80"/>
       </w:pPr>
       <w:r>
@@ -8056,6 +8247,31 @@
         </w:rPr>
         <w:t>。</w:t>
       </w:r>
+    </w:p>
+    <w:p>
+      <w:pPr>
+        <w:spacing w:before="0" w:after="0"/>
+      </w:pPr>
+    </w:p>
+    <w:p>
+      <w:pPr>
+        <w:spacing w:before="0" w:after="0"/>
+      </w:pPr>
+    </w:p>
+    <w:p>
+      <w:pPr>
+        <w:spacing w:before="0" w:after="0"/>
+      </w:pPr>
+    </w:p>
+    <w:p>
+      <w:pPr>
+        <w:spacing w:before="0" w:after="0"/>
+      </w:pPr>
+    </w:p>
+    <w:p>
+      <w:pPr>
+        <w:spacing w:before="0" w:after="0"/>
+      </w:pPr>
     </w:p>
     <w:p>
       <w:pPr>
@@ -9767,7 +9983,7 @@
         </w:rPr>
         <w:drawing>
           <wp:inline>
-            <wp:extent cx="2146300" cy="2120900"/>
+            <wp:extent cx="2146300" cy="2094268"/>
             <wp:effectExtent b="0" l="0" r="0" t="0"/>
             <wp:docPr descr="" title="" id="41" name="Picture"/>
             <a:graphic>
@@ -9788,7 +10004,7 @@
                   <pic:spPr bwMode="auto">
                     <a:xfrm>
                       <a:off x="0" y="0"/>
-                      <a:ext cx="2146300" cy="2120900"/>
+                      <a:ext cx="2146300" cy="2094268"/>
                     </a:xfrm>
                     <a:prstGeom prst="rect">
                       <a:avLst/>
@@ -9819,7 +10035,7 @@
         </w:rPr>
         <w:drawing>
           <wp:inline>
-            <wp:extent cx="2146300" cy="2057400"/>
+            <wp:extent cx="2146300" cy="2054128"/>
             <wp:effectExtent b="0" l="0" r="0" t="0"/>
             <wp:docPr descr="" title="" id="44" name="Picture"/>
             <a:graphic>
@@ -9840,7 +10056,7 @@
                   <pic:spPr bwMode="auto">
                     <a:xfrm>
                       <a:off x="0" y="0"/>
-                      <a:ext cx="2146300" cy="2057400"/>
+                      <a:ext cx="2146300" cy="2054128"/>
                     </a:xfrm>
                     <a:prstGeom prst="rect">
                       <a:avLst/>
@@ -11321,6 +11537,46 @@
         </w:rPr>
         <w:t xml:space="preserve">）</w:t>
       </w:r>
+    </w:p>
+    <w:p>
+      <w:pPr>
+        <w:spacing w:before="0" w:after="0"/>
+      </w:pPr>
+    </w:p>
+    <w:p>
+      <w:pPr>
+        <w:spacing w:before="0" w:after="0"/>
+      </w:pPr>
+    </w:p>
+    <w:p>
+      <w:pPr>
+        <w:spacing w:before="0" w:after="0"/>
+      </w:pPr>
+    </w:p>
+    <w:p>
+      <w:pPr>
+        <w:spacing w:before="0" w:after="0"/>
+      </w:pPr>
+    </w:p>
+    <w:p>
+      <w:pPr>
+        <w:spacing w:before="0" w:after="0"/>
+      </w:pPr>
+    </w:p>
+    <w:p>
+      <w:pPr>
+        <w:spacing w:before="0" w:after="0"/>
+      </w:pPr>
+    </w:p>
+    <w:p>
+      <w:pPr>
+        <w:spacing w:before="0" w:after="0"/>
+      </w:pPr>
+    </w:p>
+    <w:p>
+      <w:pPr>
+        <w:spacing w:before="0" w:after="0"/>
+      </w:pPr>
     </w:p>
     <w:p>
       <w:pPr>
@@ -13835,6 +14091,46 @@
     </w:p>
     <w:p>
       <w:pPr>
+        <w:spacing w:before="0" w:after="0"/>
+      </w:pPr>
+    </w:p>
+    <w:p>
+      <w:pPr>
+        <w:spacing w:before="0" w:after="0"/>
+      </w:pPr>
+    </w:p>
+    <w:p>
+      <w:pPr>
+        <w:spacing w:before="0" w:after="0"/>
+      </w:pPr>
+    </w:p>
+    <w:p>
+      <w:pPr>
+        <w:spacing w:before="0" w:after="0"/>
+      </w:pPr>
+    </w:p>
+    <w:p>
+      <w:pPr>
+        <w:spacing w:before="0" w:after="0"/>
+      </w:pPr>
+    </w:p>
+    <w:p>
+      <w:pPr>
+        <w:spacing w:before="0" w:after="0"/>
+      </w:pPr>
+    </w:p>
+    <w:p>
+      <w:pPr>
+        <w:spacing w:before="0" w:after="0"/>
+      </w:pPr>
+    </w:p>
+    <w:p>
+      <w:pPr>
+        <w:spacing w:before="0" w:after="0"/>
+      </w:pPr>
+    </w:p>
+    <w:p>
+      <w:pPr>
         <w:spacing w:before="160" w:after="80"/>
       </w:pPr>
       <w:r>
@@ -17761,6 +18057,46 @@
         </w:rPr>
         <w:t>？</w:t>
       </w:r>
+    </w:p>
+    <w:p>
+      <w:pPr>
+        <w:spacing w:before="0" w:after="0"/>
+      </w:pPr>
+    </w:p>
+    <w:p>
+      <w:pPr>
+        <w:spacing w:before="0" w:after="0"/>
+      </w:pPr>
+    </w:p>
+    <w:p>
+      <w:pPr>
+        <w:spacing w:before="0" w:after="0"/>
+      </w:pPr>
+    </w:p>
+    <w:p>
+      <w:pPr>
+        <w:spacing w:before="0" w:after="0"/>
+      </w:pPr>
+    </w:p>
+    <w:p>
+      <w:pPr>
+        <w:spacing w:before="0" w:after="0"/>
+      </w:pPr>
+    </w:p>
+    <w:p>
+      <w:pPr>
+        <w:spacing w:before="0" w:after="0"/>
+      </w:pPr>
+    </w:p>
+    <w:p>
+      <w:pPr>
+        <w:spacing w:before="0" w:after="0"/>
+      </w:pPr>
+    </w:p>
+    <w:p>
+      <w:pPr>
+        <w:spacing w:before="0" w:after="0"/>
+      </w:pPr>
     </w:p>
     <w:p>
       <w:pPr>
@@ -19415,7 +19751,7 @@
         </w:rPr>
         <w:drawing>
           <wp:inline>
-            <wp:extent cx="3600000" cy="2573871"/>
+            <wp:extent cx="3600000" cy="2566507"/>
             <wp:effectExtent b="0" l="0" r="0" t="0"/>
             <wp:docPr descr="" title="" id="50" name="Picture"/>
             <a:graphic>
@@ -19436,7 +19772,7 @@
                   <pic:spPr bwMode="auto">
                     <a:xfrm>
                       <a:off x="0" y="0"/>
-                      <a:ext cx="3600000" cy="2573871"/>
+                      <a:ext cx="3600000" cy="2566507"/>
                     </a:xfrm>
                     <a:prstGeom prst="rect">
                       <a:avLst/>
@@ -19467,7 +19803,7 @@
         </w:rPr>
         <w:drawing>
           <wp:inline>
-            <wp:extent cx="3600000" cy="1237854"/>
+            <wp:extent cx="3600000" cy="1160190"/>
             <wp:effectExtent b="0" l="0" r="0" t="0"/>
             <wp:docPr descr="" title="" id="53" name="Picture"/>
             <a:graphic>
@@ -19488,7 +19824,7 @@
                   <pic:spPr bwMode="auto">
                     <a:xfrm>
                       <a:off x="0" y="0"/>
-                      <a:ext cx="3600000" cy="1237854"/>
+                      <a:ext cx="3600000" cy="1160190"/>
                     </a:xfrm>
                     <a:prstGeom prst="rect">
                       <a:avLst/>
@@ -19509,6 +19845,46 @@
     </w:p>
     <w:p>
       <w:pPr>
+        <w:spacing w:before="0" w:after="0"/>
+      </w:pPr>
+    </w:p>
+    <w:p>
+      <w:pPr>
+        <w:spacing w:before="0" w:after="0"/>
+      </w:pPr>
+    </w:p>
+    <w:p>
+      <w:pPr>
+        <w:spacing w:before="0" w:after="0"/>
+      </w:pPr>
+    </w:p>
+    <w:p>
+      <w:pPr>
+        <w:spacing w:before="0" w:after="0"/>
+      </w:pPr>
+    </w:p>
+    <w:p>
+      <w:pPr>
+        <w:spacing w:before="0" w:after="0"/>
+      </w:pPr>
+    </w:p>
+    <w:p>
+      <w:pPr>
+        <w:spacing w:before="0" w:after="0"/>
+      </w:pPr>
+    </w:p>
+    <w:p>
+      <w:pPr>
+        <w:spacing w:before="0" w:after="0"/>
+      </w:pPr>
+    </w:p>
+    <w:p>
+      <w:pPr>
+        <w:spacing w:before="0" w:after="0"/>
+      </w:pPr>
+    </w:p>
+    <w:p>
+      <w:pPr>
         <w:spacing w:before="160" w:after="80"/>
       </w:pPr>
       <w:r>
@@ -20126,6 +20502,46 @@
         </w:rPr>
         <w:t>。</w:t>
       </w:r>
+    </w:p>
+    <w:p>
+      <w:pPr>
+        <w:spacing w:before="0" w:after="0"/>
+      </w:pPr>
+    </w:p>
+    <w:p>
+      <w:pPr>
+        <w:spacing w:before="0" w:after="0"/>
+      </w:pPr>
+    </w:p>
+    <w:p>
+      <w:pPr>
+        <w:spacing w:before="0" w:after="0"/>
+      </w:pPr>
+    </w:p>
+    <w:p>
+      <w:pPr>
+        <w:spacing w:before="0" w:after="0"/>
+      </w:pPr>
+    </w:p>
+    <w:p>
+      <w:pPr>
+        <w:spacing w:before="0" w:after="0"/>
+      </w:pPr>
+    </w:p>
+    <w:p>
+      <w:pPr>
+        <w:spacing w:before="0" w:after="0"/>
+      </w:pPr>
+    </w:p>
+    <w:p>
+      <w:pPr>
+        <w:spacing w:before="0" w:after="0"/>
+      </w:pPr>
+    </w:p>
+    <w:p>
+      <w:pPr>
+        <w:spacing w:before="0" w:after="0"/>
+      </w:pPr>
     </w:p>
     <w:p>
       <w:pPr>
@@ -20877,6 +21293,31 @@
         </w:rPr>
         <w:t>。</w:t>
       </w:r>
+    </w:p>
+    <w:p>
+      <w:pPr>
+        <w:spacing w:before="0" w:after="0"/>
+      </w:pPr>
+    </w:p>
+    <w:p>
+      <w:pPr>
+        <w:spacing w:before="0" w:after="0"/>
+      </w:pPr>
+    </w:p>
+    <w:p>
+      <w:pPr>
+        <w:spacing w:before="0" w:after="0"/>
+      </w:pPr>
+    </w:p>
+    <w:p>
+      <w:pPr>
+        <w:spacing w:before="0" w:after="0"/>
+      </w:pPr>
+    </w:p>
+    <w:p>
+      <w:pPr>
+        <w:spacing w:before="0" w:after="0"/>
+      </w:pPr>
     </w:p>
     <w:p>
       <w:pPr>
@@ -21523,6 +21964,46 @@
     </w:p>
     <w:p>
       <w:pPr>
+        <w:spacing w:before="0" w:after="0"/>
+      </w:pPr>
+    </w:p>
+    <w:p>
+      <w:pPr>
+        <w:spacing w:before="0" w:after="0"/>
+      </w:pPr>
+    </w:p>
+    <w:p>
+      <w:pPr>
+        <w:spacing w:before="0" w:after="0"/>
+      </w:pPr>
+    </w:p>
+    <w:p>
+      <w:pPr>
+        <w:spacing w:before="0" w:after="0"/>
+      </w:pPr>
+    </w:p>
+    <w:p>
+      <w:pPr>
+        <w:spacing w:before="0" w:after="0"/>
+      </w:pPr>
+    </w:p>
+    <w:p>
+      <w:pPr>
+        <w:spacing w:before="0" w:after="0"/>
+      </w:pPr>
+    </w:p>
+    <w:p>
+      <w:pPr>
+        <w:spacing w:before="0" w:after="0"/>
+      </w:pPr>
+    </w:p>
+    <w:p>
+      <w:pPr>
+        <w:spacing w:before="0" w:after="0"/>
+      </w:pPr>
+    </w:p>
+    <w:p>
+      <w:pPr>
         <w:spacing w:before="160" w:after="80"/>
       </w:pPr>
       <w:r>
@@ -22685,6 +23166,46 @@
         </w:rPr>
         <w:t>：____。</w:t>
       </w:r>
+    </w:p>
+    <w:p>
+      <w:pPr>
+        <w:spacing w:before="0" w:after="0"/>
+      </w:pPr>
+    </w:p>
+    <w:p>
+      <w:pPr>
+        <w:spacing w:before="0" w:after="0"/>
+      </w:pPr>
+    </w:p>
+    <w:p>
+      <w:pPr>
+        <w:spacing w:before="0" w:after="0"/>
+      </w:pPr>
+    </w:p>
+    <w:p>
+      <w:pPr>
+        <w:spacing w:before="0" w:after="0"/>
+      </w:pPr>
+    </w:p>
+    <w:p>
+      <w:pPr>
+        <w:spacing w:before="0" w:after="0"/>
+      </w:pPr>
+    </w:p>
+    <w:p>
+      <w:pPr>
+        <w:spacing w:before="0" w:after="0"/>
+      </w:pPr>
+    </w:p>
+    <w:p>
+      <w:pPr>
+        <w:spacing w:before="0" w:after="0"/>
+      </w:pPr>
+    </w:p>
+    <w:p>
+      <w:pPr>
+        <w:spacing w:before="0" w:after="0"/>
+      </w:pPr>
     </w:p>
     <w:p>
       <w:pPr>
@@ -22911,7 +23432,7 @@
         </w:rPr>
         <w:drawing>
           <wp:inline>
-            <wp:extent cx="3240000" cy="2589259"/>
+            <wp:extent cx="3240000" cy="2582410"/>
             <wp:effectExtent b="0" l="0" r="0" t="0"/>
             <wp:docPr descr="" title="" id="67" name="Picture"/>
             <a:graphic>
@@ -22932,7 +23453,7 @@
                   <pic:spPr bwMode="auto">
                     <a:xfrm>
                       <a:off x="0" y="0"/>
-                      <a:ext cx="3240000" cy="2589259"/>
+                      <a:ext cx="3240000" cy="2582410"/>
                     </a:xfrm>
                     <a:prstGeom prst="rect">
                       <a:avLst/>
@@ -22981,7 +23502,7 @@
         </w:rPr>
         <w:drawing>
           <wp:inline>
-            <wp:extent cx="3240000" cy="2634201"/>
+            <wp:extent cx="3240000" cy="2613782"/>
             <wp:effectExtent b="0" l="0" r="0" t="0"/>
             <wp:docPr descr="" title="" id="70" name="Picture"/>
             <a:graphic>
@@ -23002,7 +23523,7 @@
                   <pic:spPr bwMode="auto">
                     <a:xfrm>
                       <a:off x="0" y="0"/>
-                      <a:ext cx="3240000" cy="2634201"/>
+                      <a:ext cx="3240000" cy="2613782"/>
                     </a:xfrm>
                     <a:prstGeom prst="rect">
                       <a:avLst/>
@@ -23051,7 +23572,7 @@
         </w:rPr>
         <w:drawing>
           <wp:inline>
-            <wp:extent cx="3240000" cy="2641528"/>
+            <wp:extent cx="3240000" cy="2632068"/>
             <wp:effectExtent b="0" l="0" r="0" t="0"/>
             <wp:docPr descr="" title="" id="73" name="Picture"/>
             <a:graphic>
@@ -23072,7 +23593,7 @@
                   <pic:spPr bwMode="auto">
                     <a:xfrm>
                       <a:off x="0" y="0"/>
-                      <a:ext cx="3240000" cy="2641528"/>
+                      <a:ext cx="3240000" cy="2632068"/>
                     </a:xfrm>
                     <a:prstGeom prst="rect">
                       <a:avLst/>
@@ -23297,6 +23818,31 @@
     </w:p>
     <w:p>
       <w:pPr>
+        <w:spacing w:before="0" w:after="0"/>
+      </w:pPr>
+    </w:p>
+    <w:p>
+      <w:pPr>
+        <w:spacing w:before="0" w:after="0"/>
+      </w:pPr>
+    </w:p>
+    <w:p>
+      <w:pPr>
+        <w:spacing w:before="0" w:after="0"/>
+      </w:pPr>
+    </w:p>
+    <w:p>
+      <w:pPr>
+        <w:spacing w:before="0" w:after="0"/>
+      </w:pPr>
+    </w:p>
+    <w:p>
+      <w:pPr>
+        <w:spacing w:before="0" w:after="0"/>
+      </w:pPr>
+    </w:p>
+    <w:p>
+      <w:pPr>
         <w:spacing w:before="160" w:after="80"/>
       </w:pPr>
       <w:r>
@@ -24240,6 +24786,46 @@
         </w:rPr>
         <w:t>？</w:t>
       </w:r>
+    </w:p>
+    <w:p>
+      <w:pPr>
+        <w:spacing w:before="0" w:after="0"/>
+      </w:pPr>
+    </w:p>
+    <w:p>
+      <w:pPr>
+        <w:spacing w:before="0" w:after="0"/>
+      </w:pPr>
+    </w:p>
+    <w:p>
+      <w:pPr>
+        <w:spacing w:before="0" w:after="0"/>
+      </w:pPr>
+    </w:p>
+    <w:p>
+      <w:pPr>
+        <w:spacing w:before="0" w:after="0"/>
+      </w:pPr>
+    </w:p>
+    <w:p>
+      <w:pPr>
+        <w:spacing w:before="0" w:after="0"/>
+      </w:pPr>
+    </w:p>
+    <w:p>
+      <w:pPr>
+        <w:spacing w:before="0" w:after="0"/>
+      </w:pPr>
+    </w:p>
+    <w:p>
+      <w:pPr>
+        <w:spacing w:before="0" w:after="0"/>
+      </w:pPr>
+    </w:p>
+    <w:p>
+      <w:pPr>
+        <w:spacing w:before="0" w:after="0"/>
+      </w:pPr>
     </w:p>
     <w:p>
       <w:pPr>
@@ -25087,6 +25673,31 @@
     </w:p>
     <w:p>
       <w:pPr>
+        <w:spacing w:before="0" w:after="0"/>
+      </w:pPr>
+    </w:p>
+    <w:p>
+      <w:pPr>
+        <w:spacing w:before="0" w:after="0"/>
+      </w:pPr>
+    </w:p>
+    <w:p>
+      <w:pPr>
+        <w:spacing w:before="0" w:after="0"/>
+      </w:pPr>
+    </w:p>
+    <w:p>
+      <w:pPr>
+        <w:spacing w:before="0" w:after="0"/>
+      </w:pPr>
+    </w:p>
+    <w:p>
+      <w:pPr>
+        <w:spacing w:before="0" w:after="0"/>
+      </w:pPr>
+    </w:p>
+    <w:p>
+      <w:pPr>
         <w:spacing w:before="160" w:after="80"/>
       </w:pPr>
       <w:r>
@@ -25387,6 +25998,8 @@
     <w:p>
       <w:pPr>
         <w:pStyle w:val="BodyText"/>
+        <w:ind w:left="480" w:hanging="480"/>
+        <w:spacing w:after="0"/>
       </w:pPr>
       <w:r>
         <w:rPr>
@@ -25404,7 +26017,46 @@
         <w:rPr>
           <w:rFonts w:hint="eastAsia" w:ascii="Times New Roman" w:hAnsi="Times New Roman" w:eastAsia="Times New Roman" w:cs="Times New Roman"/>
         </w:rPr>
-        <w:t>，n(A):n(B):n(C)</w:t>
+        <w:t>，n</w:t>
+      </w:r>
+    </w:p>
+    <w:p>
+      <w:pPr>
+        <w:pStyle w:val="BodyText"/>
+        <w:ind w:left="480" w:hanging="480"/>
+        <w:spacing w:before="0" w:after="0"/>
+      </w:pPr>
+      <w:r>
+        <w:rPr>
+          <w:rFonts w:hint="eastAsia" w:ascii="Times New Roman" w:hAnsi="Times New Roman" w:eastAsia="Times New Roman" w:cs="Times New Roman"/>
+        </w:rPr>
+        <w:t>(A):n</w:t>
+      </w:r>
+    </w:p>
+    <w:p>
+      <w:pPr>
+        <w:pStyle w:val="BodyText"/>
+        <w:ind w:left="480" w:hanging="480"/>
+        <w:spacing w:before="0" w:after="0"/>
+      </w:pPr>
+      <w:r>
+        <w:rPr>
+          <w:rFonts w:hint="eastAsia" w:ascii="Times New Roman" w:hAnsi="Times New Roman" w:eastAsia="Times New Roman" w:cs="Times New Roman"/>
+        </w:rPr>
+        <w:t>(B):n</w:t>
+      </w:r>
+    </w:p>
+    <w:p>
+      <w:pPr>
+        <w:pStyle w:val="BodyText"/>
+        <w:ind w:left="480" w:hanging="480"/>
+        <w:spacing w:before="0" w:after="180"/>
+      </w:pPr>
+      <w:r>
+        <w:rPr>
+          <w:rFonts w:hint="eastAsia" w:ascii="Times New Roman" w:hAnsi="Times New Roman" w:eastAsia="Times New Roman" w:cs="Times New Roman"/>
+        </w:rPr>
+        <w:t>(C)</w:t>
       </w:r>
       <w:r>
         <w:rPr>
@@ -25500,6 +26152,16 @@
         </w:rPr>
         <w:t xml:space="preserve">的体积分数可能减小</w:t>
       </w:r>
+    </w:p>
+    <w:p>
+      <w:pPr>
+        <w:spacing w:before="0" w:after="0"/>
+      </w:pPr>
+    </w:p>
+    <w:p>
+      <w:pPr>
+        <w:spacing w:before="0" w:after="0"/>
+      </w:pPr>
     </w:p>
     <w:p>
       <w:pPr>
@@ -26425,6 +27087,31 @@
         </w:rPr>
         <w:t>？</w:t>
       </w:r>
+    </w:p>
+    <w:p>
+      <w:pPr>
+        <w:spacing w:before="0" w:after="0"/>
+      </w:pPr>
+    </w:p>
+    <w:p>
+      <w:pPr>
+        <w:spacing w:before="0" w:after="0"/>
+      </w:pPr>
+    </w:p>
+    <w:p>
+      <w:pPr>
+        <w:spacing w:before="0" w:after="0"/>
+      </w:pPr>
+    </w:p>
+    <w:p>
+      <w:pPr>
+        <w:spacing w:before="0" w:after="0"/>
+      </w:pPr>
+    </w:p>
+    <w:p>
+      <w:pPr>
+        <w:spacing w:before="0" w:after="0"/>
+      </w:pPr>
     </w:p>
     <w:p>
       <w:pPr>
@@ -27414,6 +28101,31 @@
     </w:p>
     <w:p>
       <w:pPr>
+        <w:spacing w:before="0" w:after="0"/>
+      </w:pPr>
+    </w:p>
+    <w:p>
+      <w:pPr>
+        <w:spacing w:before="0" w:after="0"/>
+      </w:pPr>
+    </w:p>
+    <w:p>
+      <w:pPr>
+        <w:spacing w:before="0" w:after="0"/>
+      </w:pPr>
+    </w:p>
+    <w:p>
+      <w:pPr>
+        <w:spacing w:before="0" w:after="0"/>
+      </w:pPr>
+    </w:p>
+    <w:p>
+      <w:pPr>
+        <w:spacing w:before="0" w:after="0"/>
+      </w:pPr>
+    </w:p>
+    <w:p>
+      <w:pPr>
         <w:spacing w:before="160" w:after="80"/>
       </w:pPr>
       <w:r>
@@ -27917,6 +28629,31 @@
     </w:p>
     <w:p>
       <w:pPr>
+        <w:spacing w:before="0" w:after="0"/>
+      </w:pPr>
+    </w:p>
+    <w:p>
+      <w:pPr>
+        <w:spacing w:before="0" w:after="0"/>
+      </w:pPr>
+    </w:p>
+    <w:p>
+      <w:pPr>
+        <w:spacing w:before="0" w:after="0"/>
+      </w:pPr>
+    </w:p>
+    <w:p>
+      <w:pPr>
+        <w:spacing w:before="0" w:after="0"/>
+      </w:pPr>
+    </w:p>
+    <w:p>
+      <w:pPr>
+        <w:spacing w:before="0" w:after="0"/>
+      </w:pPr>
+    </w:p>
+    <w:p>
+      <w:pPr>
         <w:spacing w:before="160" w:after="80"/>
       </w:pPr>
       <w:r>
@@ -28395,7 +29132,7 @@
         </w:rPr>
         <w:drawing>
           <wp:inline>
-            <wp:extent cx="3240000" cy="2678291"/>
+            <wp:extent cx="3240000" cy="2610000"/>
             <wp:effectExtent b="0" l="0" r="0" t="0"/>
             <wp:docPr descr="" title="" id="83" name="Picture"/>
             <a:graphic>
@@ -28416,7 +29153,7 @@
                   <pic:spPr bwMode="auto">
                     <a:xfrm>
                       <a:off x="0" y="0"/>
-                      <a:ext cx="3240000" cy="2678291"/>
+                      <a:ext cx="3240000" cy="2610000"/>
                     </a:xfrm>
                     <a:prstGeom prst="rect">
                       <a:avLst/>
@@ -28756,6 +29493,16 @@
     </w:p>
     <w:p>
       <w:pPr>
+        <w:spacing w:before="0" w:after="0"/>
+      </w:pPr>
+    </w:p>
+    <w:p>
+      <w:pPr>
+        <w:spacing w:before="0" w:after="0"/>
+      </w:pPr>
+    </w:p>
+    <w:p>
+      <w:pPr>
         <w:spacing w:before="160" w:after="80"/>
       </w:pPr>
       <w:r>
@@ -28855,7 +29602,7 @@
         </w:rPr>
         <w:drawing>
           <wp:inline>
-            <wp:extent cx="3600000" cy="770205"/>
+            <wp:extent cx="3600000" cy="763811"/>
             <wp:effectExtent b="0" l="0" r="0" t="0"/>
             <wp:docPr descr="" title="" id="87" name="Picture"/>
             <a:graphic>
@@ -28876,7 +29623,7 @@
                   <pic:spPr bwMode="auto">
                     <a:xfrm>
                       <a:off x="0" y="0"/>
-                      <a:ext cx="3600000" cy="770205"/>
+                      <a:ext cx="3600000" cy="763811"/>
                     </a:xfrm>
                     <a:prstGeom prst="rect">
                       <a:avLst/>
@@ -30090,6 +30837,46 @@
     </w:p>
     <w:p>
       <w:pPr>
+        <w:spacing w:before="0" w:after="0"/>
+      </w:pPr>
+    </w:p>
+    <w:p>
+      <w:pPr>
+        <w:spacing w:before="0" w:after="0"/>
+      </w:pPr>
+    </w:p>
+    <w:p>
+      <w:pPr>
+        <w:spacing w:before="0" w:after="0"/>
+      </w:pPr>
+    </w:p>
+    <w:p>
+      <w:pPr>
+        <w:spacing w:before="0" w:after="0"/>
+      </w:pPr>
+    </w:p>
+    <w:p>
+      <w:pPr>
+        <w:spacing w:before="0" w:after="0"/>
+      </w:pPr>
+    </w:p>
+    <w:p>
+      <w:pPr>
+        <w:spacing w:before="0" w:after="0"/>
+      </w:pPr>
+    </w:p>
+    <w:p>
+      <w:pPr>
+        <w:spacing w:before="0" w:after="0"/>
+      </w:pPr>
+    </w:p>
+    <w:p>
+      <w:pPr>
+        <w:spacing w:before="0" w:after="0"/>
+      </w:pPr>
+    </w:p>
+    <w:p>
+      <w:pPr>
         <w:spacing w:before="160" w:after="80"/>
       </w:pPr>
       <w:r>
@@ -31146,6 +31933,31 @@
     </w:p>
     <w:p>
       <w:pPr>
+        <w:spacing w:before="0" w:after="0"/>
+      </w:pPr>
+    </w:p>
+    <w:p>
+      <w:pPr>
+        <w:spacing w:before="0" w:after="0"/>
+      </w:pPr>
+    </w:p>
+    <w:p>
+      <w:pPr>
+        <w:spacing w:before="0" w:after="0"/>
+      </w:pPr>
+    </w:p>
+    <w:p>
+      <w:pPr>
+        <w:spacing w:before="0" w:after="0"/>
+      </w:pPr>
+    </w:p>
+    <w:p>
+      <w:pPr>
+        <w:spacing w:before="0" w:after="0"/>
+      </w:pPr>
+    </w:p>
+    <w:p>
+      <w:pPr>
         <w:spacing w:before="160" w:after="80"/>
       </w:pPr>
       <w:r>
@@ -31396,6 +32208,31 @@
     </w:p>
     <w:p>
       <w:pPr>
+        <w:spacing w:before="0" w:after="0"/>
+      </w:pPr>
+    </w:p>
+    <w:p>
+      <w:pPr>
+        <w:spacing w:before="0" w:after="0"/>
+      </w:pPr>
+    </w:p>
+    <w:p>
+      <w:pPr>
+        <w:spacing w:before="0" w:after="0"/>
+      </w:pPr>
+    </w:p>
+    <w:p>
+      <w:pPr>
+        <w:spacing w:before="0" w:after="0"/>
+      </w:pPr>
+    </w:p>
+    <w:p>
+      <w:pPr>
+        <w:spacing w:before="0" w:after="0"/>
+      </w:pPr>
+    </w:p>
+    <w:p>
+      <w:pPr>
         <w:spacing w:before="160" w:after="80"/>
       </w:pPr>
       <w:r>
@@ -31854,6 +32691,46 @@
     </w:p>
     <w:p>
       <w:pPr>
+        <w:spacing w:before="0" w:after="0"/>
+      </w:pPr>
+    </w:p>
+    <w:p>
+      <w:pPr>
+        <w:spacing w:before="0" w:after="0"/>
+      </w:pPr>
+    </w:p>
+    <w:p>
+      <w:pPr>
+        <w:spacing w:before="0" w:after="0"/>
+      </w:pPr>
+    </w:p>
+    <w:p>
+      <w:pPr>
+        <w:spacing w:before="0" w:after="0"/>
+      </w:pPr>
+    </w:p>
+    <w:p>
+      <w:pPr>
+        <w:spacing w:before="0" w:after="0"/>
+      </w:pPr>
+    </w:p>
+    <w:p>
+      <w:pPr>
+        <w:spacing w:before="0" w:after="0"/>
+      </w:pPr>
+    </w:p>
+    <w:p>
+      <w:pPr>
+        <w:spacing w:before="0" w:after="0"/>
+      </w:pPr>
+    </w:p>
+    <w:p>
+      <w:pPr>
+        <w:spacing w:before="0" w:after="0"/>
+      </w:pPr>
+    </w:p>
+    <w:p>
+      <w:pPr>
         <w:spacing w:before="160" w:after="80"/>
       </w:pPr>
       <w:r>
@@ -32539,6 +33416,46 @@
     </w:p>
     <w:p>
       <w:pPr>
+        <w:spacing w:before="0" w:after="0"/>
+      </w:pPr>
+    </w:p>
+    <w:p>
+      <w:pPr>
+        <w:spacing w:before="0" w:after="0"/>
+      </w:pPr>
+    </w:p>
+    <w:p>
+      <w:pPr>
+        <w:spacing w:before="0" w:after="0"/>
+      </w:pPr>
+    </w:p>
+    <w:p>
+      <w:pPr>
+        <w:spacing w:before="0" w:after="0"/>
+      </w:pPr>
+    </w:p>
+    <w:p>
+      <w:pPr>
+        <w:spacing w:before="0" w:after="0"/>
+      </w:pPr>
+    </w:p>
+    <w:p>
+      <w:pPr>
+        <w:spacing w:before="0" w:after="0"/>
+      </w:pPr>
+    </w:p>
+    <w:p>
+      <w:pPr>
+        <w:spacing w:before="0" w:after="0"/>
+      </w:pPr>
+    </w:p>
+    <w:p>
+      <w:pPr>
+        <w:spacing w:before="0" w:after="0"/>
+      </w:pPr>
+    </w:p>
+    <w:p>
+      <w:pPr>
         <w:spacing w:before="160" w:after="80"/>
       </w:pPr>
       <w:r>
@@ -32821,6 +33738,46 @@
     </w:p>
     <w:p>
       <w:pPr>
+        <w:spacing w:before="0" w:after="0"/>
+      </w:pPr>
+    </w:p>
+    <w:p>
+      <w:pPr>
+        <w:spacing w:before="0" w:after="0"/>
+      </w:pPr>
+    </w:p>
+    <w:p>
+      <w:pPr>
+        <w:spacing w:before="0" w:after="0"/>
+      </w:pPr>
+    </w:p>
+    <w:p>
+      <w:pPr>
+        <w:spacing w:before="0" w:after="0"/>
+      </w:pPr>
+    </w:p>
+    <w:p>
+      <w:pPr>
+        <w:spacing w:before="0" w:after="0"/>
+      </w:pPr>
+    </w:p>
+    <w:p>
+      <w:pPr>
+        <w:spacing w:before="0" w:after="0"/>
+      </w:pPr>
+    </w:p>
+    <w:p>
+      <w:pPr>
+        <w:spacing w:before="0" w:after="0"/>
+      </w:pPr>
+    </w:p>
+    <w:p>
+      <w:pPr>
+        <w:spacing w:before="0" w:after="0"/>
+      </w:pPr>
+    </w:p>
+    <w:p>
+      <w:pPr>
         <w:spacing w:before="160" w:after="80"/>
       </w:pPr>
       <w:r>
@@ -33272,6 +34229,46 @@
     </w:p>
     <w:p>
       <w:pPr>
+        <w:spacing w:before="0" w:after="0"/>
+      </w:pPr>
+    </w:p>
+    <w:p>
+      <w:pPr>
+        <w:spacing w:before="0" w:after="0"/>
+      </w:pPr>
+    </w:p>
+    <w:p>
+      <w:pPr>
+        <w:spacing w:before="0" w:after="0"/>
+      </w:pPr>
+    </w:p>
+    <w:p>
+      <w:pPr>
+        <w:spacing w:before="0" w:after="0"/>
+      </w:pPr>
+    </w:p>
+    <w:p>
+      <w:pPr>
+        <w:spacing w:before="0" w:after="0"/>
+      </w:pPr>
+    </w:p>
+    <w:p>
+      <w:pPr>
+        <w:spacing w:before="0" w:after="0"/>
+      </w:pPr>
+    </w:p>
+    <w:p>
+      <w:pPr>
+        <w:spacing w:before="0" w:after="0"/>
+      </w:pPr>
+    </w:p>
+    <w:p>
+      <w:pPr>
+        <w:spacing w:before="0" w:after="0"/>
+      </w:pPr>
+    </w:p>
+    <w:p>
+      <w:pPr>
         <w:spacing w:before="160" w:after="80"/>
       </w:pPr>
       <w:r>
@@ -33620,6 +34617,31 @@
     </w:p>
     <w:p>
       <w:pPr>
+        <w:spacing w:before="0" w:after="0"/>
+      </w:pPr>
+    </w:p>
+    <w:p>
+      <w:pPr>
+        <w:spacing w:before="0" w:after="0"/>
+      </w:pPr>
+    </w:p>
+    <w:p>
+      <w:pPr>
+        <w:spacing w:before="0" w:after="0"/>
+      </w:pPr>
+    </w:p>
+    <w:p>
+      <w:pPr>
+        <w:spacing w:before="0" w:after="0"/>
+      </w:pPr>
+    </w:p>
+    <w:p>
+      <w:pPr>
+        <w:spacing w:before="0" w:after="0"/>
+      </w:pPr>
+    </w:p>
+    <w:p>
+      <w:pPr>
         <w:spacing w:before="160" w:after="80"/>
       </w:pPr>
       <w:r>
@@ -33916,6 +34938,31 @@
     </w:p>
     <w:p>
       <w:pPr>
+        <w:spacing w:before="0" w:after="0"/>
+      </w:pPr>
+    </w:p>
+    <w:p>
+      <w:pPr>
+        <w:spacing w:before="0" w:after="0"/>
+      </w:pPr>
+    </w:p>
+    <w:p>
+      <w:pPr>
+        <w:spacing w:before="0" w:after="0"/>
+      </w:pPr>
+    </w:p>
+    <w:p>
+      <w:pPr>
+        <w:spacing w:before="0" w:after="0"/>
+      </w:pPr>
+    </w:p>
+    <w:p>
+      <w:pPr>
+        <w:spacing w:before="0" w:after="0"/>
+      </w:pPr>
+    </w:p>
+    <w:p>
+      <w:pPr>
         <w:spacing w:before="160" w:after="80"/>
       </w:pPr>
       <w:r>
@@ -34164,6 +35211,31 @@
     </w:p>
     <w:p>
       <w:pPr>
+        <w:spacing w:before="0" w:after="0"/>
+      </w:pPr>
+    </w:p>
+    <w:p>
+      <w:pPr>
+        <w:spacing w:before="0" w:after="0"/>
+      </w:pPr>
+    </w:p>
+    <w:p>
+      <w:pPr>
+        <w:spacing w:before="0" w:after="0"/>
+      </w:pPr>
+    </w:p>
+    <w:p>
+      <w:pPr>
+        <w:spacing w:before="0" w:after="0"/>
+      </w:pPr>
+    </w:p>
+    <w:p>
+      <w:pPr>
+        <w:spacing w:before="0" w:after="0"/>
+      </w:pPr>
+    </w:p>
+    <w:p>
+      <w:pPr>
         <w:spacing w:before="160" w:after="80"/>
       </w:pPr>
       <w:r>
@@ -34480,6 +35552,31 @@
         </w:rPr>
         <w:t>。</w:t>
       </w:r>
+    </w:p>
+    <w:p>
+      <w:pPr>
+        <w:spacing w:before="0" w:after="0"/>
+      </w:pPr>
+    </w:p>
+    <w:p>
+      <w:pPr>
+        <w:spacing w:before="0" w:after="0"/>
+      </w:pPr>
+    </w:p>
+    <w:p>
+      <w:pPr>
+        <w:spacing w:before="0" w:after="0"/>
+      </w:pPr>
+    </w:p>
+    <w:p>
+      <w:pPr>
+        <w:spacing w:before="0" w:after="0"/>
+      </w:pPr>
+    </w:p>
+    <w:p>
+      <w:pPr>
+        <w:spacing w:before="0" w:after="0"/>
+      </w:pPr>
     </w:p>
     <w:p>
       <w:pPr>

--- a/00-首页/题组Word/第一轮·竞赛教材版/第一轮原理·5-化学平衡（学生版）.docx
+++ b/00-首页/题组Word/第一轮·竞赛教材版/第一轮原理·5-化学平衡（学生版）.docx
@@ -3105,26 +3105,13 @@
       <w:pPr>
         <w:pStyle w:val="FirstParagraph"/>
         <w:ind w:left="480" w:hanging="480"/>
-        <w:spacing w:before="0" w:after="0"/>
-      </w:pPr>
-      <w:r>
-        <w:rPr>
-          <w:rFonts w:hint="eastAsia" w:ascii="Times New Roman" w:hAnsi="Times New Roman" w:eastAsia="Times New Roman" w:cs="Times New Roman"/>
-        </w:rPr>
-        <w:t>(C)·c</w:t>
-      </w:r>
-    </w:p>
-    <w:p>
-      <w:pPr>
-        <w:pStyle w:val="FirstParagraph"/>
-        <w:ind w:left="480" w:hanging="480"/>
         <w:spacing w:before="0" w:after="180"/>
       </w:pPr>
       <w:r>
         <w:rPr>
           <w:rFonts w:hint="eastAsia" w:ascii="Times New Roman" w:hAnsi="Times New Roman" w:eastAsia="Times New Roman" w:cs="Times New Roman"/>
         </w:rPr>
-        <w:t>(D)，</w:t>
+        <w:t>(C)·c(D)，</w:t>
       </w:r>
       <w:r>
         <w:rPr>

--- a/00-首页/题组Word/第一轮·竞赛教材版/第一轮原理·5-化学平衡（学生版）.docx
+++ b/00-首页/题组Word/第一轮·竞赛教材版/第一轮原理·5-化学平衡（学生版）.docx
@@ -4430,7 +4430,7 @@
         <m:sSup>
           <m:e>
             <m:r>
-              <m:t>​</m:t>
+              <m:t xml:space="preserve"> </m:t>
             </m:r>
           </m:e>
           <m:sup>
@@ -4650,7 +4650,7 @@
         <m:sSup>
           <m:e>
             <m:r>
-              <m:t>​</m:t>
+              <m:t xml:space="preserve"> </m:t>
             </m:r>
           </m:e>
           <m:sup>
@@ -18574,7 +18574,7 @@
               <m:sSup>
                 <m:e>
                   <m:r>
-                    <m:t>​</m:t>
+                    <m:t xml:space="preserve"> </m:t>
                   </m:r>
                 </m:e>
                 <m:sup>
@@ -19979,7 +19979,7 @@
         <m:sSub>
           <m:e>
             <m:r>
-              <m:t>​</m:t>
+              <m:t xml:space="preserve"> </m:t>
             </m:r>
           </m:e>
           <m:sub>
@@ -20011,7 +20011,7 @@
         <m:sSub>
           <m:e>
             <m:r>
-              <m:t>​</m:t>
+              <m:t xml:space="preserve"> </m:t>
             </m:r>
           </m:e>
           <m:sub>

--- a/00-首页/题组Word/第一轮·竞赛教材版/第一轮原理·5-化学平衡（学生版）.docx
+++ b/00-首页/题组Word/第一轮·竞赛教材版/第一轮原理·5-化学平衡（学生版）.docx
@@ -289,6 +289,7 @@
     <w:p>
       <w:pPr>
         <w:pStyle w:val="Compact"/>
+        <w:spacing w:before="0" w:after="0"/>
       </w:pPr>
       <w:r>
         <w:rPr>
@@ -355,6 +356,7 @@
     <w:p>
       <w:pPr>
         <w:pStyle w:val="Compact"/>
+        <w:spacing w:before="0" w:after="0"/>
       </w:pPr>
       <w:r>
         <w:rPr>
@@ -378,6 +380,7 @@
     <w:p>
       <w:pPr>
         <w:pStyle w:val="Compact"/>
+        <w:spacing w:before="0" w:after="0"/>
       </w:pPr>
       <w:r>
         <w:rPr>
@@ -425,6 +428,7 @@
     <w:p>
       <w:pPr>
         <w:pStyle w:val="Compact"/>
+        <w:spacing w:before="0" w:after="0"/>
       </w:pPr>
       <w:r>
         <w:rPr>
@@ -598,6 +602,7 @@
     <w:p>
       <w:pPr>
         <w:pStyle w:val="Compact"/>
+        <w:spacing w:before="0" w:after="0"/>
       </w:pPr>
       <w:r>
         <w:rPr>
@@ -639,6 +644,7 @@
     <w:p>
       <w:pPr>
         <w:pStyle w:val="Compact"/>
+        <w:spacing w:before="0" w:after="0"/>
       </w:pPr>
       <w:r>
         <w:rPr>
@@ -712,6 +718,7 @@
     <w:p>
       <w:pPr>
         <w:pStyle w:val="Compact"/>
+        <w:spacing w:before="0" w:after="0"/>
       </w:pPr>
       <w:r>
         <w:rPr>
@@ -729,6 +736,7 @@
     <w:p>
       <w:pPr>
         <w:pStyle w:val="Compact"/>
+        <w:spacing w:before="0" w:after="0"/>
       </w:pPr>
       <w:r>
         <w:rPr>
@@ -1010,6 +1018,14 @@
       <w:tblPr>
         <w:tblStyle w:val="Table"/>
         <w:tblW w:type="auto" w:w="0"/>
+        <w:tblBorders>
+          <w:top w:val="single" w:sz="12" w:space="0" w:color="000000"/>
+          <w:left w:val="none" w:sz="0" w:space="0" w:color="auto"/>
+          <w:bottom w:val="single" w:sz="12" w:space="0" w:color="000000"/>
+          <w:right w:val="none" w:sz="0" w:space="0" w:color="auto"/>
+          <w:insideH w:val="none" w:sz="0" w:space="0" w:color="auto"/>
+          <w:insideV w:val="none" w:sz="0" w:space="0" w:color="auto"/>
+        </w:tblBorders>
         <w:tblLook w:firstRow="1" w:lastRow="0" w:firstColumn="0" w:lastColumn="0" w:noHBand="0" w:noVBand="0" w:val="0020"/>
       </w:tblPr>
       <w:tblGrid>
@@ -1022,7 +1038,11 @@
           <w:tblHeader w:val="on"/>
         </w:trPr>
         <w:tc>
-          <w:tcPr/>
+          <w:tcPr>
+            <w:tcBorders>
+              <w:bottom w:val="single" w:sz="8" w:space="0" w:color="000000"/>
+            </w:tcBorders>
+          </w:tcPr>
           <w:p>
             <w:pPr>
               <w:pStyle w:val="Compact"/>
@@ -1045,7 +1065,11 @@
           </w:p>
         </w:tc>
         <w:tc>
-          <w:tcPr/>
+          <w:tcPr>
+            <w:tcBorders>
+              <w:bottom w:val="single" w:sz="8" w:space="0" w:color="000000"/>
+            </w:tcBorders>
+          </w:tcPr>
           <w:p>
             <w:pPr>
               <w:pStyle w:val="Compact"/>
@@ -1061,7 +1085,11 @@
           </w:p>
         </w:tc>
         <w:tc>
-          <w:tcPr/>
+          <w:tcPr>
+            <w:tcBorders>
+              <w:bottom w:val="single" w:sz="8" w:space="0" w:color="000000"/>
+            </w:tcBorders>
+          </w:tcPr>
           <w:p>
             <w:pPr>
               <w:pStyle w:val="Compact"/>
@@ -1263,6 +1291,7 @@
     <w:p>
       <w:pPr>
         <w:pStyle w:val="Compact"/>
+        <w:spacing w:before="0" w:after="0"/>
       </w:pPr>
       <w:r>
         <w:rPr>
@@ -1357,6 +1386,7 @@
     <w:p>
       <w:pPr>
         <w:pStyle w:val="Compact"/>
+        <w:spacing w:before="0" w:after="0"/>
       </w:pPr>
       <w:r>
         <w:rPr>
@@ -1442,6 +1472,7 @@
     <w:p>
       <w:pPr>
         <w:pStyle w:val="Compact"/>
+        <w:spacing w:before="0" w:after="0"/>
       </w:pPr>
       <w:r>
         <w:rPr>
@@ -1514,6 +1545,7 @@
     <w:p>
       <w:pPr>
         <w:pStyle w:val="Compact"/>
+        <w:spacing w:before="0" w:after="0"/>
       </w:pPr>
       <w:r>
         <w:rPr>
@@ -1795,6 +1827,7 @@
     <w:p>
       <w:pPr>
         <w:pStyle w:val="Compact"/>
+        <w:spacing w:before="0" w:after="0"/>
       </w:pPr>
       <w:r>
         <w:rPr>
@@ -1849,6 +1882,7 @@
     <w:p>
       <w:pPr>
         <w:pStyle w:val="Compact"/>
+        <w:spacing w:before="0" w:after="0"/>
       </w:pPr>
       <w:r>
         <w:rPr>
@@ -1916,6 +1950,7 @@
     <w:p>
       <w:pPr>
         <w:pStyle w:val="Compact"/>
+        <w:spacing w:before="0" w:after="0"/>
       </w:pPr>
       <w:r>
         <w:rPr>
@@ -1994,6 +2029,7 @@
     <w:p>
       <w:pPr>
         <w:pStyle w:val="Compact"/>
+        <w:spacing w:before="0" w:after="0"/>
       </w:pPr>
       <w:r>
         <w:rPr>
@@ -2963,8 +2999,8 @@
     <w:p>
       <w:pPr>
         <w:pStyle w:val="FirstParagraph"/>
+        <w:spacing w:before="0" w:after="0"/>
         <w:ind w:left="480" w:hanging="480"/>
-        <w:spacing w:after="0"/>
       </w:pPr>
       <w:r>
         <w:rPr>
@@ -3066,180 +3102,184 @@
     <w:p>
       <w:pPr>
         <w:pStyle w:val="FirstParagraph"/>
+        <w:spacing w:before="0" w:after="0"/>
         <w:ind w:left="480" w:hanging="480"/>
+      </w:pPr>
+      <w:r>
+        <w:rPr>
+          <w:rFonts w:hint="eastAsia" w:ascii="Times New Roman" w:hAnsi="Times New Roman" w:eastAsia="Times New Roman" w:cs="Times New Roman"/>
+        </w:rPr>
+        <w:t>(A)·c</w:t>
+      </w:r>
+    </w:p>
+    <w:p>
+      <w:pPr>
+        <w:pStyle w:val="FirstParagraph"/>
         <w:spacing w:before="0" w:after="0"/>
-      </w:pPr>
-      <w:r>
-        <w:rPr>
-          <w:rFonts w:hint="eastAsia" w:ascii="Times New Roman" w:hAnsi="Times New Roman" w:eastAsia="Times New Roman" w:cs="Times New Roman"/>
-        </w:rPr>
-        <w:t>(A)·c</w:t>
+        <w:ind w:left="480" w:hanging="480"/>
+      </w:pPr>
+      <w:r>
+        <w:rPr>
+          <w:rFonts w:hint="eastAsia" w:ascii="Times New Roman" w:hAnsi="Times New Roman" w:eastAsia="Times New Roman" w:cs="Times New Roman"/>
+        </w:rPr>
+        <w:t>(B)</w:t>
+      </w:r>
+      <w:r>
+        <w:rPr>
+          <w:rFonts w:ascii="Times New Roman" w:hAnsi="Times New Roman" w:eastAsia="Times New Roman" w:cs="Times New Roman"/>
+        </w:rPr>
+        <w:t xml:space="preserve"> = </w:t>
+      </w:r>
+      <w:r>
+        <w:rPr>
+          <w:rFonts w:hint="eastAsia" w:ascii="Times New Roman" w:hAnsi="Times New Roman" w:eastAsia="Times New Roman" w:cs="Times New Roman"/>
+        </w:rPr>
+        <w:t>c</w:t>
       </w:r>
     </w:p>
     <w:p>
       <w:pPr>
         <w:pStyle w:val="FirstParagraph"/>
+        <w:spacing w:before="0" w:after="0"/>
         <w:ind w:left="480" w:hanging="480"/>
+      </w:pPr>
+      <w:r>
+        <w:rPr>
+          <w:rFonts w:hint="eastAsia" w:ascii="Times New Roman" w:hAnsi="Times New Roman" w:eastAsia="Times New Roman" w:cs="Times New Roman"/>
+        </w:rPr>
+        <w:t>(C)·c(D)，</w:t>
+      </w:r>
+      <w:r>
+        <w:rPr>
+          <w:rFonts w:hint="eastAsia" w:ascii="Times New Roman" w:hAnsi="Times New Roman" w:eastAsia="FangSong" w:cs="Times New Roman"/>
+        </w:rPr>
+        <w:t>然后在温度不变的情况下</w:t>
+      </w:r>
+      <w:r>
+        <w:rPr>
+          <w:rFonts w:hint="eastAsia" w:ascii="Times New Roman" w:hAnsi="Times New Roman" w:eastAsia="Times New Roman" w:cs="Times New Roman"/>
+        </w:rPr>
+        <w:t>，</w:t>
+      </w:r>
+      <w:r>
+        <w:rPr>
+          <w:rFonts w:hint="eastAsia" w:ascii="Times New Roman" w:hAnsi="Times New Roman" w:eastAsia="FangSong" w:cs="Times New Roman"/>
+        </w:rPr>
+        <w:t>扩大容器容积至原来</w:t>
+      </w:r>
+      <w:r>
+        <w:rPr>
+          <w:rFonts w:ascii="Times New Roman" w:hAnsi="Times New Roman" w:eastAsia="Times New Roman" w:cs="Times New Roman"/>
+        </w:rPr>
+        <w:t xml:space="preserve"> 10 </w:t>
+      </w:r>
+      <w:r>
+        <w:rPr>
+          <w:rFonts w:hint="eastAsia" w:ascii="Times New Roman" w:hAnsi="Times New Roman" w:eastAsia="FangSong" w:cs="Times New Roman"/>
+        </w:rPr>
+        <w:t>倍</w:t>
+      </w:r>
+      <w:r>
+        <w:rPr>
+          <w:rFonts w:hint="eastAsia" w:ascii="Times New Roman" w:hAnsi="Times New Roman" w:eastAsia="Times New Roman" w:cs="Times New Roman"/>
+        </w:rPr>
+        <w:t>，</w:t>
+      </w:r>
+      <w:r>
+        <w:rPr>
+          <w:rFonts w:hint="eastAsia" w:ascii="Times New Roman" w:hAnsi="Times New Roman" w:eastAsia="FangSong" w:cs="Times New Roman"/>
+        </w:rPr>
+        <w:t>结果</w:t>
+      </w:r>
+      <w:r>
+        <w:rPr>
+          <w:rFonts w:ascii="Times New Roman" w:hAnsi="Times New Roman" w:eastAsia="Times New Roman" w:cs="Times New Roman"/>
+        </w:rPr>
+        <w:t xml:space="preserve"> A </w:t>
+      </w:r>
+      <w:r>
+        <w:rPr>
+          <w:rFonts w:hint="eastAsia" w:ascii="Times New Roman" w:hAnsi="Times New Roman" w:eastAsia="FangSong" w:cs="Times New Roman"/>
+        </w:rPr>
+        <w:t>的百分含量始终未有改变</w:t>
+      </w:r>
+      <w:r>
+        <w:rPr>
+          <w:rFonts w:hint="eastAsia" w:ascii="Times New Roman" w:hAnsi="Times New Roman" w:eastAsia="Times New Roman" w:cs="Times New Roman"/>
+        </w:rPr>
+        <w:t>，</w:t>
+      </w:r>
+      <w:r>
+        <w:rPr>
+          <w:rFonts w:hint="eastAsia" w:ascii="Times New Roman" w:hAnsi="Times New Roman" w:eastAsia="FangSong" w:cs="Times New Roman"/>
+        </w:rPr>
+        <w:t>则下列说法错误的是</w:t>
+      </w:r>
+    </w:p>
+    <w:p>
+      <w:pPr>
+        <w:pStyle w:val="Compact"/>
         <w:spacing w:before="0" w:after="0"/>
       </w:pPr>
       <w:r>
         <w:rPr>
-          <w:rFonts w:hint="eastAsia" w:ascii="Times New Roman" w:hAnsi="Times New Roman" w:eastAsia="Times New Roman" w:cs="Times New Roman"/>
-        </w:rPr>
-        <w:t>(B)</w:t>
-      </w:r>
-      <w:r>
-        <w:rPr>
-          <w:rFonts w:ascii="Times New Roman" w:hAnsi="Times New Roman" w:eastAsia="Times New Roman" w:cs="Times New Roman"/>
-        </w:rPr>
-        <w:t xml:space="preserve"> = </w:t>
-      </w:r>
-      <w:r>
-        <w:rPr>
-          <w:rFonts w:hint="eastAsia" w:ascii="Times New Roman" w:hAnsi="Times New Roman" w:eastAsia="Times New Roman" w:cs="Times New Roman"/>
-        </w:rPr>
-        <w:t>c</w:t>
-      </w:r>
-    </w:p>
-    <w:p>
-      <w:pPr>
-        <w:pStyle w:val="FirstParagraph"/>
-        <w:ind w:left="480" w:hanging="480"/>
-        <w:spacing w:before="0" w:after="180"/>
-      </w:pPr>
-      <w:r>
-        <w:rPr>
-          <w:rFonts w:hint="eastAsia" w:ascii="Times New Roman" w:hAnsi="Times New Roman" w:eastAsia="Times New Roman" w:cs="Times New Roman"/>
-        </w:rPr>
-        <w:t>(C)·c(D)，</w:t>
-      </w:r>
-      <w:r>
-        <w:rPr>
-          <w:rFonts w:hint="eastAsia" w:ascii="Times New Roman" w:hAnsi="Times New Roman" w:eastAsia="FangSong" w:cs="Times New Roman"/>
-        </w:rPr>
-        <w:t>然后在温度不变的情况下</w:t>
-      </w:r>
-      <w:r>
-        <w:rPr>
-          <w:rFonts w:hint="eastAsia" w:ascii="Times New Roman" w:hAnsi="Times New Roman" w:eastAsia="Times New Roman" w:cs="Times New Roman"/>
-        </w:rPr>
-        <w:t>，</w:t>
-      </w:r>
-      <w:r>
-        <w:rPr>
-          <w:rFonts w:hint="eastAsia" w:ascii="Times New Roman" w:hAnsi="Times New Roman" w:eastAsia="FangSong" w:cs="Times New Roman"/>
-        </w:rPr>
-        <w:t>扩大容器容积至原来</w:t>
-      </w:r>
-      <w:r>
-        <w:rPr>
-          <w:rFonts w:ascii="Times New Roman" w:hAnsi="Times New Roman" w:eastAsia="Times New Roman" w:cs="Times New Roman"/>
-        </w:rPr>
-        <w:t xml:space="preserve"> 10 </w:t>
-      </w:r>
-      <w:r>
-        <w:rPr>
-          <w:rFonts w:hint="eastAsia" w:ascii="Times New Roman" w:hAnsi="Times New Roman" w:eastAsia="FangSong" w:cs="Times New Roman"/>
-        </w:rPr>
-        <w:t>倍</w:t>
-      </w:r>
-      <w:r>
-        <w:rPr>
-          <w:rFonts w:hint="eastAsia" w:ascii="Times New Roman" w:hAnsi="Times New Roman" w:eastAsia="Times New Roman" w:cs="Times New Roman"/>
-        </w:rPr>
-        <w:t>，</w:t>
-      </w:r>
-      <w:r>
-        <w:rPr>
-          <w:rFonts w:hint="eastAsia" w:ascii="Times New Roman" w:hAnsi="Times New Roman" w:eastAsia="FangSong" w:cs="Times New Roman"/>
-        </w:rPr>
-        <w:t>结果</w:t>
-      </w:r>
-      <w:r>
-        <w:rPr>
-          <w:rFonts w:ascii="Times New Roman" w:hAnsi="Times New Roman" w:eastAsia="Times New Roman" w:cs="Times New Roman"/>
-        </w:rPr>
-        <w:t xml:space="preserve"> A </w:t>
-      </w:r>
-      <w:r>
-        <w:rPr>
-          <w:rFonts w:hint="eastAsia" w:ascii="Times New Roman" w:hAnsi="Times New Roman" w:eastAsia="FangSong" w:cs="Times New Roman"/>
-        </w:rPr>
-        <w:t>的百分含量始终未有改变</w:t>
-      </w:r>
-      <w:r>
-        <w:rPr>
-          <w:rFonts w:hint="eastAsia" w:ascii="Times New Roman" w:hAnsi="Times New Roman" w:eastAsia="Times New Roman" w:cs="Times New Roman"/>
-        </w:rPr>
-        <w:t>，</w:t>
-      </w:r>
-      <w:r>
-        <w:rPr>
-          <w:rFonts w:hint="eastAsia" w:ascii="Times New Roman" w:hAnsi="Times New Roman" w:eastAsia="FangSong" w:cs="Times New Roman"/>
-        </w:rPr>
-        <w:t>则下列说法错误的是</w:t>
+          <w:rFonts w:ascii="Times New Roman" w:hAnsi="Times New Roman" w:eastAsia="Times New Roman" w:cs="Times New Roman"/>
+        </w:rPr>
+        <w:t xml:space="preserve">A. a = 1</w:t>
       </w:r>
     </w:p>
     <w:p>
       <w:pPr>
         <w:pStyle w:val="Compact"/>
-      </w:pPr>
-      <w:r>
-        <w:rPr>
-          <w:rFonts w:ascii="Times New Roman" w:hAnsi="Times New Roman" w:eastAsia="Times New Roman" w:cs="Times New Roman"/>
-        </w:rPr>
-        <w:t xml:space="preserve">A. a = 1</w:t>
+        <w:spacing w:before="0" w:after="0"/>
+      </w:pPr>
+      <w:r>
+        <w:rPr>
+          <w:rFonts w:ascii="Times New Roman" w:hAnsi="Times New Roman" w:eastAsia="Times New Roman" w:cs="Times New Roman"/>
+        </w:rPr>
+        <w:t xml:space="preserve">B. B </w:t>
+      </w:r>
+      <w:r>
+        <w:rPr>
+          <w:rFonts w:hint="eastAsia" w:ascii="Times New Roman" w:hAnsi="Times New Roman" w:eastAsia="FangSong" w:cs="Times New Roman"/>
+        </w:rPr>
+        <w:t xml:space="preserve">的转化率为</w:t>
+      </w:r>
+      <w:r>
+        <w:rPr>
+          <w:rFonts w:ascii="Times New Roman" w:hAnsi="Times New Roman" w:eastAsia="Times New Roman" w:cs="Times New Roman"/>
+        </w:rPr>
+        <w:t xml:space="preserve"> 24%</w:t>
       </w:r>
     </w:p>
     <w:p>
       <w:pPr>
         <w:pStyle w:val="Compact"/>
-      </w:pPr>
-      <w:r>
-        <w:rPr>
-          <w:rFonts w:ascii="Times New Roman" w:hAnsi="Times New Roman" w:eastAsia="Times New Roman" w:cs="Times New Roman"/>
-        </w:rPr>
-        <w:t xml:space="preserve">B. B </w:t>
-      </w:r>
-      <w:r>
-        <w:rPr>
-          <w:rFonts w:hint="eastAsia" w:ascii="Times New Roman" w:hAnsi="Times New Roman" w:eastAsia="FangSong" w:cs="Times New Roman"/>
-        </w:rPr>
-        <w:t xml:space="preserve">的转化率为</w:t>
-      </w:r>
-      <w:r>
-        <w:rPr>
-          <w:rFonts w:ascii="Times New Roman" w:hAnsi="Times New Roman" w:eastAsia="Times New Roman" w:cs="Times New Roman"/>
-        </w:rPr>
-        <w:t xml:space="preserve"> 24%</w:t>
+        <w:spacing w:before="0" w:after="0"/>
+      </w:pPr>
+      <w:r>
+        <w:rPr>
+          <w:rFonts w:ascii="Times New Roman" w:hAnsi="Times New Roman" w:eastAsia="Times New Roman" w:cs="Times New Roman"/>
+        </w:rPr>
+        <w:t xml:space="preserve">C. </w:t>
+      </w:r>
+      <w:r>
+        <w:rPr>
+          <w:rFonts w:hint="eastAsia" w:ascii="Times New Roman" w:hAnsi="Times New Roman" w:eastAsia="FangSong" w:cs="Times New Roman"/>
+        </w:rPr>
+        <w:t xml:space="preserve">平衡常数</w:t>
+      </w:r>
+      <w:r>
+        <w:rPr>
+          <w:rFonts w:ascii="Times New Roman" w:hAnsi="Times New Roman" w:eastAsia="Times New Roman" w:cs="Times New Roman"/>
+        </w:rPr>
+        <w:t xml:space="preserve"> K = 1</w:t>
       </w:r>
     </w:p>
     <w:p>
       <w:pPr>
         <w:pStyle w:val="Compact"/>
-      </w:pPr>
-      <w:r>
-        <w:rPr>
-          <w:rFonts w:ascii="Times New Roman" w:hAnsi="Times New Roman" w:eastAsia="Times New Roman" w:cs="Times New Roman"/>
-        </w:rPr>
-        <w:t xml:space="preserve">C. </w:t>
-      </w:r>
-      <w:r>
-        <w:rPr>
-          <w:rFonts w:hint="eastAsia" w:ascii="Times New Roman" w:hAnsi="Times New Roman" w:eastAsia="FangSong" w:cs="Times New Roman"/>
-        </w:rPr>
-        <w:t xml:space="preserve">平衡常数</w:t>
-      </w:r>
-      <w:r>
-        <w:rPr>
-          <w:rFonts w:ascii="Times New Roman" w:hAnsi="Times New Roman" w:eastAsia="Times New Roman" w:cs="Times New Roman"/>
-        </w:rPr>
-        <w:t xml:space="preserve"> K = 1</w:t>
-      </w:r>
-    </w:p>
-    <w:p>
-      <w:pPr>
-        <w:pStyle w:val="Compact"/>
+        <w:spacing w:before="0" w:after="0"/>
       </w:pPr>
       <w:r>
         <w:rPr>
@@ -3580,6 +3620,7 @@
     <w:p>
       <w:pPr>
         <w:pStyle w:val="Compact"/>
+        <w:spacing w:before="0" w:after="0"/>
       </w:pPr>
       <w:r>
         <w:rPr>
@@ -3670,6 +3711,7 @@
     <w:p>
       <w:pPr>
         <w:pStyle w:val="Compact"/>
+        <w:spacing w:before="0" w:after="0"/>
       </w:pPr>
       <w:r>
         <w:rPr>
@@ -3723,6 +3765,7 @@
     <w:p>
       <w:pPr>
         <w:pStyle w:val="Compact"/>
+        <w:spacing w:before="0" w:after="0"/>
       </w:pPr>
       <w:r>
         <w:rPr>
@@ -3752,6 +3795,7 @@
     <w:p>
       <w:pPr>
         <w:pStyle w:val="Compact"/>
+        <w:spacing w:before="0" w:after="0"/>
       </w:pPr>
       <w:r>
         <w:rPr>
@@ -5875,8 +5919,8 @@
     <w:p>
       <w:pPr>
         <w:pStyle w:val="BodyText"/>
+        <w:spacing w:before="0" w:after="0"/>
         <w:ind w:left="480" w:hanging="480"/>
-        <w:spacing w:after="0"/>
       </w:pPr>
       <w:r>
         <w:rPr>
@@ -5900,8 +5944,8 @@
     <w:p>
       <w:pPr>
         <w:pStyle w:val="BodyText"/>
+        <w:spacing w:before="0" w:after="0"/>
         <w:ind w:left="480" w:hanging="480"/>
-        <w:spacing w:before="0" w:after="0"/>
       </w:pPr>
       <w:r>
         <w:rPr>
@@ -5972,8 +6016,8 @@
     <w:p>
       <w:pPr>
         <w:pStyle w:val="BodyText"/>
+        <w:spacing w:before="0" w:after="0"/>
         <w:ind w:left="480" w:hanging="480"/>
-        <w:spacing w:before="0" w:after="0"/>
       </w:pPr>
       <w:r>
         <w:rPr>
@@ -6047,8 +6091,8 @@
     <w:p>
       <w:pPr>
         <w:pStyle w:val="BodyText"/>
+        <w:spacing w:before="0" w:after="0"/>
         <w:ind w:left="480" w:hanging="480"/>
-        <w:spacing w:before="0" w:after="180"/>
       </w:pPr>
       <w:r>
         <w:rPr>
@@ -6608,8 +6652,8 @@
     <w:p>
       <w:pPr>
         <w:pStyle w:val="FirstParagraph"/>
+        <w:spacing w:before="0" w:after="0"/>
         <w:ind w:left="480" w:hanging="480"/>
-        <w:spacing w:after="0"/>
       </w:pPr>
       <w:r>
         <w:rPr>
@@ -6639,8 +6683,8 @@
     <w:p>
       <w:pPr>
         <w:pStyle w:val="FirstParagraph"/>
+        <w:spacing w:before="0" w:after="0"/>
         <w:ind w:left="480" w:hanging="480"/>
-        <w:spacing w:before="0" w:after="0"/>
       </w:pPr>
       <w:r>
         <w:rPr>
@@ -6708,8 +6752,8 @@
     <w:p>
       <w:pPr>
         <w:pStyle w:val="FirstParagraph"/>
+        <w:spacing w:before="0" w:after="0"/>
         <w:ind w:left="480" w:hanging="480"/>
-        <w:spacing w:before="0" w:after="0"/>
       </w:pPr>
       <w:r>
         <w:rPr>
@@ -6771,8 +6815,8 @@
     <w:p>
       <w:pPr>
         <w:pStyle w:val="FirstParagraph"/>
+        <w:spacing w:before="0" w:after="0"/>
         <w:ind w:left="480" w:hanging="480"/>
-        <w:spacing w:before="0" w:after="0"/>
       </w:pPr>
       <w:r>
         <w:rPr>
@@ -6872,8 +6916,8 @@
     <w:p>
       <w:pPr>
         <w:pStyle w:val="FirstParagraph"/>
+        <w:spacing w:before="0" w:after="0"/>
         <w:ind w:left="480" w:hanging="480"/>
-        <w:spacing w:before="0" w:after="180"/>
       </w:pPr>
       <w:r>
         <w:rPr>
@@ -7139,6 +7183,7 @@
     <w:p>
       <w:pPr>
         <w:pStyle w:val="BodyText"/>
+        <w:spacing w:before="0" w:after="0"/>
       </w:pPr>
       <w:r>
         <w:rPr>
@@ -7168,6 +7213,7 @@
     <w:p>
       <w:pPr>
         <w:pStyle w:val="BodyText"/>
+        <w:spacing w:before="0" w:after="0"/>
       </w:pPr>
       <w:r>
         <w:rPr>
@@ -7197,6 +7243,7 @@
     <w:p>
       <w:pPr>
         <w:pStyle w:val="BodyText"/>
+        <w:spacing w:before="0" w:after="0"/>
       </w:pPr>
       <w:r>
         <w:rPr>
@@ -7226,6 +7273,7 @@
     <w:p>
       <w:pPr>
         <w:pStyle w:val="BodyText"/>
+        <w:spacing w:before="0" w:after="0"/>
       </w:pPr>
       <w:r>
         <w:rPr>
@@ -18512,6 +18560,14 @@
         <w:tblStyle w:val="Table"/>
         <w:tblW w:type="pct" w:w="5000"/>
         <w:tblLayout w:type="fixed"/>
+        <w:tblBorders>
+          <w:top w:val="single" w:sz="12" w:space="0" w:color="000000"/>
+          <w:left w:val="none" w:sz="0" w:space="0" w:color="auto"/>
+          <w:bottom w:val="single" w:sz="12" w:space="0" w:color="000000"/>
+          <w:right w:val="none" w:sz="0" w:space="0" w:color="auto"/>
+          <w:insideH w:val="none" w:sz="0" w:space="0" w:color="auto"/>
+          <w:insideV w:val="none" w:sz="0" w:space="0" w:color="auto"/>
+        </w:tblBorders>
         <w:tblLook w:firstRow="1" w:lastRow="0" w:firstColumn="0" w:lastColumn="0" w:noHBand="0" w:noVBand="0" w:val="0020"/>
       </w:tblPr>
       <w:tblGrid>
@@ -18524,7 +18580,11 @@
           <w:tblHeader w:val="on"/>
         </w:trPr>
         <w:tc>
-          <w:tcPr/>
+          <w:tcPr>
+            <w:tcBorders>
+              <w:bottom w:val="single" w:sz="8" w:space="0" w:color="000000"/>
+            </w:tcBorders>
+          </w:tcPr>
           <w:p>
             <w:pPr>
               <w:pStyle w:val="Compact"/>
@@ -18540,7 +18600,11 @@
           </w:p>
         </w:tc>
         <w:tc>
-          <w:tcPr/>
+          <w:tcPr>
+            <w:tcBorders>
+              <w:bottom w:val="single" w:sz="8" w:space="0" w:color="000000"/>
+            </w:tcBorders>
+          </w:tcPr>
           <w:p>
             <w:pPr>
               <w:pStyle w:val="Compact"/>
@@ -18640,7 +18704,11 @@
           </w:p>
         </w:tc>
         <w:tc>
-          <w:tcPr/>
+          <w:tcPr>
+            <w:tcBorders>
+              <w:bottom w:val="single" w:sz="8" w:space="0" w:color="000000"/>
+            </w:tcBorders>
+          </w:tcPr>
           <w:p>
             <w:pPr>
               <w:pStyle w:val="Compact"/>
@@ -25968,6 +26036,7 @@
     <w:p>
       <w:pPr>
         <w:pStyle w:val="BodyText"/>
+        <w:spacing w:before="0" w:after="0"/>
       </w:pPr>
       <w:r>
         <w:rPr>
@@ -25985,8 +26054,8 @@
     <w:p>
       <w:pPr>
         <w:pStyle w:val="BodyText"/>
+        <w:spacing w:before="0" w:after="0"/>
         <w:ind w:left="480" w:hanging="480"/>
-        <w:spacing w:after="0"/>
       </w:pPr>
       <w:r>
         <w:rPr>
@@ -26010,104 +26079,106 @@
     <w:p>
       <w:pPr>
         <w:pStyle w:val="BodyText"/>
+        <w:spacing w:before="0" w:after="0"/>
         <w:ind w:left="480" w:hanging="480"/>
+      </w:pPr>
+      <w:r>
+        <w:rPr>
+          <w:rFonts w:hint="eastAsia" w:ascii="Times New Roman" w:hAnsi="Times New Roman" w:eastAsia="Times New Roman" w:cs="Times New Roman"/>
+        </w:rPr>
+        <w:t>(A):n</w:t>
+      </w:r>
+    </w:p>
+    <w:p>
+      <w:pPr>
+        <w:pStyle w:val="BodyText"/>
         <w:spacing w:before="0" w:after="0"/>
-      </w:pPr>
-      <w:r>
-        <w:rPr>
-          <w:rFonts w:hint="eastAsia" w:ascii="Times New Roman" w:hAnsi="Times New Roman" w:eastAsia="Times New Roman" w:cs="Times New Roman"/>
-        </w:rPr>
-        <w:t>(A):n</w:t>
+        <w:ind w:left="480" w:hanging="480"/>
+      </w:pPr>
+      <w:r>
+        <w:rPr>
+          <w:rFonts w:hint="eastAsia" w:ascii="Times New Roman" w:hAnsi="Times New Roman" w:eastAsia="Times New Roman" w:cs="Times New Roman"/>
+        </w:rPr>
+        <w:t>(B):n</w:t>
       </w:r>
     </w:p>
     <w:p>
       <w:pPr>
         <w:pStyle w:val="BodyText"/>
+        <w:spacing w:before="0" w:after="0"/>
         <w:ind w:left="480" w:hanging="480"/>
+      </w:pPr>
+      <w:r>
+        <w:rPr>
+          <w:rFonts w:hint="eastAsia" w:ascii="Times New Roman" w:hAnsi="Times New Roman" w:eastAsia="Times New Roman" w:cs="Times New Roman"/>
+        </w:rPr>
+        <w:t>(C)</w:t>
+      </w:r>
+      <w:r>
+        <w:rPr>
+          <w:rFonts w:ascii="Times New Roman" w:hAnsi="Times New Roman" w:eastAsia="Times New Roman" w:cs="Times New Roman"/>
+        </w:rPr>
+        <w:t xml:space="preserve"> </w:t>
+      </w:r>
+      <w:r>
+        <w:rPr>
+          <w:rFonts w:hint="eastAsia" w:ascii="Times New Roman" w:hAnsi="Times New Roman" w:eastAsia="FangSong" w:cs="Times New Roman"/>
+        </w:rPr>
+        <w:t xml:space="preserve">仍为</w:t>
+      </w:r>
+      <w:r>
+        <w:rPr>
+          <w:rFonts w:ascii="Times New Roman" w:hAnsi="Times New Roman" w:eastAsia="Times New Roman" w:cs="Times New Roman"/>
+        </w:rPr>
+        <w:t xml:space="preserve"> 2:2:1</w:t>
+      </w:r>
+    </w:p>
+    <w:p>
+      <w:pPr>
+        <w:pStyle w:val="BodyText"/>
         <w:spacing w:before="0" w:after="0"/>
       </w:pPr>
       <w:r>
         <w:rPr>
-          <w:rFonts w:hint="eastAsia" w:ascii="Times New Roman" w:hAnsi="Times New Roman" w:eastAsia="Times New Roman" w:cs="Times New Roman"/>
-        </w:rPr>
-        <w:t>(B):n</w:t>
+          <w:rFonts w:ascii="Times New Roman" w:hAnsi="Times New Roman" w:eastAsia="Times New Roman" w:cs="Times New Roman"/>
+        </w:rPr>
+        <w:t xml:space="preserve">C. </w:t>
+      </w:r>
+      <w:r>
+        <w:rPr>
+          <w:rFonts w:hint="eastAsia" w:ascii="Times New Roman" w:hAnsi="Times New Roman" w:eastAsia="FangSong" w:cs="Times New Roman"/>
+        </w:rPr>
+        <w:t>再达平衡时</w:t>
+      </w:r>
+      <w:r>
+        <w:rPr>
+          <w:rFonts w:hint="eastAsia" w:ascii="Times New Roman" w:hAnsi="Times New Roman" w:eastAsia="Times New Roman" w:cs="Times New Roman"/>
+        </w:rPr>
+        <w:t>，C</w:t>
+      </w:r>
+      <w:r>
+        <w:rPr>
+          <w:rFonts w:ascii="Times New Roman" w:hAnsi="Times New Roman" w:eastAsia="Times New Roman" w:cs="Times New Roman"/>
+        </w:rPr>
+        <w:t xml:space="preserve"> </w:t>
+      </w:r>
+      <w:r>
+        <w:rPr>
+          <w:rFonts w:hint="eastAsia" w:ascii="Times New Roman" w:hAnsi="Times New Roman" w:eastAsia="FangSong" w:cs="Times New Roman"/>
+        </w:rPr>
+        <w:t xml:space="preserve">的体积分数将大于</w:t>
+      </w:r>
+      <w:r>
+        <w:rPr>
+          <w:rFonts w:ascii="Times New Roman" w:hAnsi="Times New Roman" w:eastAsia="Times New Roman" w:cs="Times New Roman"/>
+        </w:rPr>
+        <w:t xml:space="preserve"> 20%</w:t>
       </w:r>
     </w:p>
     <w:p>
       <w:pPr>
         <w:pStyle w:val="BodyText"/>
-        <w:ind w:left="480" w:hanging="480"/>
-        <w:spacing w:before="0" w:after="180"/>
-      </w:pPr>
-      <w:r>
-        <w:rPr>
-          <w:rFonts w:hint="eastAsia" w:ascii="Times New Roman" w:hAnsi="Times New Roman" w:eastAsia="Times New Roman" w:cs="Times New Roman"/>
-        </w:rPr>
-        <w:t>(C)</w:t>
-      </w:r>
-      <w:r>
-        <w:rPr>
-          <w:rFonts w:ascii="Times New Roman" w:hAnsi="Times New Roman" w:eastAsia="Times New Roman" w:cs="Times New Roman"/>
-        </w:rPr>
-        <w:t xml:space="preserve"> </w:t>
-      </w:r>
-      <w:r>
-        <w:rPr>
-          <w:rFonts w:hint="eastAsia" w:ascii="Times New Roman" w:hAnsi="Times New Roman" w:eastAsia="FangSong" w:cs="Times New Roman"/>
-        </w:rPr>
-        <w:t xml:space="preserve">仍为</w:t>
-      </w:r>
-      <w:r>
-        <w:rPr>
-          <w:rFonts w:ascii="Times New Roman" w:hAnsi="Times New Roman" w:eastAsia="Times New Roman" w:cs="Times New Roman"/>
-        </w:rPr>
-        <w:t xml:space="preserve"> 2:2:1</w:t>
-      </w:r>
-    </w:p>
-    <w:p>
-      <w:pPr>
-        <w:pStyle w:val="BodyText"/>
-      </w:pPr>
-      <w:r>
-        <w:rPr>
-          <w:rFonts w:ascii="Times New Roman" w:hAnsi="Times New Roman" w:eastAsia="Times New Roman" w:cs="Times New Roman"/>
-        </w:rPr>
-        <w:t xml:space="preserve">C. </w:t>
-      </w:r>
-      <w:r>
-        <w:rPr>
-          <w:rFonts w:hint="eastAsia" w:ascii="Times New Roman" w:hAnsi="Times New Roman" w:eastAsia="FangSong" w:cs="Times New Roman"/>
-        </w:rPr>
-        <w:t>再达平衡时</w:t>
-      </w:r>
-      <w:r>
-        <w:rPr>
-          <w:rFonts w:hint="eastAsia" w:ascii="Times New Roman" w:hAnsi="Times New Roman" w:eastAsia="Times New Roman" w:cs="Times New Roman"/>
-        </w:rPr>
-        <w:t>，C</w:t>
-      </w:r>
-      <w:r>
-        <w:rPr>
-          <w:rFonts w:ascii="Times New Roman" w:hAnsi="Times New Roman" w:eastAsia="Times New Roman" w:cs="Times New Roman"/>
-        </w:rPr>
-        <w:t xml:space="preserve"> </w:t>
-      </w:r>
-      <w:r>
-        <w:rPr>
-          <w:rFonts w:hint="eastAsia" w:ascii="Times New Roman" w:hAnsi="Times New Roman" w:eastAsia="FangSong" w:cs="Times New Roman"/>
-        </w:rPr>
-        <w:t xml:space="preserve">的体积分数将大于</w:t>
-      </w:r>
-      <w:r>
-        <w:rPr>
-          <w:rFonts w:ascii="Times New Roman" w:hAnsi="Times New Roman" w:eastAsia="Times New Roman" w:cs="Times New Roman"/>
-        </w:rPr>
-        <w:t xml:space="preserve"> 20%</w:t>
-      </w:r>
-    </w:p>
-    <w:p>
-      <w:pPr>
-        <w:pStyle w:val="BodyText"/>
+        <w:spacing w:before="0" w:after="0"/>
       </w:pPr>
       <w:r>
         <w:rPr>
@@ -27331,6 +27402,14 @@
         <w:tblStyle w:val="Table"/>
         <w:tblW w:type="pct" w:w="5000"/>
         <w:tblLayout w:type="fixed"/>
+        <w:tblBorders>
+          <w:top w:val="single" w:sz="12" w:space="0" w:color="000000"/>
+          <w:left w:val="none" w:sz="0" w:space="0" w:color="auto"/>
+          <w:bottom w:val="single" w:sz="12" w:space="0" w:color="000000"/>
+          <w:right w:val="none" w:sz="0" w:space="0" w:color="auto"/>
+          <w:insideH w:val="none" w:sz="0" w:space="0" w:color="auto"/>
+          <w:insideV w:val="none" w:sz="0" w:space="0" w:color="auto"/>
+        </w:tblBorders>
         <w:tblLook w:firstRow="1" w:lastRow="0" w:firstColumn="0" w:lastColumn="0" w:noHBand="0" w:noVBand="0" w:val="0020"/>
       </w:tblPr>
       <w:tblGrid>
@@ -27348,7 +27427,11 @@
           <w:tblHeader w:val="on"/>
         </w:trPr>
         <w:tc>
-          <w:tcPr/>
+          <w:tcPr>
+            <w:tcBorders>
+              <w:bottom w:val="single" w:sz="8" w:space="0" w:color="000000"/>
+            </w:tcBorders>
+          </w:tcPr>
           <w:p>
             <w:pPr>
               <w:pStyle w:val="Compact"/>
@@ -27371,7 +27454,11 @@
           </w:p>
         </w:tc>
         <w:tc>
-          <w:tcPr/>
+          <w:tcPr>
+            <w:tcBorders>
+              <w:bottom w:val="single" w:sz="8" w:space="0" w:color="000000"/>
+            </w:tcBorders>
+          </w:tcPr>
           <w:p>
             <w:pPr>
               <w:pStyle w:val="Compact"/>
@@ -27387,7 +27474,11 @@
           </w:p>
         </w:tc>
         <w:tc>
-          <w:tcPr/>
+          <w:tcPr>
+            <w:tcBorders>
+              <w:bottom w:val="single" w:sz="8" w:space="0" w:color="000000"/>
+            </w:tcBorders>
+          </w:tcPr>
           <w:p>
             <w:pPr>
               <w:pStyle w:val="Compact"/>
@@ -27403,7 +27494,11 @@
           </w:p>
         </w:tc>
         <w:tc>
-          <w:tcPr/>
+          <w:tcPr>
+            <w:tcBorders>
+              <w:bottom w:val="single" w:sz="8" w:space="0" w:color="000000"/>
+            </w:tcBorders>
+          </w:tcPr>
           <w:p>
             <w:pPr>
               <w:pStyle w:val="Compact"/>
@@ -27419,7 +27514,11 @@
           </w:p>
         </w:tc>
         <w:tc>
-          <w:tcPr/>
+          <w:tcPr>
+            <w:tcBorders>
+              <w:bottom w:val="single" w:sz="8" w:space="0" w:color="000000"/>
+            </w:tcBorders>
+          </w:tcPr>
           <w:p>
             <w:pPr>
               <w:pStyle w:val="Compact"/>
@@ -27435,7 +27534,11 @@
           </w:p>
         </w:tc>
         <w:tc>
-          <w:tcPr/>
+          <w:tcPr>
+            <w:tcBorders>
+              <w:bottom w:val="single" w:sz="8" w:space="0" w:color="000000"/>
+            </w:tcBorders>
+          </w:tcPr>
           <w:p>
             <w:pPr>
               <w:pStyle w:val="Compact"/>
@@ -27451,7 +27554,11 @@
           </w:p>
         </w:tc>
         <w:tc>
-          <w:tcPr/>
+          <w:tcPr>
+            <w:tcBorders>
+              <w:bottom w:val="single" w:sz="8" w:space="0" w:color="000000"/>
+            </w:tcBorders>
+          </w:tcPr>
           <w:p>
             <w:pPr>
               <w:pStyle w:val="Compact"/>
@@ -27467,7 +27574,11 @@
           </w:p>
         </w:tc>
         <w:tc>
-          <w:tcPr/>
+          <w:tcPr>
+            <w:tcBorders>
+              <w:bottom w:val="single" w:sz="8" w:space="0" w:color="000000"/>
+            </w:tcBorders>
+          </w:tcPr>
           <w:p>
             <w:pPr>
               <w:pStyle w:val="Compact"/>
@@ -29162,6 +29273,7 @@
     <w:p>
       <w:pPr>
         <w:pStyle w:val="BodyText"/>
+        <w:spacing w:before="0" w:after="0"/>
       </w:pPr>
       <w:r>
         <w:rPr>
@@ -29232,6 +29344,7 @@
     <w:p>
       <w:pPr>
         <w:pStyle w:val="BodyText"/>
+        <w:spacing w:before="0" w:after="0"/>
       </w:pPr>
       <w:r>
         <w:rPr>
@@ -29328,6 +29441,7 @@
     <w:p>
       <w:pPr>
         <w:pStyle w:val="BodyText"/>
+        <w:spacing w:before="0" w:after="0"/>
       </w:pPr>
       <w:r>
         <w:rPr>
@@ -29345,6 +29459,7 @@
     <w:p>
       <w:pPr>
         <w:pStyle w:val="BodyText"/>
+        <w:spacing w:before="0" w:after="0"/>
       </w:pPr>
       <w:r>
         <w:rPr>
@@ -36283,7 +36398,7 @@
     <ns0:rPr>
       <ns0:rFonts ns0:ascii="Times New Roman" ns0:cs="Times New Roman" ns0:eastAsia="SimHei" ns0:hAnsi="Times New Roman"/>
       <ns0:b/>
-      <ns0:color ns0:val="17324D"/>
+      <ns0:color ns0:val="000000"/>
       <ns0:sz ns0:val="44"/>
       <ns0:szCs ns0:val="56"/>
     </ns0:rPr>
@@ -36425,7 +36540,7 @@
     <ns0:rPr>
       <ns0:rFonts ns0:ascii="Times New Roman" ns0:cs="Times New Roman" ns0:eastAsia="SimHei" ns0:hAnsi="Times New Roman"/>
       <ns0:b/>
-      <ns0:color ns0:val="17324D"/>
+      <ns0:color ns0:val="000000"/>
       <ns0:sz ns0:val="32"/>
       <ns0:szCs ns0:val="40"/>
     </ns0:rPr>
@@ -36449,7 +36564,7 @@
     <ns0:rPr>
       <ns0:rFonts ns0:ascii="Times New Roman" ns0:cs="Times New Roman" ns0:eastAsia="SimHei" ns0:hAnsi="Times New Roman"/>
       <ns0:b/>
-      <ns0:color ns0:val="17324D"/>
+      <ns0:color ns0:val="000000"/>
       <ns0:sz ns0:val="28"/>
       <ns0:szCs ns0:val="32"/>
     </ns0:rPr>
@@ -36473,7 +36588,7 @@
     <ns0:rPr>
       <ns0:rFonts ns0:ascii="Times New Roman" ns0:cs="Times New Roman" ns0:eastAsia="SimHei" ns0:hAnsi="Times New Roman"/>
       <ns0:b/>
-      <ns0:color ns0:val="17324D"/>
+      <ns0:color ns0:val="000000"/>
       <ns0:sz ns0:val="25"/>
       <ns0:szCs ns0:val="28"/>
     </ns0:rPr>

--- a/00-首页/题组Word/第一轮·竞赛教材版/第一轮原理·5-化学平衡（学生版）.docx
+++ b/00-首页/题组Word/第一轮·竞赛教材版/第一轮原理·5-化学平衡（学生版）.docx
@@ -42,6 +42,60 @@
     </w:p>
     <w:p>
       <w:pPr>
+        <w:pStyle w:val="BlockText"/>
+        <w:ind w:firstLine="420"/>
+      </w:pPr>
+      <w:r>
+        <w:rPr>
+          <w:rFonts w:hint="eastAsia" w:ascii="Times New Roman" w:hAnsi="Times New Roman" w:eastAsia="FangSong" w:cs="Times New Roman"/>
+        </w:rPr>
+        <w:t xml:space="preserve">共</w:t>
+      </w:r>
+      <w:r>
+        <w:rPr>
+          <w:rFonts w:ascii="Times New Roman" w:hAnsi="Times New Roman" w:eastAsia="Times New Roman" w:cs="Times New Roman"/>
+        </w:rPr>
+        <w:t xml:space="preserve"> 40 </w:t>
+      </w:r>
+      <w:r>
+        <w:rPr>
+          <w:rFonts w:hint="eastAsia" w:ascii="Times New Roman" w:hAnsi="Times New Roman" w:eastAsia="FangSong" w:cs="Times New Roman"/>
+        </w:rPr>
+        <w:t>题</w:t>
+      </w:r>
+      <w:r>
+        <w:rPr>
+          <w:rFonts w:hint="eastAsia" w:ascii="Times New Roman" w:hAnsi="Times New Roman" w:eastAsia="Times New Roman" w:cs="Times New Roman"/>
+        </w:rPr>
+        <w:t>。</w:t>
+      </w:r>
+      <w:r>
+        <w:rPr>
+          <w:rFonts w:hint="eastAsia" w:ascii="Times New Roman" w:hAnsi="Times New Roman" w:eastAsia="FangSong" w:cs="Times New Roman"/>
+        </w:rPr>
+        <w:t>建议先独立完成</w:t>
+      </w:r>
+      <w:r>
+        <w:rPr>
+          <w:rFonts w:hint="eastAsia" w:ascii="Times New Roman" w:hAnsi="Times New Roman" w:eastAsia="Times New Roman" w:cs="Times New Roman"/>
+        </w:rPr>
+        <w:t>，</w:t>
+      </w:r>
+      <w:r>
+        <w:rPr>
+          <w:rFonts w:hint="eastAsia" w:ascii="Times New Roman" w:hAnsi="Times New Roman" w:eastAsia="FangSong" w:cs="Times New Roman"/>
+        </w:rPr>
+        <w:t>再核对答案</w:t>
+      </w:r>
+      <w:r>
+        <w:rPr>
+          <w:rFonts w:hint="eastAsia" w:ascii="Times New Roman" w:hAnsi="Times New Roman" w:eastAsia="Times New Roman" w:cs="Times New Roman"/>
+        </w:rPr>
+        <w:t>。</w:t>
+      </w:r>
+    </w:p>
+    <w:p>
+      <w:pPr>
         <w:spacing w:before="160" w:after="80"/>
       </w:pPr>
       <w:r>
@@ -91,6 +145,7 @@
     <w:p>
       <w:pPr>
         <w:pStyle w:val="FirstParagraph"/>
+        <w:ind w:firstLine="420"/>
       </w:pPr>
       <w:r>
         <w:rPr>
@@ -246,7 +301,7 @@
         </w:rPr>
         <w:drawing>
           <wp:inline>
-            <wp:extent cx="3600000" cy="803883"/>
+            <wp:extent cx="3600000" cy="757663"/>
             <wp:effectExtent b="0" l="0" r="0" t="0"/>
             <wp:docPr descr="" title="" id="10" name="Picture"/>
             <a:graphic>
@@ -267,7 +322,7 @@
                   <pic:spPr bwMode="auto">
                     <a:xfrm>
                       <a:off x="0" y="0"/>
-                      <a:ext cx="3600000" cy="803883"/>
+                      <a:ext cx="3600000" cy="757663"/>
                     </a:xfrm>
                     <a:prstGeom prst="rect">
                       <a:avLst/>
@@ -289,7 +344,11 @@
     <w:p>
       <w:pPr>
         <w:pStyle w:val="Compact"/>
-        <w:spacing w:before="0" w:after="0"/>
+        <w:numPr>
+          <w:ilvl w:val="0"/>
+          <w:numId w:val="1001"/>
+        </w:numPr>
+        <w:ind w:firstLine="420"/>
       </w:pPr>
       <w:r>
         <w:rPr>
@@ -356,7 +415,11 @@
     <w:p>
       <w:pPr>
         <w:pStyle w:val="Compact"/>
-        <w:spacing w:before="0" w:after="0"/>
+        <w:numPr>
+          <w:ilvl w:val="0"/>
+          <w:numId w:val="1001"/>
+        </w:numPr>
+        <w:ind w:firstLine="420"/>
       </w:pPr>
       <w:r>
         <w:rPr>
@@ -380,7 +443,11 @@
     <w:p>
       <w:pPr>
         <w:pStyle w:val="Compact"/>
-        <w:spacing w:before="0" w:after="0"/>
+        <w:numPr>
+          <w:ilvl w:val="0"/>
+          <w:numId w:val="1001"/>
+        </w:numPr>
+        <w:ind w:firstLine="420"/>
       </w:pPr>
       <w:r>
         <w:rPr>
@@ -428,7 +495,11 @@
     <w:p>
       <w:pPr>
         <w:pStyle w:val="Compact"/>
-        <w:spacing w:before="0" w:after="0"/>
+        <w:numPr>
+          <w:ilvl w:val="0"/>
+          <w:numId w:val="1001"/>
+        </w:numPr>
+        <w:ind w:firstLine="420"/>
       </w:pPr>
       <w:r>
         <w:rPr>
@@ -457,13 +528,13 @@
     </w:p>
     <w:p>
       <w:pPr>
-        <w:spacing w:before="0" w:after="0"/>
-      </w:pPr>
-    </w:p>
-    <w:p>
-      <w:pPr>
-        <w:spacing w:before="0" w:after="0"/>
-      </w:pPr>
+        <w:spacing w:before="160" w:after="80"/>
+      </w:pPr>
+      <w:r>
+        <w:pict>
+          <v:rect style="width:0;height:1.5pt" o:hralign="center" o:hrstd="t" o:hr="t"/>
+        </w:pict>
+      </w:r>
     </w:p>
     <w:p>
       <w:pPr>
@@ -504,6 +575,7 @@
     <w:p>
       <w:pPr>
         <w:pStyle w:val="FirstParagraph"/>
+        <w:ind w:firstLine="420"/>
       </w:pPr>
       <w:r>
         <w:rPr>
@@ -602,7 +674,11 @@
     <w:p>
       <w:pPr>
         <w:pStyle w:val="Compact"/>
-        <w:spacing w:before="0" w:after="0"/>
+        <w:numPr>
+          <w:ilvl w:val="0"/>
+          <w:numId w:val="1002"/>
+        </w:numPr>
+        <w:ind w:firstLine="420"/>
       </w:pPr>
       <w:r>
         <w:rPr>
@@ -644,7 +720,11 @@
     <w:p>
       <w:pPr>
         <w:pStyle w:val="Compact"/>
-        <w:spacing w:before="0" w:after="0"/>
+        <w:numPr>
+          <w:ilvl w:val="0"/>
+          <w:numId w:val="1002"/>
+        </w:numPr>
+        <w:ind w:firstLine="420"/>
       </w:pPr>
       <w:r>
         <w:rPr>
@@ -718,7 +798,11 @@
     <w:p>
       <w:pPr>
         <w:pStyle w:val="Compact"/>
-        <w:spacing w:before="0" w:after="0"/>
+        <w:numPr>
+          <w:ilvl w:val="0"/>
+          <w:numId w:val="1002"/>
+        </w:numPr>
+        <w:ind w:firstLine="420"/>
       </w:pPr>
       <w:r>
         <w:rPr>
@@ -736,7 +820,11 @@
     <w:p>
       <w:pPr>
         <w:pStyle w:val="Compact"/>
-        <w:spacing w:before="0" w:after="0"/>
+        <w:numPr>
+          <w:ilvl w:val="0"/>
+          <w:numId w:val="1002"/>
+        </w:numPr>
+        <w:ind w:firstLine="420"/>
       </w:pPr>
       <w:r>
         <w:rPr>
@@ -753,13 +841,13 @@
     </w:p>
     <w:p>
       <w:pPr>
-        <w:spacing w:before="0" w:after="0"/>
-      </w:pPr>
-    </w:p>
-    <w:p>
-      <w:pPr>
-        <w:spacing w:before="0" w:after="0"/>
-      </w:pPr>
+        <w:spacing w:before="160" w:after="80"/>
+      </w:pPr>
+      <w:r>
+        <w:pict>
+          <v:rect style="width:0;height:1.5pt" o:hralign="center" o:hrstd="t" o:hr="t"/>
+        </w:pict>
+      </w:r>
     </w:p>
     <w:p>
       <w:pPr>
@@ -801,6 +889,7 @@
       <w:pPr>
         <w:pStyle w:val="FirstParagraph"/>
         <w:spacing w:after="80"/>
+        <w:ind w:firstLine="420"/>
       </w:pPr>
       <w:r>
         <w:rPr>
@@ -1018,15 +1107,16 @@
       <w:tblPr>
         <w:tblStyle w:val="Table"/>
         <w:tblW w:type="auto" w:w="0"/>
+        <w:tblLook w:firstRow="1" w:lastRow="0" w:firstColumn="0" w:lastColumn="0" w:noHBand="0" w:noVBand="0" w:val="0020"/>
+        <w:jc w:val="center"/>
         <w:tblBorders>
-          <w:top w:val="single" w:sz="12" w:space="0" w:color="000000"/>
-          <w:left w:val="none" w:sz="0" w:space="0" w:color="auto"/>
-          <w:bottom w:val="single" w:sz="12" w:space="0" w:color="000000"/>
-          <w:right w:val="none" w:sz="0" w:space="0" w:color="auto"/>
-          <w:insideH w:val="none" w:sz="0" w:space="0" w:color="auto"/>
-          <w:insideV w:val="none" w:sz="0" w:space="0" w:color="auto"/>
+          <w:top w:val="single" w:sz="12" w:space="0" w:color="333333"/>
+          <w:bottom w:val="single" w:sz="12" w:space="0" w:color="333333"/>
+          <w:left w:val="none"/>
+          <w:right w:val="none"/>
+          <w:insideH w:val="none"/>
+          <w:insideV w:val="none"/>
         </w:tblBorders>
-        <w:tblLook w:firstRow="1" w:lastRow="0" w:firstColumn="0" w:lastColumn="0" w:noHBand="0" w:noVBand="0" w:val="0020"/>
       </w:tblPr>
       <w:tblGrid>
         <w:gridCol w:w="2640"/>
@@ -1040,7 +1130,7 @@
         <w:tc>
           <w:tcPr>
             <w:tcBorders>
-              <w:bottom w:val="single" w:sz="8" w:space="0" w:color="000000"/>
+              <w:bottom w:val="single" w:sz="6" w:space="0" w:color="333333"/>
             </w:tcBorders>
           </w:tcPr>
           <w:p>
@@ -1067,7 +1157,7 @@
         <w:tc>
           <w:tcPr>
             <w:tcBorders>
-              <w:bottom w:val="single" w:sz="8" w:space="0" w:color="000000"/>
+              <w:bottom w:val="single" w:sz="6" w:space="0" w:color="333333"/>
             </w:tcBorders>
           </w:tcPr>
           <w:p>
@@ -1087,7 +1177,7 @@
         <w:tc>
           <w:tcPr>
             <w:tcBorders>
-              <w:bottom w:val="single" w:sz="8" w:space="0" w:color="000000"/>
+              <w:bottom w:val="single" w:sz="6" w:space="0" w:color="333333"/>
             </w:tcBorders>
           </w:tcPr>
           <w:p>
@@ -1280,6 +1370,7 @@
       <w:pPr>
         <w:pStyle w:val="BodyText"/>
         <w:spacing w:before="120"/>
+        <w:ind w:firstLine="420"/>
       </w:pPr>
       <w:r>
         <w:rPr>
@@ -1291,7 +1382,11 @@
     <w:p>
       <w:pPr>
         <w:pStyle w:val="Compact"/>
-        <w:spacing w:before="0" w:after="0"/>
+        <w:numPr>
+          <w:ilvl w:val="0"/>
+          <w:numId w:val="1003"/>
+        </w:numPr>
+        <w:ind w:firstLine="420"/>
       </w:pPr>
       <w:r>
         <w:rPr>
@@ -1386,7 +1481,11 @@
     <w:p>
       <w:pPr>
         <w:pStyle w:val="Compact"/>
-        <w:spacing w:before="0" w:after="0"/>
+        <w:numPr>
+          <w:ilvl w:val="0"/>
+          <w:numId w:val="1003"/>
+        </w:numPr>
+        <w:ind w:firstLine="420"/>
       </w:pPr>
       <w:r>
         <w:rPr>
@@ -1472,7 +1571,11 @@
     <w:p>
       <w:pPr>
         <w:pStyle w:val="Compact"/>
-        <w:spacing w:before="0" w:after="0"/>
+        <w:numPr>
+          <w:ilvl w:val="0"/>
+          <w:numId w:val="1003"/>
+        </w:numPr>
+        <w:ind w:firstLine="420"/>
       </w:pPr>
       <w:r>
         <w:rPr>
@@ -1545,7 +1648,11 @@
     <w:p>
       <w:pPr>
         <w:pStyle w:val="Compact"/>
-        <w:spacing w:before="0" w:after="0"/>
+        <w:numPr>
+          <w:ilvl w:val="0"/>
+          <w:numId w:val="1003"/>
+        </w:numPr>
+        <w:ind w:firstLine="420"/>
       </w:pPr>
       <w:r>
         <w:rPr>
@@ -1598,13 +1705,13 @@
     </w:p>
     <w:p>
       <w:pPr>
-        <w:spacing w:before="0" w:after="0"/>
-      </w:pPr>
-    </w:p>
-    <w:p>
-      <w:pPr>
-        <w:spacing w:before="0" w:after="0"/>
-      </w:pPr>
+        <w:spacing w:before="160" w:after="80"/>
+      </w:pPr>
+      <w:r>
+        <w:pict>
+          <v:rect style="width:0;height:1.5pt" o:hralign="center" o:hrstd="t" o:hr="t"/>
+        </w:pict>
+      </w:r>
     </w:p>
     <w:p>
       <w:pPr>
@@ -1645,6 +1752,7 @@
     <w:p>
       <w:pPr>
         <w:pStyle w:val="FirstParagraph"/>
+        <w:ind w:firstLine="420"/>
       </w:pPr>
       <w:r>
         <w:rPr>
@@ -1827,7 +1935,11 @@
     <w:p>
       <w:pPr>
         <w:pStyle w:val="Compact"/>
-        <w:spacing w:before="0" w:after="0"/>
+        <w:numPr>
+          <w:ilvl w:val="0"/>
+          <w:numId w:val="1004"/>
+        </w:numPr>
+        <w:ind w:firstLine="420"/>
       </w:pPr>
       <w:r>
         <w:rPr>
@@ -1882,7 +1994,11 @@
     <w:p>
       <w:pPr>
         <w:pStyle w:val="Compact"/>
-        <w:spacing w:before="0" w:after="0"/>
+        <w:numPr>
+          <w:ilvl w:val="0"/>
+          <w:numId w:val="1004"/>
+        </w:numPr>
+        <w:ind w:firstLine="420"/>
       </w:pPr>
       <w:r>
         <w:rPr>
@@ -1950,7 +2066,11 @@
     <w:p>
       <w:pPr>
         <w:pStyle w:val="Compact"/>
-        <w:spacing w:before="0" w:after="0"/>
+        <w:numPr>
+          <w:ilvl w:val="0"/>
+          <w:numId w:val="1004"/>
+        </w:numPr>
+        <w:ind w:firstLine="420"/>
       </w:pPr>
       <w:r>
         <w:rPr>
@@ -2029,7 +2149,11 @@
     <w:p>
       <w:pPr>
         <w:pStyle w:val="Compact"/>
-        <w:spacing w:before="0" w:after="0"/>
+        <w:numPr>
+          <w:ilvl w:val="0"/>
+          <w:numId w:val="1004"/>
+        </w:numPr>
+        <w:ind w:firstLine="420"/>
       </w:pPr>
       <w:r>
         <w:rPr>
@@ -2103,13 +2227,13 @@
     </w:p>
     <w:p>
       <w:pPr>
-        <w:spacing w:before="0" w:after="0"/>
-      </w:pPr>
-    </w:p>
-    <w:p>
-      <w:pPr>
-        <w:spacing w:before="0" w:after="0"/>
-      </w:pPr>
+        <w:spacing w:before="160" w:after="80"/>
+      </w:pPr>
+      <w:r>
+        <w:pict>
+          <v:rect style="width:0;height:1.5pt" o:hralign="center" o:hrstd="t" o:hr="t"/>
+        </w:pict>
+      </w:r>
     </w:p>
     <w:p>
       <w:pPr>
@@ -2150,6 +2274,7 @@
     <w:p>
       <w:pPr>
         <w:pStyle w:val="FirstParagraph"/>
+        <w:ind w:firstLine="420"/>
       </w:pPr>
       <w:r>
         <w:rPr>
@@ -2335,6 +2460,7 @@
     <w:p>
       <w:pPr>
         <w:pStyle w:val="FirstParagraph"/>
+        <w:ind w:firstLine="420"/>
       </w:pPr>
       <w:r>
         <w:rPr>
@@ -2437,6 +2563,7 @@
           <w:ilvl w:val="0"/>
           <w:numId w:val="1005"/>
         </w:numPr>
+        <w:ind w:firstLine="420"/>
       </w:pPr>
       <w:r>
         <w:rPr>
@@ -2604,6 +2731,7 @@
           <w:ilvl w:val="0"/>
           <w:numId w:val="1005"/>
         </w:numPr>
+        <w:ind w:firstLine="420"/>
       </w:pPr>
       <w:r>
         <w:rPr>
@@ -2833,6 +2961,7 @@
           <w:ilvl w:val="0"/>
           <w:numId w:val="1005"/>
         </w:numPr>
+        <w:ind w:firstLine="420"/>
       </w:pPr>
       <w:r>
         <w:rPr>
@@ -2937,28 +3066,13 @@
     </w:p>
     <w:p>
       <w:pPr>
-        <w:spacing w:before="0" w:after="0"/>
-      </w:pPr>
-    </w:p>
-    <w:p>
-      <w:pPr>
-        <w:spacing w:before="0" w:after="0"/>
-      </w:pPr>
-    </w:p>
-    <w:p>
-      <w:pPr>
-        <w:spacing w:before="0" w:after="0"/>
-      </w:pPr>
-    </w:p>
-    <w:p>
-      <w:pPr>
-        <w:spacing w:before="0" w:after="0"/>
-      </w:pPr>
-    </w:p>
-    <w:p>
-      <w:pPr>
-        <w:spacing w:before="0" w:after="0"/>
-      </w:pPr>
+        <w:spacing w:before="160" w:after="80"/>
+      </w:pPr>
+      <w:r>
+        <w:pict>
+          <v:rect style="width:0;height:1.5pt" o:hralign="center" o:hrstd="t" o:hr="t"/>
+        </w:pict>
+      </w:r>
     </w:p>
     <w:p>
       <w:pPr>
@@ -2999,8 +3113,7 @@
     <w:p>
       <w:pPr>
         <w:pStyle w:val="FirstParagraph"/>
-        <w:spacing w:before="0" w:after="0"/>
-        <w:ind w:left="480" w:hanging="480"/>
+        <w:ind w:firstLine="420"/>
       </w:pPr>
       <w:r>
         <w:rPr>
@@ -3096,237 +3209,213 @@
         <w:rPr>
           <w:rFonts w:hint="eastAsia" w:ascii="Times New Roman" w:hAnsi="Times New Roman" w:eastAsia="Times New Roman" w:cs="Times New Roman"/>
         </w:rPr>
-        <w:t>，c</w:t>
+        <w:t>，c(A)·c(B)</w:t>
+      </w:r>
+      <w:r>
+        <w:rPr>
+          <w:rFonts w:ascii="Times New Roman" w:hAnsi="Times New Roman" w:eastAsia="Times New Roman" w:cs="Times New Roman"/>
+        </w:rPr>
+        <w:t xml:space="preserve"> = </w:t>
+      </w:r>
+      <w:r>
+        <w:rPr>
+          <w:rFonts w:hint="eastAsia" w:ascii="Times New Roman" w:hAnsi="Times New Roman" w:eastAsia="Times New Roman" w:cs="Times New Roman"/>
+        </w:rPr>
+        <w:t>c(C)·c(D)，</w:t>
+      </w:r>
+      <w:r>
+        <w:rPr>
+          <w:rFonts w:hint="eastAsia" w:ascii="Times New Roman" w:hAnsi="Times New Roman" w:eastAsia="FangSong" w:cs="Times New Roman"/>
+        </w:rPr>
+        <w:t>然后在温度不变的情况下</w:t>
+      </w:r>
+      <w:r>
+        <w:rPr>
+          <w:rFonts w:hint="eastAsia" w:ascii="Times New Roman" w:hAnsi="Times New Roman" w:eastAsia="Times New Roman" w:cs="Times New Roman"/>
+        </w:rPr>
+        <w:t>，</w:t>
+      </w:r>
+      <w:r>
+        <w:rPr>
+          <w:rFonts w:hint="eastAsia" w:ascii="Times New Roman" w:hAnsi="Times New Roman" w:eastAsia="FangSong" w:cs="Times New Roman"/>
+        </w:rPr>
+        <w:t>扩大容器容积至原来</w:t>
+      </w:r>
+      <w:r>
+        <w:rPr>
+          <w:rFonts w:ascii="Times New Roman" w:hAnsi="Times New Roman" w:eastAsia="Times New Roman" w:cs="Times New Roman"/>
+        </w:rPr>
+        <w:t xml:space="preserve"> 10 </w:t>
+      </w:r>
+      <w:r>
+        <w:rPr>
+          <w:rFonts w:hint="eastAsia" w:ascii="Times New Roman" w:hAnsi="Times New Roman" w:eastAsia="FangSong" w:cs="Times New Roman"/>
+        </w:rPr>
+        <w:t>倍</w:t>
+      </w:r>
+      <w:r>
+        <w:rPr>
+          <w:rFonts w:hint="eastAsia" w:ascii="Times New Roman" w:hAnsi="Times New Roman" w:eastAsia="Times New Roman" w:cs="Times New Roman"/>
+        </w:rPr>
+        <w:t>，</w:t>
+      </w:r>
+      <w:r>
+        <w:rPr>
+          <w:rFonts w:hint="eastAsia" w:ascii="Times New Roman" w:hAnsi="Times New Roman" w:eastAsia="FangSong" w:cs="Times New Roman"/>
+        </w:rPr>
+        <w:t>结果</w:t>
+      </w:r>
+      <w:r>
+        <w:rPr>
+          <w:rFonts w:ascii="Times New Roman" w:hAnsi="Times New Roman" w:eastAsia="Times New Roman" w:cs="Times New Roman"/>
+        </w:rPr>
+        <w:t xml:space="preserve"> A </w:t>
+      </w:r>
+      <w:r>
+        <w:rPr>
+          <w:rFonts w:hint="eastAsia" w:ascii="Times New Roman" w:hAnsi="Times New Roman" w:eastAsia="FangSong" w:cs="Times New Roman"/>
+        </w:rPr>
+        <w:t>的百分含量始终未有改变</w:t>
+      </w:r>
+      <w:r>
+        <w:rPr>
+          <w:rFonts w:hint="eastAsia" w:ascii="Times New Roman" w:hAnsi="Times New Roman" w:eastAsia="Times New Roman" w:cs="Times New Roman"/>
+        </w:rPr>
+        <w:t>，</w:t>
+      </w:r>
+      <w:r>
+        <w:rPr>
+          <w:rFonts w:hint="eastAsia" w:ascii="Times New Roman" w:hAnsi="Times New Roman" w:eastAsia="FangSong" w:cs="Times New Roman"/>
+        </w:rPr>
+        <w:t>则下列说法错误的是</w:t>
       </w:r>
     </w:p>
     <w:p>
       <w:pPr>
-        <w:pStyle w:val="FirstParagraph"/>
-        <w:spacing w:before="0" w:after="0"/>
-        <w:ind w:left="480" w:hanging="480"/>
-      </w:pPr>
-      <w:r>
-        <w:rPr>
-          <w:rFonts w:hint="eastAsia" w:ascii="Times New Roman" w:hAnsi="Times New Roman" w:eastAsia="Times New Roman" w:cs="Times New Roman"/>
-        </w:rPr>
-        <w:t>(A)·c</w:t>
+        <w:pStyle w:val="Compact"/>
+        <w:numPr>
+          <w:ilvl w:val="0"/>
+          <w:numId w:val="1006"/>
+        </w:numPr>
+      </w:pPr>
+      <w:r>
+        <w:rPr>
+          <w:rFonts w:ascii="Times New Roman" w:hAnsi="Times New Roman" w:eastAsia="Times New Roman" w:cs="Times New Roman"/>
+        </w:rPr>
+        <w:t xml:space="preserve">A. a = 1</w:t>
       </w:r>
     </w:p>
     <w:p>
       <w:pPr>
-        <w:pStyle w:val="FirstParagraph"/>
-        <w:spacing w:before="0" w:after="0"/>
-        <w:ind w:left="480" w:hanging="480"/>
-      </w:pPr>
-      <w:r>
-        <w:rPr>
-          <w:rFonts w:hint="eastAsia" w:ascii="Times New Roman" w:hAnsi="Times New Roman" w:eastAsia="Times New Roman" w:cs="Times New Roman"/>
-        </w:rPr>
-        <w:t>(B)</w:t>
-      </w:r>
-      <w:r>
-        <w:rPr>
-          <w:rFonts w:ascii="Times New Roman" w:hAnsi="Times New Roman" w:eastAsia="Times New Roman" w:cs="Times New Roman"/>
-        </w:rPr>
-        <w:t xml:space="preserve"> = </w:t>
-      </w:r>
-      <w:r>
-        <w:rPr>
-          <w:rFonts w:hint="eastAsia" w:ascii="Times New Roman" w:hAnsi="Times New Roman" w:eastAsia="Times New Roman" w:cs="Times New Roman"/>
-        </w:rPr>
-        <w:t>c</w:t>
+        <w:pStyle w:val="Compact"/>
+        <w:numPr>
+          <w:ilvl w:val="0"/>
+          <w:numId w:val="1006"/>
+        </w:numPr>
+        <w:ind w:firstLine="420"/>
+      </w:pPr>
+      <w:r>
+        <w:rPr>
+          <w:rFonts w:ascii="Times New Roman" w:hAnsi="Times New Roman" w:eastAsia="Times New Roman" w:cs="Times New Roman"/>
+        </w:rPr>
+        <w:t xml:space="preserve">B. B </w:t>
+      </w:r>
+      <w:r>
+        <w:rPr>
+          <w:rFonts w:hint="eastAsia" w:ascii="Times New Roman" w:hAnsi="Times New Roman" w:eastAsia="FangSong" w:cs="Times New Roman"/>
+        </w:rPr>
+        <w:t xml:space="preserve">的转化率为</w:t>
+      </w:r>
+      <w:r>
+        <w:rPr>
+          <w:rFonts w:ascii="Times New Roman" w:hAnsi="Times New Roman" w:eastAsia="Times New Roman" w:cs="Times New Roman"/>
+        </w:rPr>
+        <w:t xml:space="preserve"> 24%</w:t>
       </w:r>
     </w:p>
     <w:p>
       <w:pPr>
-        <w:pStyle w:val="FirstParagraph"/>
-        <w:spacing w:before="0" w:after="0"/>
-        <w:ind w:left="480" w:hanging="480"/>
-      </w:pPr>
-      <w:r>
-        <w:rPr>
-          <w:rFonts w:hint="eastAsia" w:ascii="Times New Roman" w:hAnsi="Times New Roman" w:eastAsia="Times New Roman" w:cs="Times New Roman"/>
-        </w:rPr>
-        <w:t>(C)·c(D)，</w:t>
-      </w:r>
-      <w:r>
-        <w:rPr>
-          <w:rFonts w:hint="eastAsia" w:ascii="Times New Roman" w:hAnsi="Times New Roman" w:eastAsia="FangSong" w:cs="Times New Roman"/>
-        </w:rPr>
-        <w:t>然后在温度不变的情况下</w:t>
-      </w:r>
-      <w:r>
-        <w:rPr>
-          <w:rFonts w:hint="eastAsia" w:ascii="Times New Roman" w:hAnsi="Times New Roman" w:eastAsia="Times New Roman" w:cs="Times New Roman"/>
-        </w:rPr>
-        <w:t>，</w:t>
-      </w:r>
-      <w:r>
-        <w:rPr>
-          <w:rFonts w:hint="eastAsia" w:ascii="Times New Roman" w:hAnsi="Times New Roman" w:eastAsia="FangSong" w:cs="Times New Roman"/>
-        </w:rPr>
-        <w:t>扩大容器容积至原来</w:t>
-      </w:r>
-      <w:r>
-        <w:rPr>
-          <w:rFonts w:ascii="Times New Roman" w:hAnsi="Times New Roman" w:eastAsia="Times New Roman" w:cs="Times New Roman"/>
-        </w:rPr>
-        <w:t xml:space="preserve"> 10 </w:t>
-      </w:r>
-      <w:r>
-        <w:rPr>
-          <w:rFonts w:hint="eastAsia" w:ascii="Times New Roman" w:hAnsi="Times New Roman" w:eastAsia="FangSong" w:cs="Times New Roman"/>
-        </w:rPr>
-        <w:t>倍</w:t>
-      </w:r>
-      <w:r>
-        <w:rPr>
-          <w:rFonts w:hint="eastAsia" w:ascii="Times New Roman" w:hAnsi="Times New Roman" w:eastAsia="Times New Roman" w:cs="Times New Roman"/>
-        </w:rPr>
-        <w:t>，</w:t>
-      </w:r>
-      <w:r>
-        <w:rPr>
-          <w:rFonts w:hint="eastAsia" w:ascii="Times New Roman" w:hAnsi="Times New Roman" w:eastAsia="FangSong" w:cs="Times New Roman"/>
-        </w:rPr>
-        <w:t>结果</w:t>
-      </w:r>
-      <w:r>
-        <w:rPr>
-          <w:rFonts w:ascii="Times New Roman" w:hAnsi="Times New Roman" w:eastAsia="Times New Roman" w:cs="Times New Roman"/>
-        </w:rPr>
-        <w:t xml:space="preserve"> A </w:t>
-      </w:r>
-      <w:r>
-        <w:rPr>
-          <w:rFonts w:hint="eastAsia" w:ascii="Times New Roman" w:hAnsi="Times New Roman" w:eastAsia="FangSong" w:cs="Times New Roman"/>
-        </w:rPr>
-        <w:t>的百分含量始终未有改变</w:t>
-      </w:r>
-      <w:r>
-        <w:rPr>
-          <w:rFonts w:hint="eastAsia" w:ascii="Times New Roman" w:hAnsi="Times New Roman" w:eastAsia="Times New Roman" w:cs="Times New Roman"/>
-        </w:rPr>
-        <w:t>，</w:t>
-      </w:r>
-      <w:r>
-        <w:rPr>
-          <w:rFonts w:hint="eastAsia" w:ascii="Times New Roman" w:hAnsi="Times New Roman" w:eastAsia="FangSong" w:cs="Times New Roman"/>
-        </w:rPr>
-        <w:t>则下列说法错误的是</w:t>
+        <w:pStyle w:val="Compact"/>
+        <w:numPr>
+          <w:ilvl w:val="0"/>
+          <w:numId w:val="1006"/>
+        </w:numPr>
+        <w:ind w:firstLine="420"/>
+      </w:pPr>
+      <w:r>
+        <w:rPr>
+          <w:rFonts w:ascii="Times New Roman" w:hAnsi="Times New Roman" w:eastAsia="Times New Roman" w:cs="Times New Roman"/>
+        </w:rPr>
+        <w:t xml:space="preserve">C. </w:t>
+      </w:r>
+      <w:r>
+        <w:rPr>
+          <w:rFonts w:hint="eastAsia" w:ascii="Times New Roman" w:hAnsi="Times New Roman" w:eastAsia="FangSong" w:cs="Times New Roman"/>
+        </w:rPr>
+        <w:t xml:space="preserve">平衡常数</w:t>
+      </w:r>
+      <w:r>
+        <w:rPr>
+          <w:rFonts w:ascii="Times New Roman" w:hAnsi="Times New Roman" w:eastAsia="Times New Roman" w:cs="Times New Roman"/>
+        </w:rPr>
+        <w:t xml:space="preserve"> K = 1</w:t>
       </w:r>
     </w:p>
     <w:p>
       <w:pPr>
         <w:pStyle w:val="Compact"/>
-        <w:spacing w:before="0" w:after="0"/>
-      </w:pPr>
-      <w:r>
-        <w:rPr>
-          <w:rFonts w:ascii="Times New Roman" w:hAnsi="Times New Roman" w:eastAsia="Times New Roman" w:cs="Times New Roman"/>
-        </w:rPr>
-        <w:t xml:space="preserve">A. a = 1</w:t>
+        <w:numPr>
+          <w:ilvl w:val="0"/>
+          <w:numId w:val="1006"/>
+        </w:numPr>
+        <w:ind w:firstLine="420"/>
+      </w:pPr>
+      <w:r>
+        <w:rPr>
+          <w:rFonts w:ascii="Times New Roman" w:hAnsi="Times New Roman" w:eastAsia="Times New Roman" w:cs="Times New Roman"/>
+        </w:rPr>
+        <w:t xml:space="preserve">D. </w:t>
+      </w:r>
+      <w:r>
+        <w:rPr>
+          <w:rFonts w:hint="eastAsia" w:ascii="Times New Roman" w:hAnsi="Times New Roman" w:eastAsia="FangSong" w:cs="Times New Roman"/>
+        </w:rPr>
+        <w:t>温度不变的情况下</w:t>
+      </w:r>
+      <w:r>
+        <w:rPr>
+          <w:rFonts w:hint="eastAsia" w:ascii="Times New Roman" w:hAnsi="Times New Roman" w:eastAsia="Times New Roman" w:cs="Times New Roman"/>
+        </w:rPr>
+        <w:t>，</w:t>
+      </w:r>
+      <w:r>
+        <w:rPr>
+          <w:rFonts w:hint="eastAsia" w:ascii="Times New Roman" w:hAnsi="Times New Roman" w:eastAsia="FangSong" w:cs="Times New Roman"/>
+        </w:rPr>
+        <w:t>扩大容器容积</w:t>
+      </w:r>
+      <w:r>
+        <w:rPr>
+          <w:rFonts w:hint="eastAsia" w:ascii="Times New Roman" w:hAnsi="Times New Roman" w:eastAsia="Times New Roman" w:cs="Times New Roman"/>
+        </w:rPr>
+        <w:t>，</w:t>
+      </w:r>
+      <w:r>
+        <w:rPr>
+          <w:rFonts w:hint="eastAsia" w:ascii="Times New Roman" w:hAnsi="Times New Roman" w:eastAsia="FangSong" w:cs="Times New Roman"/>
+        </w:rPr>
+        <w:t>平衡不移动</w:t>
       </w:r>
     </w:p>
     <w:p>
       <w:pPr>
-        <w:pStyle w:val="Compact"/>
-        <w:spacing w:before="0" w:after="0"/>
-      </w:pPr>
-      <w:r>
-        <w:rPr>
-          <w:rFonts w:ascii="Times New Roman" w:hAnsi="Times New Roman" w:eastAsia="Times New Roman" w:cs="Times New Roman"/>
-        </w:rPr>
-        <w:t xml:space="preserve">B. B </w:t>
-      </w:r>
-      <w:r>
-        <w:rPr>
-          <w:rFonts w:hint="eastAsia" w:ascii="Times New Roman" w:hAnsi="Times New Roman" w:eastAsia="FangSong" w:cs="Times New Roman"/>
-        </w:rPr>
-        <w:t xml:space="preserve">的转化率为</w:t>
-      </w:r>
-      <w:r>
-        <w:rPr>
-          <w:rFonts w:ascii="Times New Roman" w:hAnsi="Times New Roman" w:eastAsia="Times New Roman" w:cs="Times New Roman"/>
-        </w:rPr>
-        <w:t xml:space="preserve"> 24%</w:t>
-      </w:r>
-    </w:p>
-    <w:p>
-      <w:pPr>
-        <w:pStyle w:val="Compact"/>
-        <w:spacing w:before="0" w:after="0"/>
-      </w:pPr>
-      <w:r>
-        <w:rPr>
-          <w:rFonts w:ascii="Times New Roman" w:hAnsi="Times New Roman" w:eastAsia="Times New Roman" w:cs="Times New Roman"/>
-        </w:rPr>
-        <w:t xml:space="preserve">C. </w:t>
-      </w:r>
-      <w:r>
-        <w:rPr>
-          <w:rFonts w:hint="eastAsia" w:ascii="Times New Roman" w:hAnsi="Times New Roman" w:eastAsia="FangSong" w:cs="Times New Roman"/>
-        </w:rPr>
-        <w:t xml:space="preserve">平衡常数</w:t>
-      </w:r>
-      <w:r>
-        <w:rPr>
-          <w:rFonts w:ascii="Times New Roman" w:hAnsi="Times New Roman" w:eastAsia="Times New Roman" w:cs="Times New Roman"/>
-        </w:rPr>
-        <w:t xml:space="preserve"> K = 1</w:t>
-      </w:r>
-    </w:p>
-    <w:p>
-      <w:pPr>
-        <w:pStyle w:val="Compact"/>
-        <w:spacing w:before="0" w:after="0"/>
-      </w:pPr>
-      <w:r>
-        <w:rPr>
-          <w:rFonts w:ascii="Times New Roman" w:hAnsi="Times New Roman" w:eastAsia="Times New Roman" w:cs="Times New Roman"/>
-        </w:rPr>
-        <w:t xml:space="preserve">D. </w:t>
-      </w:r>
-      <w:r>
-        <w:rPr>
-          <w:rFonts w:hint="eastAsia" w:ascii="Times New Roman" w:hAnsi="Times New Roman" w:eastAsia="FangSong" w:cs="Times New Roman"/>
-        </w:rPr>
-        <w:t>温度不变的情况下</w:t>
-      </w:r>
-      <w:r>
-        <w:rPr>
-          <w:rFonts w:hint="eastAsia" w:ascii="Times New Roman" w:hAnsi="Times New Roman" w:eastAsia="Times New Roman" w:cs="Times New Roman"/>
-        </w:rPr>
-        <w:t>，</w:t>
-      </w:r>
-      <w:r>
-        <w:rPr>
-          <w:rFonts w:hint="eastAsia" w:ascii="Times New Roman" w:hAnsi="Times New Roman" w:eastAsia="FangSong" w:cs="Times New Roman"/>
-        </w:rPr>
-        <w:t>扩大容器容积</w:t>
-      </w:r>
-      <w:r>
-        <w:rPr>
-          <w:rFonts w:hint="eastAsia" w:ascii="Times New Roman" w:hAnsi="Times New Roman" w:eastAsia="Times New Roman" w:cs="Times New Roman"/>
-        </w:rPr>
-        <w:t>，</w:t>
-      </w:r>
-      <w:r>
-        <w:rPr>
-          <w:rFonts w:hint="eastAsia" w:ascii="Times New Roman" w:hAnsi="Times New Roman" w:eastAsia="FangSong" w:cs="Times New Roman"/>
-        </w:rPr>
-        <w:t>平衡不移动</w:t>
-      </w:r>
-    </w:p>
-    <w:p>
-      <w:pPr>
-        <w:spacing w:before="0" w:after="0"/>
-      </w:pPr>
-    </w:p>
-    <w:p>
-      <w:pPr>
-        <w:spacing w:before="0" w:after="0"/>
-      </w:pPr>
+        <w:spacing w:before="160" w:after="80"/>
+      </w:pPr>
+      <w:r>
+        <w:pict>
+          <v:rect style="width:0;height:1.5pt" o:hralign="center" o:hrstd="t" o:hr="t"/>
+        </w:pict>
+      </w:r>
     </w:p>
     <w:p>
       <w:pPr>
@@ -3367,6 +3456,7 @@
     <w:p>
       <w:pPr>
         <w:pStyle w:val="FirstParagraph"/>
+        <w:ind w:firstLine="420"/>
       </w:pPr>
       <w:r>
         <w:rPr>
@@ -3577,7 +3667,7 @@
         </w:rPr>
         <w:drawing>
           <wp:inline>
-            <wp:extent cx="3019802" cy="1100376"/>
+            <wp:extent cx="3600000" cy="1597632"/>
             <wp:effectExtent b="0" l="0" r="0" t="0"/>
             <wp:docPr descr="" title="" id="22" name="Picture"/>
             <a:graphic>
@@ -3598,7 +3688,7 @@
                   <pic:spPr bwMode="auto">
                     <a:xfrm>
                       <a:off x="0" y="0"/>
-                      <a:ext cx="3019802" cy="1100376"/>
+                      <a:ext cx="3600000" cy="1597632"/>
                     </a:xfrm>
                     <a:prstGeom prst="rect">
                       <a:avLst/>
@@ -3620,7 +3710,11 @@
     <w:p>
       <w:pPr>
         <w:pStyle w:val="Compact"/>
-        <w:spacing w:before="0" w:after="0"/>
+        <w:numPr>
+          <w:ilvl w:val="0"/>
+          <w:numId w:val="1007"/>
+        </w:numPr>
+        <w:ind w:firstLine="420"/>
       </w:pPr>
       <w:r>
         <w:rPr>
@@ -3711,7 +3805,11 @@
     <w:p>
       <w:pPr>
         <w:pStyle w:val="Compact"/>
-        <w:spacing w:before="0" w:after="0"/>
+        <w:numPr>
+          <w:ilvl w:val="0"/>
+          <w:numId w:val="1007"/>
+        </w:numPr>
+        <w:ind w:firstLine="420"/>
       </w:pPr>
       <w:r>
         <w:rPr>
@@ -3765,7 +3863,11 @@
     <w:p>
       <w:pPr>
         <w:pStyle w:val="Compact"/>
-        <w:spacing w:before="0" w:after="0"/>
+        <w:numPr>
+          <w:ilvl w:val="0"/>
+          <w:numId w:val="1007"/>
+        </w:numPr>
+        <w:ind w:firstLine="420"/>
       </w:pPr>
       <w:r>
         <w:rPr>
@@ -3795,7 +3897,11 @@
     <w:p>
       <w:pPr>
         <w:pStyle w:val="Compact"/>
-        <w:spacing w:before="0" w:after="0"/>
+        <w:numPr>
+          <w:ilvl w:val="0"/>
+          <w:numId w:val="1007"/>
+        </w:numPr>
+        <w:ind w:firstLine="420"/>
       </w:pPr>
       <w:r>
         <w:rPr>
@@ -3860,13 +3966,13 @@
     </w:p>
     <w:p>
       <w:pPr>
-        <w:spacing w:before="0" w:after="0"/>
-      </w:pPr>
-    </w:p>
-    <w:p>
-      <w:pPr>
-        <w:spacing w:before="0" w:after="0"/>
-      </w:pPr>
+        <w:spacing w:before="160" w:after="80"/>
+      </w:pPr>
+      <w:r>
+        <w:pict>
+          <v:rect style="width:0;height:1.5pt" o:hralign="center" o:hrstd="t" o:hr="t"/>
+        </w:pict>
+      </w:r>
     </w:p>
     <w:p>
       <w:pPr>
@@ -3907,6 +4013,7 @@
     <w:p>
       <w:pPr>
         <w:pStyle w:val="FirstParagraph"/>
+        <w:ind w:firstLine="420"/>
       </w:pPr>
       <w:r>
         <w:rPr>
@@ -3940,6 +4047,7 @@
           <w:ilvl w:val="0"/>
           <w:numId w:val="1008"/>
         </w:numPr>
+        <w:ind w:firstLine="420"/>
       </w:pPr>
       <m:oMath>
         <m:oMathPr>
@@ -4064,6 +4172,7 @@
           <w:ilvl w:val="0"/>
           <w:numId w:val="1008"/>
         </w:numPr>
+        <w:ind w:firstLine="420"/>
       </w:pPr>
       <m:oMath>
         <m:oMathPr>
@@ -4169,6 +4278,7 @@
     <w:p>
       <w:pPr>
         <w:pStyle w:val="FirstParagraph"/>
+        <w:ind w:firstLine="420"/>
       </w:pPr>
       <w:r>
         <w:rPr>
@@ -4433,6 +4543,7 @@
     <w:p>
       <w:pPr>
         <w:pStyle w:val="BodyText"/>
+        <w:ind w:firstLine="420"/>
       </w:pPr>
       <w:r>
         <w:rPr>
@@ -4474,7 +4585,7 @@
         <m:sSup>
           <m:e>
             <m:r>
-              <m:t xml:space="preserve"> </m:t>
+              <m:t>​</m:t>
             </m:r>
           </m:e>
           <m:sup>
@@ -4694,7 +4805,7 @@
         <m:sSup>
           <m:e>
             <m:r>
-              <m:t xml:space="preserve"> </m:t>
+              <m:t>​</m:t>
             </m:r>
           </m:e>
           <m:sup>
@@ -4957,6 +5068,7 @@
     <w:p>
       <w:pPr>
         <w:pStyle w:val="BodyText"/>
+        <w:ind w:firstLine="420"/>
       </w:pPr>
       <w:r>
         <w:rPr>
@@ -5034,6 +5146,7 @@
     <w:p>
       <w:pPr>
         <w:pStyle w:val="BodyText"/>
+        <w:ind w:firstLine="420"/>
       </w:pPr>
       <w:r>
         <w:rPr>
@@ -5178,6 +5291,7 @@
     <w:p>
       <w:pPr>
         <w:pStyle w:val="BodyText"/>
+        <w:ind w:firstLine="420"/>
       </w:pPr>
       <w:r>
         <w:rPr>
@@ -5489,43 +5603,13 @@
     </w:p>
     <w:p>
       <w:pPr>
-        <w:spacing w:before="0" w:after="0"/>
-      </w:pPr>
-    </w:p>
-    <w:p>
-      <w:pPr>
-        <w:spacing w:before="0" w:after="0"/>
-      </w:pPr>
-    </w:p>
-    <w:p>
-      <w:pPr>
-        <w:spacing w:before="0" w:after="0"/>
-      </w:pPr>
-    </w:p>
-    <w:p>
-      <w:pPr>
-        <w:spacing w:before="0" w:after="0"/>
-      </w:pPr>
-    </w:p>
-    <w:p>
-      <w:pPr>
-        <w:spacing w:before="0" w:after="0"/>
-      </w:pPr>
-    </w:p>
-    <w:p>
-      <w:pPr>
-        <w:spacing w:before="0" w:after="0"/>
-      </w:pPr>
-    </w:p>
-    <w:p>
-      <w:pPr>
-        <w:spacing w:before="0" w:after="0"/>
-      </w:pPr>
-    </w:p>
-    <w:p>
-      <w:pPr>
-        <w:spacing w:before="0" w:after="0"/>
-      </w:pPr>
+        <w:spacing w:before="160" w:after="80"/>
+      </w:pPr>
+      <w:r>
+        <w:pict>
+          <v:rect style="width:0;height:1.5pt" o:hralign="center" o:hrstd="t" o:hr="t"/>
+        </w:pict>
+      </w:r>
     </w:p>
     <w:p>
       <w:pPr>
@@ -5566,6 +5650,7 @@
     <w:p>
       <w:pPr>
         <w:pStyle w:val="FirstParagraph"/>
+        <w:ind w:firstLine="420"/>
       </w:pPr>
       <w:r>
         <w:rPr>
@@ -5876,7 +5961,7 @@
         </w:rPr>
         <w:drawing>
           <wp:inline>
-            <wp:extent cx="3600000" cy="2119551"/>
+            <wp:extent cx="3600000" cy="2143820"/>
             <wp:effectExtent b="0" l="0" r="0" t="0"/>
             <wp:docPr descr="" title="" id="27" name="Picture"/>
             <a:graphic>
@@ -5897,7 +5982,7 @@
                   <pic:spPr bwMode="auto">
                     <a:xfrm>
                       <a:off x="0" y="0"/>
-                      <a:ext cx="3600000" cy="2119551"/>
+                      <a:ext cx="3600000" cy="2143820"/>
                     </a:xfrm>
                     <a:prstGeom prst="rect">
                       <a:avLst/>
@@ -5919,8 +6004,7 @@
     <w:p>
       <w:pPr>
         <w:pStyle w:val="BodyText"/>
-        <w:spacing w:before="0" w:after="0"/>
-        <w:ind w:left="480" w:hanging="480"/>
+        <w:ind w:firstLine="420"/>
       </w:pPr>
       <w:r>
         <w:rPr>
@@ -5940,13 +6024,6 @@
         </w:rPr>
         <w:t xml:space="preserve"> </w:t>
       </w:r>
-    </w:p>
-    <w:p>
-      <w:pPr>
-        <w:pStyle w:val="BodyText"/>
-        <w:spacing w:before="0" w:after="0"/>
-        <w:ind w:left="480" w:hanging="480"/>
-      </w:pPr>
       <w:r>
         <w:rPr>
           <w:rFonts w:ascii="Times New Roman" w:hAnsi="Times New Roman" w:eastAsia="Times New Roman" w:cs="Times New Roman"/>
@@ -6012,13 +6089,6 @@
         </w:rPr>
         <w:t xml:space="preserve"> </w:t>
       </w:r>
-    </w:p>
-    <w:p>
-      <w:pPr>
-        <w:pStyle w:val="BodyText"/>
-        <w:spacing w:before="0" w:after="0"/>
-        <w:ind w:left="480" w:hanging="480"/>
-      </w:pPr>
       <w:r>
         <w:rPr>
           <w:rFonts w:ascii="Times New Roman" w:hAnsi="Times New Roman" w:eastAsia="Times New Roman" w:cs="Times New Roman"/>
@@ -6087,65 +6157,58 @@
         </w:rPr>
         <w:t xml:space="preserve"> </w:t>
       </w:r>
+      <w:r>
+        <w:rPr>
+          <w:rFonts w:ascii="Times New Roman" w:hAnsi="Times New Roman" w:eastAsia="Times New Roman" w:cs="Times New Roman"/>
+        </w:rPr>
+        <w:t xml:space="preserve">D. b </w:t>
+      </w:r>
+      <w:r>
+        <w:rPr>
+          <w:rFonts w:hint="eastAsia" w:ascii="Times New Roman" w:hAnsi="Times New Roman" w:eastAsia="FangSong" w:cs="Times New Roman"/>
+        </w:rPr>
+        <w:t>点时</w:t>
+      </w:r>
+      <w:r>
+        <w:rPr>
+          <w:rFonts w:hint="eastAsia" w:ascii="Times New Roman" w:hAnsi="Times New Roman" w:eastAsia="Times New Roman" w:cs="Times New Roman"/>
+        </w:rPr>
+        <w:t>，</w:t>
+      </w:r>
+      <w:r>
+        <w:rPr>
+          <w:rFonts w:hint="eastAsia" w:ascii="Times New Roman" w:hAnsi="Times New Roman" w:eastAsia="FangSong" w:cs="Times New Roman"/>
+        </w:rPr>
+        <w:t>平衡体系中</w:t>
+      </w:r>
+      <w:r>
+        <w:rPr>
+          <w:rFonts w:ascii="Times New Roman" w:hAnsi="Times New Roman" w:eastAsia="Times New Roman" w:cs="Times New Roman"/>
+        </w:rPr>
+        <w:t xml:space="preserve"> A、B </w:t>
+      </w:r>
+      <w:r>
+        <w:rPr>
+          <w:rFonts w:hint="eastAsia" w:ascii="Times New Roman" w:hAnsi="Times New Roman" w:eastAsia="FangSong" w:cs="Times New Roman"/>
+        </w:rPr>
+        <w:t xml:space="preserve">原子数之比接近</w:t>
+      </w:r>
+      <w:r>
+        <w:rPr>
+          <w:rFonts w:ascii="Times New Roman" w:hAnsi="Times New Roman" w:eastAsia="Times New Roman" w:cs="Times New Roman"/>
+        </w:rPr>
+        <w:t xml:space="preserve"> 1:3</w:t>
+      </w:r>
     </w:p>
     <w:p>
       <w:pPr>
-        <w:pStyle w:val="BodyText"/>
-        <w:spacing w:before="0" w:after="0"/>
-        <w:ind w:left="480" w:hanging="480"/>
-      </w:pPr>
-      <w:r>
-        <w:rPr>
-          <w:rFonts w:ascii="Times New Roman" w:hAnsi="Times New Roman" w:eastAsia="Times New Roman" w:cs="Times New Roman"/>
-        </w:rPr>
-        <w:t xml:space="preserve">D. b </w:t>
-      </w:r>
-      <w:r>
-        <w:rPr>
-          <w:rFonts w:hint="eastAsia" w:ascii="Times New Roman" w:hAnsi="Times New Roman" w:eastAsia="FangSong" w:cs="Times New Roman"/>
-        </w:rPr>
-        <w:t>点时</w:t>
-      </w:r>
-      <w:r>
-        <w:rPr>
-          <w:rFonts w:hint="eastAsia" w:ascii="Times New Roman" w:hAnsi="Times New Roman" w:eastAsia="Times New Roman" w:cs="Times New Roman"/>
-        </w:rPr>
-        <w:t>，</w:t>
-      </w:r>
-      <w:r>
-        <w:rPr>
-          <w:rFonts w:hint="eastAsia" w:ascii="Times New Roman" w:hAnsi="Times New Roman" w:eastAsia="FangSong" w:cs="Times New Roman"/>
-        </w:rPr>
-        <w:t>平衡体系中</w:t>
-      </w:r>
-      <w:r>
-        <w:rPr>
-          <w:rFonts w:ascii="Times New Roman" w:hAnsi="Times New Roman" w:eastAsia="Times New Roman" w:cs="Times New Roman"/>
-        </w:rPr>
-        <w:t xml:space="preserve"> A、B </w:t>
-      </w:r>
-      <w:r>
-        <w:rPr>
-          <w:rFonts w:hint="eastAsia" w:ascii="Times New Roman" w:hAnsi="Times New Roman" w:eastAsia="FangSong" w:cs="Times New Roman"/>
-        </w:rPr>
-        <w:t xml:space="preserve">原子数之比接近</w:t>
-      </w:r>
-      <w:r>
-        <w:rPr>
-          <w:rFonts w:ascii="Times New Roman" w:hAnsi="Times New Roman" w:eastAsia="Times New Roman" w:cs="Times New Roman"/>
-        </w:rPr>
-        <w:t xml:space="preserve"> 1:3</w:t>
-      </w:r>
-    </w:p>
-    <w:p>
-      <w:pPr>
-        <w:spacing w:before="0" w:after="0"/>
-      </w:pPr>
-    </w:p>
-    <w:p>
-      <w:pPr>
-        <w:spacing w:before="0" w:after="0"/>
-      </w:pPr>
+        <w:spacing w:before="160" w:after="80"/>
+      </w:pPr>
+      <w:r>
+        <w:pict>
+          <v:rect style="width:0;height:1.5pt" o:hralign="center" o:hrstd="t" o:hr="t"/>
+        </w:pict>
+      </w:r>
     </w:p>
     <w:p>
       <w:pPr>
@@ -6186,6 +6249,7 @@
     <w:p>
       <w:pPr>
         <w:pStyle w:val="FirstParagraph"/>
+        <w:ind w:firstLine="420"/>
       </w:pPr>
       <w:r>
         <w:rPr>
@@ -6369,7 +6433,7 @@
         </w:rPr>
         <w:drawing>
           <wp:inline>
-            <wp:extent cx="3600000" cy="1293976"/>
+            <wp:extent cx="3600000" cy="1308433"/>
             <wp:effectExtent b="0" l="0" r="0" t="0"/>
             <wp:docPr descr="" title="" id="31" name="Picture"/>
             <a:graphic>
@@ -6390,7 +6454,7 @@
                   <pic:spPr bwMode="auto">
                     <a:xfrm>
                       <a:off x="0" y="0"/>
-                      <a:ext cx="3600000" cy="1293976"/>
+                      <a:ext cx="3600000" cy="1308433"/>
                     </a:xfrm>
                     <a:prstGeom prst="rect">
                       <a:avLst/>
@@ -6511,18 +6575,36 @@
             </m:rPr>
             <m:t>)</m:t>
           </m:r>
-          <m:limUpp>
+          <m:limLow>
             <m:e>
-              <m:r>
-                <m:rPr>
-                  <m:sty m:val="p"/>
-                </m:rPr>
-                <m:t>⇌</m:t>
-              </m:r>
+              <m:limUpp>
+                <m:e>
+                  <m:r>
+                    <m:rPr>
+                      <m:sty m:val="p"/>
+                    </m:rPr>
+                    <m:t>⇌</m:t>
+                  </m:r>
+                </m:e>
+                <m:lim>
+                  <m:r>
+                    <m:t>1123</m:t>
+                  </m:r>
+                  <m:r>
+                    <m:t> </m:t>
+                  </m:r>
+                  <m:r>
+                    <m:rPr>
+                      <m:sty m:val="p"/>
+                    </m:rPr>
+                    <m:t>K</m:t>
+                  </m:r>
+                </m:lim>
+              </m:limUpp>
             </m:e>
             <m:lim>
               <m:r>
-                <m:t>1123</m:t>
+                <m:t>1023</m:t>
               </m:r>
               <m:r>
                 <m:t> </m:t>
@@ -6534,34 +6616,7 @@
                 <m:t>K</m:t>
               </m:r>
             </m:lim>
-          </m:limUpp>
-          <m:r>
-            <m:t> </m:t>
-          </m:r>
-          <m:r>
-            <m:rPr>
-              <m:sty m:val="p"/>
-            </m:rPr>
-            <m:t>(</m:t>
-          </m:r>
-          <m:r>
-            <m:t>1023</m:t>
-          </m:r>
-          <m:r>
-            <m:t> </m:t>
-          </m:r>
-          <m:r>
-            <m:rPr>
-              <m:sty m:val="p"/>
-            </m:rPr>
-            <m:t>K</m:t>
-          </m:r>
-          <m:r>
-            <m:rPr>
-              <m:sty m:val="p"/>
-            </m:rPr>
-            <m:t>)</m:t>
-          </m:r>
+          </m:limLow>
           <m:sSub>
             <m:e>
               <m:r>
@@ -6652,8 +6707,7 @@
     <w:p>
       <w:pPr>
         <w:pStyle w:val="FirstParagraph"/>
-        <w:spacing w:before="0" w:after="0"/>
-        <w:ind w:left="480" w:hanging="480"/>
+        <w:ind w:firstLine="420"/>
       </w:pPr>
       <w:r>
         <w:rPr>
@@ -6679,13 +6733,6 @@
         </w:rPr>
         <w:t xml:space="preserve"> </w:t>
       </w:r>
-    </w:p>
-    <w:p>
-      <w:pPr>
-        <w:pStyle w:val="FirstParagraph"/>
-        <w:spacing w:before="0" w:after="0"/>
-        <w:ind w:left="480" w:hanging="480"/>
-      </w:pPr>
       <w:r>
         <w:rPr>
           <w:rFonts w:ascii="Times New Roman" w:hAnsi="Times New Roman" w:eastAsia="Times New Roman" w:cs="Times New Roman"/>
@@ -6748,13 +6795,6 @@
         </w:rPr>
         <w:t xml:space="preserve"> </w:t>
       </w:r>
-    </w:p>
-    <w:p>
-      <w:pPr>
-        <w:pStyle w:val="FirstParagraph"/>
-        <w:spacing w:before="0" w:after="0"/>
-        <w:ind w:left="480" w:hanging="480"/>
-      </w:pPr>
       <w:r>
         <w:rPr>
           <w:rFonts w:ascii="Times New Roman" w:hAnsi="Times New Roman" w:eastAsia="Times New Roman" w:cs="Times New Roman"/>
@@ -6811,13 +6851,6 @@
         </w:rPr>
         <w:t xml:space="preserve"> </w:t>
       </w:r>
-    </w:p>
-    <w:p>
-      <w:pPr>
-        <w:pStyle w:val="FirstParagraph"/>
-        <w:spacing w:before="0" w:after="0"/>
-        <w:ind w:left="480" w:hanging="480"/>
-      </w:pPr>
       <w:r>
         <w:rPr>
           <w:rFonts w:ascii="Times New Roman" w:hAnsi="Times New Roman" w:eastAsia="Times New Roman" w:cs="Times New Roman"/>
@@ -6912,13 +6945,6 @@
         </w:rPr>
         <w:t xml:space="preserve"> </w:t>
       </w:r>
-    </w:p>
-    <w:p>
-      <w:pPr>
-        <w:pStyle w:val="FirstParagraph"/>
-        <w:spacing w:before="0" w:after="0"/>
-        <w:ind w:left="480" w:hanging="480"/>
-      </w:pPr>
       <w:r>
         <w:rPr>
           <w:rFonts w:ascii="Times New Roman" w:hAnsi="Times New Roman" w:eastAsia="Times New Roman" w:cs="Times New Roman"/>
@@ -7004,13 +7030,13 @@
     </w:p>
     <w:p>
       <w:pPr>
-        <w:spacing w:before="0" w:after="0"/>
-      </w:pPr>
-    </w:p>
-    <w:p>
-      <w:pPr>
-        <w:spacing w:before="0" w:after="0"/>
-      </w:pPr>
+        <w:spacing w:before="160" w:after="80"/>
+      </w:pPr>
+      <w:r>
+        <w:pict>
+          <v:rect style="width:0;height:1.5pt" o:hralign="center" o:hrstd="t" o:hr="t"/>
+        </w:pict>
+      </w:r>
     </w:p>
     <w:p>
       <w:pPr>
@@ -7051,6 +7077,7 @@
     <w:p>
       <w:pPr>
         <w:pStyle w:val="FirstParagraph"/>
+        <w:ind w:firstLine="420"/>
       </w:pPr>
       <w:r>
         <w:rPr>
@@ -7183,7 +7210,7 @@
     <w:p>
       <w:pPr>
         <w:pStyle w:val="BodyText"/>
-        <w:spacing w:before="0" w:after="0"/>
+        <w:ind w:firstLine="420"/>
       </w:pPr>
       <w:r>
         <w:rPr>
@@ -7213,7 +7240,7 @@
     <w:p>
       <w:pPr>
         <w:pStyle w:val="BodyText"/>
-        <w:spacing w:before="0" w:after="0"/>
+        <w:ind w:firstLine="420"/>
       </w:pPr>
       <w:r>
         <w:rPr>
@@ -7243,7 +7270,7 @@
     <w:p>
       <w:pPr>
         <w:pStyle w:val="BodyText"/>
-        <w:spacing w:before="0" w:after="0"/>
+        <w:ind w:firstLine="420"/>
       </w:pPr>
       <w:r>
         <w:rPr>
@@ -7273,7 +7300,7 @@
     <w:p>
       <w:pPr>
         <w:pStyle w:val="BodyText"/>
-        <w:spacing w:before="0" w:after="0"/>
+        <w:ind w:firstLine="420"/>
       </w:pPr>
       <w:r>
         <w:rPr>
@@ -7312,7 +7339,7 @@
         </w:rPr>
         <w:drawing>
           <wp:inline>
-            <wp:extent cx="3240000" cy="2614455"/>
+            <wp:extent cx="3240000" cy="2638514"/>
             <wp:effectExtent b="0" l="0" r="0" t="0"/>
             <wp:docPr descr="" title="" id="35" name="Picture"/>
             <a:graphic>
@@ -7333,7 +7360,7 @@
                   <pic:spPr bwMode="auto">
                     <a:xfrm>
                       <a:off x="0" y="0"/>
-                      <a:ext cx="3240000" cy="2614455"/>
+                      <a:ext cx="3240000" cy="2638514"/>
                     </a:xfrm>
                     <a:prstGeom prst="rect">
                       <a:avLst/>
@@ -7354,13 +7381,13 @@
     </w:p>
     <w:p>
       <w:pPr>
-        <w:spacing w:before="0" w:after="0"/>
-      </w:pPr>
-    </w:p>
-    <w:p>
-      <w:pPr>
-        <w:spacing w:before="0" w:after="0"/>
-      </w:pPr>
+        <w:spacing w:before="160" w:after="80"/>
+      </w:pPr>
+      <w:r>
+        <w:pict>
+          <v:rect style="width:0;height:1.5pt" o:hralign="center" o:hrstd="t" o:hr="t"/>
+        </w:pict>
+      </w:r>
     </w:p>
     <w:p>
       <w:pPr>
@@ -7401,6 +7428,7 @@
     <w:p>
       <w:pPr>
         <w:pStyle w:val="FirstParagraph"/>
+        <w:ind w:firstLine="420"/>
       </w:pPr>
       <m:oMath>
         <m:sSub>
@@ -7761,6 +7789,7 @@
     <w:p>
       <w:pPr>
         <w:pStyle w:val="BodyText"/>
+        <w:ind w:firstLine="420"/>
       </w:pPr>
       <w:r>
         <w:rPr>
@@ -7831,6 +7860,7 @@
     <w:p>
       <w:pPr>
         <w:pStyle w:val="BodyText"/>
+        <w:ind w:firstLine="420"/>
       </w:pPr>
       <w:r>
         <w:rPr>
@@ -7895,28 +7925,13 @@
     </w:p>
     <w:p>
       <w:pPr>
-        <w:spacing w:before="0" w:after="0"/>
-      </w:pPr>
-    </w:p>
-    <w:p>
-      <w:pPr>
-        <w:spacing w:before="0" w:after="0"/>
-      </w:pPr>
-    </w:p>
-    <w:p>
-      <w:pPr>
-        <w:spacing w:before="0" w:after="0"/>
-      </w:pPr>
-    </w:p>
-    <w:p>
-      <w:pPr>
-        <w:spacing w:before="0" w:after="0"/>
-      </w:pPr>
-    </w:p>
-    <w:p>
-      <w:pPr>
-        <w:spacing w:before="0" w:after="0"/>
-      </w:pPr>
+        <w:spacing w:before="160" w:after="80"/>
+      </w:pPr>
+      <w:r>
+        <w:pict>
+          <v:rect style="width:0;height:1.5pt" o:hralign="center" o:hrstd="t" o:hr="t"/>
+        </w:pict>
+      </w:r>
     </w:p>
     <w:p>
       <w:pPr>
@@ -7957,6 +7972,7 @@
     <w:p>
       <w:pPr>
         <w:pStyle w:val="FirstParagraph"/>
+        <w:ind w:firstLine="420"/>
       </w:pPr>
       <w:r>
         <w:rPr>
@@ -8060,14 +8076,12 @@
     </w:p>
     <w:p>
       <w:pPr>
-        <w:pStyle w:val="BodyText"/>
-      </w:pPr>
-      <w:r>
-        <w:rPr>
-          <w:rFonts w:ascii="Times New Roman" w:hAnsi="Times New Roman" w:eastAsia="Times New Roman" w:cs="Times New Roman"/>
-        </w:rPr>
-        <w:t xml:space="preserve">3-1 </w:t>
-      </w:r>
+        <w:numPr>
+          <w:ilvl w:val="0"/>
+          <w:numId w:val="1009"/>
+        </w:numPr>
+        <w:ind w:firstLine="420"/>
+      </w:pPr>
       <w:r>
         <w:rPr>
           <w:rFonts w:hint="eastAsia" w:ascii="Times New Roman" w:hAnsi="Times New Roman" w:eastAsia="FangSong" w:cs="Times New Roman"/>
@@ -8207,14 +8221,12 @@
     </w:p>
     <w:p>
       <w:pPr>
-        <w:pStyle w:val="BodyText"/>
-      </w:pPr>
-      <w:r>
-        <w:rPr>
-          <w:rFonts w:ascii="Times New Roman" w:hAnsi="Times New Roman" w:eastAsia="Times New Roman" w:cs="Times New Roman"/>
-        </w:rPr>
-        <w:t xml:space="preserve">3-2 </w:t>
-      </w:r>
+        <w:numPr>
+          <w:ilvl w:val="0"/>
+          <w:numId w:val="1009"/>
+        </w:numPr>
+        <w:ind w:firstLine="420"/>
+      </w:pPr>
       <w:r>
         <w:rPr>
           <w:rFonts w:hint="eastAsia" w:ascii="Times New Roman" w:hAnsi="Times New Roman" w:eastAsia="FangSong" w:cs="Times New Roman"/>
@@ -8285,28 +8297,13 @@
     </w:p>
     <w:p>
       <w:pPr>
-        <w:spacing w:before="0" w:after="0"/>
-      </w:pPr>
-    </w:p>
-    <w:p>
-      <w:pPr>
-        <w:spacing w:before="0" w:after="0"/>
-      </w:pPr>
-    </w:p>
-    <w:p>
-      <w:pPr>
-        <w:spacing w:before="0" w:after="0"/>
-      </w:pPr>
-    </w:p>
-    <w:p>
-      <w:pPr>
-        <w:spacing w:before="0" w:after="0"/>
-      </w:pPr>
-    </w:p>
-    <w:p>
-      <w:pPr>
-        <w:spacing w:before="0" w:after="0"/>
-      </w:pPr>
+        <w:spacing w:before="160" w:after="80"/>
+      </w:pPr>
+      <w:r>
+        <w:pict>
+          <v:rect style="width:0;height:1.5pt" o:hralign="center" o:hrstd="t" o:hr="t"/>
+        </w:pict>
+      </w:r>
     </w:p>
     <w:p>
       <w:pPr>
@@ -8347,6 +8344,7 @@
     <w:p>
       <w:pPr>
         <w:pStyle w:val="FirstParagraph"/>
+        <w:ind w:firstLine="420"/>
       </w:pPr>
       <w:r>
         <w:rPr>
@@ -8517,6 +8515,7 @@
     <w:p>
       <w:pPr>
         <w:pStyle w:val="FirstParagraph"/>
+        <w:ind w:firstLine="420"/>
       </w:pPr>
       <w:r>
         <w:rPr>
@@ -8778,6 +8777,7 @@
     <w:p>
       <w:pPr>
         <w:pStyle w:val="BodyText"/>
+        <w:ind w:firstLine="420"/>
       </w:pPr>
       <w:r>
         <w:rPr>
@@ -8921,6 +8921,7 @@
     <w:p>
       <w:pPr>
         <w:pStyle w:val="BodyText"/>
+        <w:ind w:firstLine="420"/>
       </w:pPr>
       <w:r>
         <w:rPr>
@@ -9165,6 +9166,7 @@
     <w:p>
       <w:pPr>
         <w:pStyle w:val="BodyText"/>
+        <w:ind w:firstLine="420"/>
       </w:pPr>
       <w:r>
         <w:rPr>
@@ -9214,6 +9216,7 @@
     <w:p>
       <w:pPr>
         <w:pStyle w:val="BodyText"/>
+        <w:ind w:firstLine="420"/>
       </w:pPr>
       <w:r>
         <w:rPr>
@@ -9509,6 +9512,7 @@
     <w:p>
       <w:pPr>
         <w:pStyle w:val="BodyText"/>
+        <w:ind w:firstLine="420"/>
       </w:pPr>
       <w:r>
         <w:rPr>
@@ -9558,6 +9562,7 @@
     <w:p>
       <w:pPr>
         <w:pStyle w:val="BodyText"/>
+        <w:ind w:firstLine="420"/>
       </w:pPr>
       <w:r>
         <w:rPr>
@@ -9651,6 +9656,7 @@
     <w:p>
       <w:pPr>
         <w:pStyle w:val="BodyText"/>
+        <w:ind w:firstLine="420"/>
       </w:pPr>
       <w:r>
         <w:rPr>
@@ -9768,6 +9774,7 @@
     <w:p>
       <w:pPr>
         <w:pStyle w:val="BodyText"/>
+        <w:ind w:firstLine="420"/>
       </w:pPr>
       <w:r>
         <w:rPr>
@@ -10018,7 +10025,7 @@
         </w:rPr>
         <w:drawing>
           <wp:inline>
-            <wp:extent cx="2146300" cy="2094268"/>
+            <wp:extent cx="2146300" cy="2120900"/>
             <wp:effectExtent b="0" l="0" r="0" t="0"/>
             <wp:docPr descr="" title="" id="41" name="Picture"/>
             <a:graphic>
@@ -10039,7 +10046,7 @@
                   <pic:spPr bwMode="auto">
                     <a:xfrm>
                       <a:off x="0" y="0"/>
-                      <a:ext cx="2146300" cy="2094268"/>
+                      <a:ext cx="2146300" cy="2120900"/>
                     </a:xfrm>
                     <a:prstGeom prst="rect">
                       <a:avLst/>
@@ -10070,7 +10077,7 @@
         </w:rPr>
         <w:drawing>
           <wp:inline>
-            <wp:extent cx="2146300" cy="2054128"/>
+            <wp:extent cx="2146300" cy="2057400"/>
             <wp:effectExtent b="0" l="0" r="0" t="0"/>
             <wp:docPr descr="" title="" id="44" name="Picture"/>
             <a:graphic>
@@ -10091,7 +10098,7 @@
                   <pic:spPr bwMode="auto">
                     <a:xfrm>
                       <a:off x="0" y="0"/>
-                      <a:ext cx="2146300" cy="2054128"/>
+                      <a:ext cx="2146300" cy="2057400"/>
                     </a:xfrm>
                     <a:prstGeom prst="rect">
                       <a:avLst/>
@@ -10113,6 +10120,7 @@
     <w:p>
       <w:pPr>
         <w:pStyle w:val="BodyText"/>
+        <w:ind w:firstLine="420"/>
       </w:pPr>
       <w:r>
         <w:rPr>
@@ -10218,6 +10226,7 @@
     <w:p>
       <w:pPr>
         <w:pStyle w:val="BodyText"/>
+        <w:ind w:firstLine="420"/>
       </w:pPr>
       <w:r>
         <w:rPr>
@@ -10339,6 +10348,7 @@
     <w:p>
       <w:pPr>
         <w:pStyle w:val="BodyText"/>
+        <w:ind w:firstLine="420"/>
       </w:pPr>
       <w:r>
         <w:rPr>
@@ -10388,6 +10398,7 @@
     <w:p>
       <w:pPr>
         <w:pStyle w:val="BodyText"/>
+        <w:ind w:firstLine="420"/>
       </w:pPr>
       <w:r>
         <w:rPr>
@@ -10449,6 +10460,7 @@
     <w:p>
       <w:pPr>
         <w:pStyle w:val="BodyText"/>
+        <w:ind w:firstLine="420"/>
       </w:pPr>
       <w:r>
         <w:rPr>
@@ -11177,6 +11189,7 @@
     <w:p>
       <w:pPr>
         <w:pStyle w:val="BodyText"/>
+        <w:ind w:firstLine="420"/>
       </w:pPr>
       <w:r>
         <w:rPr>
@@ -11282,6 +11295,7 @@
     <w:p>
       <w:pPr>
         <w:pStyle w:val="BodyText"/>
+        <w:ind w:firstLine="420"/>
       </w:pPr>
       <w:r>
         <w:rPr>
@@ -11575,43 +11589,13 @@
     </w:p>
     <w:p>
       <w:pPr>
-        <w:spacing w:before="0" w:after="0"/>
-      </w:pPr>
-    </w:p>
-    <w:p>
-      <w:pPr>
-        <w:spacing w:before="0" w:after="0"/>
-      </w:pPr>
-    </w:p>
-    <w:p>
-      <w:pPr>
-        <w:spacing w:before="0" w:after="0"/>
-      </w:pPr>
-    </w:p>
-    <w:p>
-      <w:pPr>
-        <w:spacing w:before="0" w:after="0"/>
-      </w:pPr>
-    </w:p>
-    <w:p>
-      <w:pPr>
-        <w:spacing w:before="0" w:after="0"/>
-      </w:pPr>
-    </w:p>
-    <w:p>
-      <w:pPr>
-        <w:spacing w:before="0" w:after="0"/>
-      </w:pPr>
-    </w:p>
-    <w:p>
-      <w:pPr>
-        <w:spacing w:before="0" w:after="0"/>
-      </w:pPr>
-    </w:p>
-    <w:p>
-      <w:pPr>
-        <w:spacing w:before="0" w:after="0"/>
-      </w:pPr>
+        <w:spacing w:before="160" w:after="80"/>
+      </w:pPr>
+      <w:r>
+        <w:pict>
+          <v:rect style="width:0;height:1.5pt" o:hralign="center" o:hrstd="t" o:hr="t"/>
+        </w:pict>
+      </w:r>
     </w:p>
     <w:p>
       <w:pPr>
@@ -11652,6 +11636,7 @@
     <w:p>
       <w:pPr>
         <w:pStyle w:val="FirstParagraph"/>
+        <w:ind w:firstLine="420"/>
       </w:pPr>
       <w:r>
         <w:rPr>
@@ -11777,14 +11762,13 @@
     </w:p>
     <w:p>
       <w:pPr>
-        <w:pStyle w:val="BodyText"/>
-      </w:pPr>
-      <w:r>
-        <w:rPr>
-          <w:rFonts w:ascii="Times New Roman" w:hAnsi="Times New Roman" w:eastAsia="Times New Roman" w:cs="Times New Roman"/>
-        </w:rPr>
-        <w:t xml:space="preserve">7-1 </w:t>
-      </w:r>
+        <w:pStyle w:val="Compact"/>
+        <w:numPr>
+          <w:ilvl w:val="0"/>
+          <w:numId w:val="1010"/>
+        </w:numPr>
+        <w:ind w:firstLine="420"/>
+      </w:pPr>
       <w:r>
         <w:rPr>
           <w:rFonts w:hint="eastAsia" w:ascii="Times New Roman" w:hAnsi="Times New Roman" w:eastAsia="FangSong" w:cs="Times New Roman"/>
@@ -11896,13 +11880,14 @@
     </w:p>
     <w:p>
       <w:pPr>
-        <w:pStyle w:val="BodyText"/>
-      </w:pPr>
-      <w:r>
-        <w:rPr>
-          <w:rFonts w:ascii="Times New Roman" w:hAnsi="Times New Roman" w:eastAsia="Times New Roman" w:cs="Times New Roman"/>
-        </w:rPr>
-        <w:t xml:space="preserve">7-1-1 </w:t>
+        <w:pStyle w:val="FirstParagraph"/>
+        <w:ind w:firstLine="420"/>
+      </w:pPr>
+      <w:r>
+        <w:rPr>
+          <w:rFonts w:ascii="Times New Roman" w:hAnsi="Times New Roman" w:eastAsia="Times New Roman" w:cs="Times New Roman"/>
+        </w:rPr>
+        <w:t xml:space="preserve">(1)① </w:t>
       </w:r>
       <w:r>
         <w:rPr>
@@ -12352,12 +12337,13 @@
     <w:p>
       <w:pPr>
         <w:pStyle w:val="BodyText"/>
-      </w:pPr>
-      <w:r>
-        <w:rPr>
-          <w:rFonts w:ascii="Times New Roman" w:hAnsi="Times New Roman" w:eastAsia="Times New Roman" w:cs="Times New Roman"/>
-        </w:rPr>
-        <w:t xml:space="preserve">7-1-2 </w:t>
+        <w:ind w:firstLine="420"/>
+      </w:pPr>
+      <w:r>
+        <w:rPr>
+          <w:rFonts w:ascii="Times New Roman" w:hAnsi="Times New Roman" w:eastAsia="Times New Roman" w:cs="Times New Roman"/>
+        </w:rPr>
+        <w:t xml:space="preserve">(1)② </w:t>
       </w:r>
       <w:r>
         <w:rPr>
@@ -12601,6 +12587,7 @@
     <w:p>
       <w:pPr>
         <w:pStyle w:val="FirstParagraph"/>
+        <w:ind w:firstLine="420"/>
       </w:pPr>
       <w:r>
         <w:rPr>
@@ -13061,14 +13048,12 @@
     </w:p>
     <w:p>
       <w:pPr>
-        <w:pStyle w:val="BodyText"/>
-      </w:pPr>
-      <w:r>
-        <w:rPr>
-          <w:rFonts w:ascii="Times New Roman" w:hAnsi="Times New Roman" w:eastAsia="Times New Roman" w:cs="Times New Roman"/>
-        </w:rPr>
-        <w:t xml:space="preserve">7-2 </w:t>
-      </w:r>
+        <w:numPr>
+          <w:ilvl w:val="0"/>
+          <w:numId w:val="1011"/>
+        </w:numPr>
+        <w:ind w:firstLine="420"/>
+      </w:pPr>
       <w:r>
         <w:rPr>
           <w:rFonts w:hint="eastAsia" w:ascii="Times New Roman" w:hAnsi="Times New Roman" w:eastAsia="FangSong" w:cs="Times New Roman"/>
@@ -13156,14 +13141,12 @@
     </w:p>
     <w:p>
       <w:pPr>
-        <w:pStyle w:val="BodyText"/>
-      </w:pPr>
-      <w:r>
-        <w:rPr>
-          <w:rFonts w:ascii="Times New Roman" w:hAnsi="Times New Roman" w:eastAsia="Times New Roman" w:cs="Times New Roman"/>
-        </w:rPr>
-        <w:t xml:space="preserve">7-3 </w:t>
-      </w:r>
+        <w:numPr>
+          <w:ilvl w:val="0"/>
+          <w:numId w:val="1011"/>
+        </w:numPr>
+        <w:ind w:firstLine="420"/>
+      </w:pPr>
       <w:r>
         <w:rPr>
           <w:rFonts w:hint="eastAsia" w:ascii="Times New Roman" w:hAnsi="Times New Roman" w:eastAsia="FangSong" w:cs="Times New Roman"/>
@@ -13191,13 +13174,14 @@
     </w:p>
     <w:p>
       <w:pPr>
-        <w:pStyle w:val="BodyText"/>
-      </w:pPr>
-      <w:r>
-        <w:rPr>
-          <w:rFonts w:ascii="Times New Roman" w:hAnsi="Times New Roman" w:eastAsia="Times New Roman" w:cs="Times New Roman"/>
-        </w:rPr>
-        <w:t xml:space="preserve">7-3-1 </w:t>
+        <w:pStyle w:val="FirstParagraph"/>
+        <w:ind w:firstLine="420"/>
+      </w:pPr>
+      <w:r>
+        <w:rPr>
+          <w:rFonts w:ascii="Times New Roman" w:hAnsi="Times New Roman" w:eastAsia="Times New Roman" w:cs="Times New Roman"/>
+        </w:rPr>
+        <w:t xml:space="preserve">(3)① </w:t>
       </w:r>
       <w:r>
         <w:rPr>
@@ -13299,12 +13283,13 @@
     <w:p>
       <w:pPr>
         <w:pStyle w:val="BodyText"/>
-      </w:pPr>
-      <w:r>
-        <w:rPr>
-          <w:rFonts w:ascii="Times New Roman" w:hAnsi="Times New Roman" w:eastAsia="Times New Roman" w:cs="Times New Roman"/>
-        </w:rPr>
-        <w:t xml:space="preserve">7-3-2 </w:t>
+        <w:ind w:firstLine="420"/>
+      </w:pPr>
+      <w:r>
+        <w:rPr>
+          <w:rFonts w:ascii="Times New Roman" w:hAnsi="Times New Roman" w:eastAsia="Times New Roman" w:cs="Times New Roman"/>
+        </w:rPr>
+        <w:t xml:space="preserve">(3)② </w:t>
       </w:r>
       <w:r>
         <w:rPr>
@@ -13370,12 +13355,13 @@
     <w:p>
       <w:pPr>
         <w:pStyle w:val="BodyText"/>
-      </w:pPr>
-      <w:r>
-        <w:rPr>
-          <w:rFonts w:ascii="Times New Roman" w:hAnsi="Times New Roman" w:eastAsia="Times New Roman" w:cs="Times New Roman"/>
-        </w:rPr>
-        <w:t xml:space="preserve">7-3-3 </w:t>
+        <w:ind w:firstLine="420"/>
+      </w:pPr>
+      <w:r>
+        <w:rPr>
+          <w:rFonts w:ascii="Times New Roman" w:hAnsi="Times New Roman" w:eastAsia="Times New Roman" w:cs="Times New Roman"/>
+        </w:rPr>
+        <w:t xml:space="preserve">(3)③ </w:t>
       </w:r>
       <w:r>
         <w:rPr>
@@ -13628,12 +13614,13 @@
     <w:p>
       <w:pPr>
         <w:pStyle w:val="BodyText"/>
-      </w:pPr>
-      <w:r>
-        <w:rPr>
-          <w:rFonts w:ascii="Times New Roman" w:hAnsi="Times New Roman" w:eastAsia="Times New Roman" w:cs="Times New Roman"/>
-        </w:rPr>
-        <w:t xml:space="preserve">7-3-4 </w:t>
+        <w:ind w:firstLine="420"/>
+      </w:pPr>
+      <w:r>
+        <w:rPr>
+          <w:rFonts w:ascii="Times New Roman" w:hAnsi="Times New Roman" w:eastAsia="Times New Roman" w:cs="Times New Roman"/>
+        </w:rPr>
+        <w:t xml:space="preserve">(3)④ </w:t>
       </w:r>
       <w:r>
         <w:rPr>
@@ -13711,6 +13698,7 @@
     <w:p>
       <w:pPr>
         <w:pStyle w:val="BodyText"/>
+        <w:ind w:firstLine="420"/>
       </w:pPr>
       <w:r>
         <w:rPr>
@@ -13740,6 +13728,7 @@
     <w:p>
       <w:pPr>
         <w:pStyle w:val="BodyText"/>
+        <w:ind w:firstLine="420"/>
       </w:pPr>
       <w:r>
         <w:rPr>
@@ -13884,6 +13873,7 @@
     <w:p>
       <w:pPr>
         <w:pStyle w:val="BodyText"/>
+        <w:ind w:firstLine="420"/>
       </w:pPr>
       <w:r>
         <w:rPr>
@@ -13901,6 +13891,7 @@
     <w:p>
       <w:pPr>
         <w:pStyle w:val="BodyText"/>
+        <w:ind w:firstLine="420"/>
       </w:pPr>
       <w:r>
         <w:rPr>
@@ -13948,6 +13939,7 @@
     <w:p>
       <w:pPr>
         <w:pStyle w:val="BodyText"/>
+        <w:ind w:firstLine="420"/>
       </w:pPr>
       <w:r>
         <w:rPr>
@@ -13995,6 +13987,7 @@
     <w:p>
       <w:pPr>
         <w:pStyle w:val="BodyText"/>
+        <w:ind w:firstLine="420"/>
       </w:pPr>
       <w:r>
         <w:rPr>
@@ -14018,6 +14011,7 @@
     <w:p>
       <w:pPr>
         <w:pStyle w:val="BodyText"/>
+        <w:ind w:firstLine="420"/>
       </w:pPr>
       <w:r>
         <w:rPr>
@@ -14041,6 +14035,7 @@
     <w:p>
       <w:pPr>
         <w:pStyle w:val="BodyText"/>
+        <w:ind w:firstLine="420"/>
       </w:pPr>
       <w:r>
         <w:rPr>
@@ -14064,6 +14059,7 @@
     <w:p>
       <w:pPr>
         <w:pStyle w:val="BodyText"/>
+        <w:ind w:firstLine="420"/>
       </w:pPr>
       <w:r>
         <w:rPr>
@@ -14087,6 +14083,7 @@
     <w:p>
       <w:pPr>
         <w:pStyle w:val="BodyText"/>
+        <w:ind w:firstLine="420"/>
       </w:pPr>
       <w:r>
         <w:rPr>
@@ -14110,6 +14107,7 @@
     <w:p>
       <w:pPr>
         <w:pStyle w:val="BodyText"/>
+        <w:ind w:firstLine="420"/>
       </w:pPr>
       <w:r>
         <w:rPr>
@@ -14126,43 +14124,13 @@
     </w:p>
     <w:p>
       <w:pPr>
-        <w:spacing w:before="0" w:after="0"/>
-      </w:pPr>
-    </w:p>
-    <w:p>
-      <w:pPr>
-        <w:spacing w:before="0" w:after="0"/>
-      </w:pPr>
-    </w:p>
-    <w:p>
-      <w:pPr>
-        <w:spacing w:before="0" w:after="0"/>
-      </w:pPr>
-    </w:p>
-    <w:p>
-      <w:pPr>
-        <w:spacing w:before="0" w:after="0"/>
-      </w:pPr>
-    </w:p>
-    <w:p>
-      <w:pPr>
-        <w:spacing w:before="0" w:after="0"/>
-      </w:pPr>
-    </w:p>
-    <w:p>
-      <w:pPr>
-        <w:spacing w:before="0" w:after="0"/>
-      </w:pPr>
-    </w:p>
-    <w:p>
-      <w:pPr>
-        <w:spacing w:before="0" w:after="0"/>
-      </w:pPr>
-    </w:p>
-    <w:p>
-      <w:pPr>
-        <w:spacing w:before="0" w:after="0"/>
-      </w:pPr>
+        <w:spacing w:before="160" w:after="80"/>
+      </w:pPr>
+      <w:r>
+        <w:pict>
+          <v:rect style="width:0;height:1.5pt" o:hralign="center" o:hrstd="t" o:hr="t"/>
+        </w:pict>
+      </w:r>
     </w:p>
     <w:p>
       <w:pPr>
@@ -14203,6 +14171,7 @@
     <w:p>
       <w:pPr>
         <w:pStyle w:val="FirstParagraph"/>
+        <w:ind w:firstLine="420"/>
       </w:pPr>
       <w:r>
         <w:rPr>
@@ -14304,6 +14273,7 @@
     <w:p>
       <w:pPr>
         <w:pStyle w:val="BodyText"/>
+        <w:ind w:firstLine="420"/>
       </w:pPr>
       <w:r>
         <w:rPr>
@@ -14333,6 +14303,7 @@
     <w:p>
       <w:pPr>
         <w:pStyle w:val="BodyText"/>
+        <w:ind w:firstLine="420"/>
       </w:pPr>
       <w:r>
         <w:rPr>
@@ -14350,6 +14321,7 @@
     <w:p>
       <w:pPr>
         <w:pStyle w:val="BodyText"/>
+        <w:ind w:firstLine="420"/>
       </w:pPr>
       <w:r>
         <w:rPr>
@@ -14535,9 +14507,15 @@
           <m:t>69</m:t>
         </m:r>
         <m:r>
+          <m:rPr>
+            <m:sty m:val="p"/>
+          </m:rPr>
           <m:t>k</m:t>
         </m:r>
         <m:r>
+          <m:rPr>
+            <m:sty m:val="p"/>
+          </m:rPr>
           <m:t>J</m:t>
         </m:r>
         <m:r>
@@ -14547,12 +14525,21 @@
           <m:t>/</m:t>
         </m:r>
         <m:r>
+          <m:rPr>
+            <m:sty m:val="p"/>
+          </m:rPr>
           <m:t>m</m:t>
         </m:r>
         <m:r>
+          <m:rPr>
+            <m:sty m:val="p"/>
+          </m:rPr>
           <m:t>o</m:t>
         </m:r>
         <m:r>
+          <m:rPr>
+            <m:sty m:val="p"/>
+          </m:rPr>
           <m:t>l</m:t>
         </m:r>
       </m:oMath>
@@ -14560,6 +14547,7 @@
     <w:p>
       <w:pPr>
         <w:pStyle w:val="BodyText"/>
+        <w:ind w:firstLine="420"/>
       </w:pPr>
       <w:r>
         <w:rPr>
@@ -14819,6 +14807,7 @@
     <w:p>
       <w:pPr>
         <w:pStyle w:val="BodyText"/>
+        <w:ind w:firstLine="420"/>
       </w:pPr>
       <w:r>
         <w:rPr>
@@ -15052,12 +15041,13 @@
     <w:p>
       <w:pPr>
         <w:pStyle w:val="BodyText"/>
-      </w:pPr>
-      <w:r>
-        <w:rPr>
-          <w:rFonts w:ascii="Times New Roman" w:hAnsi="Times New Roman" w:eastAsia="Times New Roman" w:cs="Times New Roman"/>
-        </w:rPr>
-        <w:t xml:space="preserve">6-1-1 5 </w:t>
+        <w:ind w:firstLine="420"/>
+      </w:pPr>
+      <w:r>
+        <w:rPr>
+          <w:rFonts w:ascii="Times New Roman" w:hAnsi="Times New Roman" w:eastAsia="Times New Roman" w:cs="Times New Roman"/>
+        </w:rPr>
+        <w:t xml:space="preserve">(1)① 5 </w:t>
       </w:r>
       <w:r>
         <w:rPr>
@@ -15075,12 +15065,13 @@
     <w:p>
       <w:pPr>
         <w:pStyle w:val="BodyText"/>
-      </w:pPr>
-      <w:r>
-        <w:rPr>
-          <w:rFonts w:ascii="Times New Roman" w:hAnsi="Times New Roman" w:eastAsia="Times New Roman" w:cs="Times New Roman"/>
-        </w:rPr>
-        <w:t xml:space="preserve">6-1-2 </w:t>
+        <w:ind w:firstLine="420"/>
+      </w:pPr>
+      <w:r>
+        <w:rPr>
+          <w:rFonts w:ascii="Times New Roman" w:hAnsi="Times New Roman" w:eastAsia="Times New Roman" w:cs="Times New Roman"/>
+        </w:rPr>
+        <w:t xml:space="preserve">(1)② </w:t>
       </w:r>
       <w:r>
         <w:rPr>
@@ -15110,6 +15101,7 @@
     <w:p>
       <w:pPr>
         <w:pStyle w:val="BodyText"/>
+        <w:ind w:firstLine="420"/>
       </w:pPr>
       <w:r>
         <w:rPr>
@@ -15139,6 +15131,7 @@
     <w:p>
       <w:pPr>
         <w:pStyle w:val="BodyText"/>
+        <w:ind w:firstLine="420"/>
       </w:pPr>
       <w:r>
         <w:rPr>
@@ -15443,12 +15436,13 @@
     <w:p>
       <w:pPr>
         <w:pStyle w:val="BodyText"/>
-      </w:pPr>
-      <w:r>
-        <w:rPr>
-          <w:rFonts w:ascii="Times New Roman" w:hAnsi="Times New Roman" w:eastAsia="Times New Roman" w:cs="Times New Roman"/>
-        </w:rPr>
-        <w:t xml:space="preserve">6-2-1 </w:t>
+        <w:ind w:firstLine="420"/>
+      </w:pPr>
+      <w:r>
+        <w:rPr>
+          <w:rFonts w:ascii="Times New Roman" w:hAnsi="Times New Roman" w:eastAsia="Times New Roman" w:cs="Times New Roman"/>
+        </w:rPr>
+        <w:t xml:space="preserve">(2)① </w:t>
       </w:r>
       <w:r>
         <w:rPr>
@@ -15559,12 +15553,13 @@
     <w:p>
       <w:pPr>
         <w:pStyle w:val="BodyText"/>
-      </w:pPr>
-      <w:r>
-        <w:rPr>
-          <w:rFonts w:ascii="Times New Roman" w:hAnsi="Times New Roman" w:eastAsia="Times New Roman" w:cs="Times New Roman"/>
-        </w:rPr>
-        <w:t xml:space="preserve">6-2-2 </w:t>
+        <w:ind w:firstLine="420"/>
+      </w:pPr>
+      <w:r>
+        <w:rPr>
+          <w:rFonts w:ascii="Times New Roman" w:hAnsi="Times New Roman" w:eastAsia="Times New Roman" w:cs="Times New Roman"/>
+        </w:rPr>
+        <w:t xml:space="preserve">(2)② </w:t>
       </w:r>
       <w:r>
         <w:rPr>
@@ -15624,6 +15619,7 @@
     <w:p>
       <w:pPr>
         <w:pStyle w:val="BodyText"/>
+        <w:ind w:firstLine="420"/>
       </w:pPr>
       <w:r>
         <w:rPr>
@@ -15653,6 +15649,7 @@
     <w:p>
       <w:pPr>
         <w:pStyle w:val="BodyText"/>
+        <w:ind w:firstLine="420"/>
       </w:pPr>
       <w:r>
         <w:rPr>
@@ -15943,14 +15940,13 @@
     </w:p>
     <w:p>
       <w:pPr>
-        <w:pStyle w:val="BodyText"/>
-      </w:pPr>
-      <w:r>
-        <w:rPr>
-          <w:rFonts w:ascii="Times New Roman" w:hAnsi="Times New Roman" w:eastAsia="Times New Roman" w:cs="Times New Roman"/>
-        </w:rPr>
-        <w:t xml:space="preserve">6-3 </w:t>
-      </w:r>
+        <w:pStyle w:val="Compact"/>
+        <w:numPr>
+          <w:ilvl w:val="0"/>
+          <w:numId w:val="1012"/>
+        </w:numPr>
+        <w:ind w:firstLine="420"/>
+      </w:pPr>
       <w:r>
         <w:rPr>
           <w:rFonts w:hint="eastAsia" w:ascii="Times New Roman" w:hAnsi="Times New Roman" w:eastAsia="FangSong" w:cs="Times New Roman"/>
@@ -16144,7 +16140,8 @@
     </w:p>
     <w:p>
       <w:pPr>
-        <w:pStyle w:val="BodyText"/>
+        <w:pStyle w:val="FirstParagraph"/>
+        <w:ind w:firstLine="420"/>
       </w:pPr>
       <w:r>
         <w:rPr>
@@ -16174,6 +16171,7 @@
     <w:p>
       <w:pPr>
         <w:pStyle w:val="BodyText"/>
+        <w:ind w:firstLine="420"/>
       </w:pPr>
       <w:r>
         <w:rPr>
@@ -16384,6 +16382,8 @@
     <w:p>
       <w:pPr>
         <w:pStyle w:val="FirstParagraph"/>
+        <w:spacing w:after="80"/>
+        <w:ind w:firstLine="420"/>
       </w:pPr>
       <w:r>
         <w:rPr>
@@ -16490,10 +16490,682 @@
         <w:t>：</w:t>
       </w:r>
     </w:p>
+    <w:tbl>
+      <w:tblPr>
+        <w:tblStyle w:val="Table"/>
+        <w:tblW w:type="auto" w:w="0"/>
+        <w:tblLook w:firstRow="1" w:lastRow="0" w:firstColumn="0" w:lastColumn="0" w:noHBand="0" w:noVBand="0" w:val="0020"/>
+        <w:jc w:val="center"/>
+        <w:tblBorders>
+          <w:top w:val="single" w:sz="12" w:space="0" w:color="333333"/>
+          <w:bottom w:val="single" w:sz="12" w:space="0" w:color="333333"/>
+          <w:left w:val="none"/>
+          <w:right w:val="none"/>
+          <w:insideH w:val="none"/>
+          <w:insideV w:val="none"/>
+        </w:tblBorders>
+      </w:tblPr>
+      <w:tblGrid>
+        <w:gridCol w:w="1320"/>
+        <w:gridCol w:w="1320"/>
+        <w:gridCol w:w="1320"/>
+        <w:gridCol w:w="1320"/>
+        <w:gridCol w:w="1320"/>
+        <w:gridCol w:w="1320"/>
+      </w:tblGrid>
+      <w:tr>
+        <w:trPr>
+          <w:tblHeader w:val="on"/>
+        </w:trPr>
+        <w:tc>
+          <w:tcPr>
+            <w:tcBorders>
+              <w:bottom w:val="single" w:sz="6" w:space="0" w:color="333333"/>
+            </w:tcBorders>
+          </w:tcPr>
+          <w:p>
+            <w:pPr>
+              <w:pStyle w:val="Compact"/>
+              <w:jc w:val="center"/>
+            </w:pPr>
+            <m:oMath>
+              <m:r>
+                <m:t>Z</m:t>
+              </m:r>
+              <m:sSup>
+                <m:e>
+                  <m:r>
+                    <m:t>n</m:t>
+                  </m:r>
+                </m:e>
+                <m:sup>
+                  <m:r>
+                    <m:t>2</m:t>
+                  </m:r>
+                  <m:r>
+                    <m:rPr>
+                      <m:sty m:val="p"/>
+                    </m:rPr>
+                    <m:t>+</m:t>
+                  </m:r>
+                </m:sup>
+              </m:sSup>
+              <m:r>
+                <m:rPr>
+                  <m:sty m:val="p"/>
+                </m:rPr>
+                <m:t>/</m:t>
+              </m:r>
+              <m:r>
+                <m:rPr>
+                  <m:sty m:val="p"/>
+                </m:rPr>
+                <m:t>m</m:t>
+              </m:r>
+              <m:r>
+                <m:rPr>
+                  <m:sty m:val="p"/>
+                </m:rPr>
+                <m:t>m</m:t>
+              </m:r>
+              <m:r>
+                <m:rPr>
+                  <m:sty m:val="p"/>
+                </m:rPr>
+                <m:t>o</m:t>
+              </m:r>
+              <m:r>
+                <m:rPr>
+                  <m:sty m:val="p"/>
+                </m:rPr>
+                <m:t>l</m:t>
+              </m:r>
+              <m:r>
+                <m:rPr>
+                  <m:sty m:val="p"/>
+                </m:rPr>
+                <m:t>/</m:t>
+              </m:r>
+              <m:r>
+                <m:rPr>
+                  <m:sty m:val="p"/>
+                </m:rPr>
+                <m:t>L</m:t>
+              </m:r>
+            </m:oMath>
+            <w:r>
+              <w:rPr>
+                <w:rFonts w:ascii="Times New Roman" w:hAnsi="Times New Roman" w:eastAsia="Times New Roman" w:cs="Times New Roman"/>
+                <w:b/>
+              </w:rPr>
+              <w:t xml:space="preserve">​</w:t>
+            </w:r>
+          </w:p>
+        </w:tc>
+        <w:tc>
+          <w:tcPr>
+            <w:tcBorders>
+              <w:bottom w:val="single" w:sz="6" w:space="0" w:color="333333"/>
+            </w:tcBorders>
+          </w:tcPr>
+          <w:p>
+            <w:pPr>
+              <w:pStyle w:val="Compact"/>
+              <w:jc w:val="center"/>
+            </w:pPr>
+            <w:r>
+              <w:rPr>
+                <w:rFonts w:ascii="Times New Roman" w:hAnsi="Times New Roman" w:eastAsia="Times New Roman" w:cs="Times New Roman"/>
+                <w:b/>
+              </w:rPr>
+              <w:t xml:space="preserve">0.4</w:t>
+            </w:r>
+          </w:p>
+        </w:tc>
+        <w:tc>
+          <w:tcPr>
+            <w:tcBorders>
+              <w:bottom w:val="single" w:sz="6" w:space="0" w:color="333333"/>
+            </w:tcBorders>
+          </w:tcPr>
+          <w:p>
+            <w:pPr>
+              <w:pStyle w:val="Compact"/>
+              <w:jc w:val="center"/>
+            </w:pPr>
+            <w:r>
+              <w:rPr>
+                <w:rFonts w:ascii="Times New Roman" w:hAnsi="Times New Roman" w:eastAsia="Times New Roman" w:cs="Times New Roman"/>
+                <w:b/>
+              </w:rPr>
+              <w:t xml:space="preserve">1,0</w:t>
+            </w:r>
+          </w:p>
+        </w:tc>
+        <w:tc>
+          <w:tcPr>
+            <w:tcBorders>
+              <w:bottom w:val="single" w:sz="6" w:space="0" w:color="333333"/>
+            </w:tcBorders>
+          </w:tcPr>
+          <w:p>
+            <w:pPr>
+              <w:pStyle w:val="Compact"/>
+              <w:jc w:val="center"/>
+            </w:pPr>
+            <w:r>
+              <w:rPr>
+                <w:rFonts w:ascii="Times New Roman" w:hAnsi="Times New Roman" w:eastAsia="Times New Roman" w:cs="Times New Roman"/>
+                <w:b/>
+              </w:rPr>
+              <w:t xml:space="preserve">2.5</w:t>
+            </w:r>
+          </w:p>
+        </w:tc>
+        <w:tc>
+          <w:tcPr>
+            <w:tcBorders>
+              <w:bottom w:val="single" w:sz="6" w:space="0" w:color="333333"/>
+            </w:tcBorders>
+          </w:tcPr>
+          <w:p>
+            <w:pPr>
+              <w:pStyle w:val="Compact"/>
+              <w:jc w:val="center"/>
+            </w:pPr>
+            <w:r>
+              <w:rPr>
+                <w:rFonts w:ascii="Times New Roman" w:hAnsi="Times New Roman" w:eastAsia="Times New Roman" w:cs="Times New Roman"/>
+                <w:b/>
+              </w:rPr>
+              <w:t xml:space="preserve">5.0</w:t>
+            </w:r>
+          </w:p>
+        </w:tc>
+        <w:tc>
+          <w:tcPr>
+            <w:tcBorders>
+              <w:bottom w:val="single" w:sz="6" w:space="0" w:color="333333"/>
+            </w:tcBorders>
+          </w:tcPr>
+          <w:p>
+            <w:pPr>
+              <w:pStyle w:val="Compact"/>
+              <w:jc w:val="center"/>
+            </w:pPr>
+            <w:r>
+              <w:rPr>
+                <w:rFonts w:ascii="Times New Roman" w:hAnsi="Times New Roman" w:eastAsia="Times New Roman" w:cs="Times New Roman"/>
+                <w:b/>
+              </w:rPr>
+              <w:t xml:space="preserve">10,0</w:t>
+            </w:r>
+          </w:p>
+        </w:tc>
+      </w:tr>
+      <w:tr>
+        <w:tc>
+          <w:tcPr/>
+          <w:p>
+            <w:pPr>
+              <w:pStyle w:val="Compact"/>
+              <w:jc w:val="center"/>
+            </w:pPr>
+            <w:r>
+              <w:rPr>
+                <w:rFonts w:ascii="Times New Roman" w:hAnsi="Times New Roman" w:eastAsia="Times New Roman" w:cs="Times New Roman"/>
+              </w:rPr>
+              <w:t xml:space="preserve">q/mg/g</w:t>
+            </w:r>
+          </w:p>
+        </w:tc>
+        <w:tc>
+          <w:tcPr/>
+          <w:p>
+            <w:pPr>
+              <w:pStyle w:val="Compact"/>
+              <w:jc w:val="center"/>
+            </w:pPr>
+            <w:r>
+              <w:rPr>
+                <w:rFonts w:ascii="Times New Roman" w:hAnsi="Times New Roman" w:eastAsia="Times New Roman" w:cs="Times New Roman"/>
+              </w:rPr>
+              <w:t xml:space="preserve">5,1</w:t>
+            </w:r>
+          </w:p>
+        </w:tc>
+        <w:tc>
+          <w:tcPr/>
+          <w:p>
+            <w:pPr>
+              <w:pStyle w:val="Compact"/>
+              <w:jc w:val="center"/>
+            </w:pPr>
+            <w:r>
+              <w:rPr>
+                <w:rFonts w:ascii="Times New Roman" w:hAnsi="Times New Roman" w:eastAsia="Times New Roman" w:cs="Times New Roman"/>
+              </w:rPr>
+              <w:t xml:space="preserve">9.8</w:t>
+            </w:r>
+          </w:p>
+        </w:tc>
+        <w:tc>
+          <w:tcPr/>
+          <w:p>
+            <w:pPr>
+              <w:pStyle w:val="Compact"/>
+              <w:jc w:val="center"/>
+            </w:pPr>
+            <w:r>
+              <w:rPr>
+                <w:rFonts w:ascii="Times New Roman" w:hAnsi="Times New Roman" w:eastAsia="Times New Roman" w:cs="Times New Roman"/>
+              </w:rPr>
+              <w:t xml:space="preserve">16.5</w:t>
+            </w:r>
+          </w:p>
+        </w:tc>
+        <w:tc>
+          <w:tcPr/>
+          <w:p>
+            <w:pPr>
+              <w:pStyle w:val="Compact"/>
+              <w:jc w:val="center"/>
+            </w:pPr>
+            <w:r>
+              <w:rPr>
+                <w:rFonts w:ascii="Times New Roman" w:hAnsi="Times New Roman" w:eastAsia="Times New Roman" w:cs="Times New Roman"/>
+              </w:rPr>
+              <w:t xml:space="preserve">22.0</w:t>
+            </w:r>
+          </w:p>
+        </w:tc>
+        <w:tc>
+          <w:tcPr/>
+          <w:p>
+            <w:pPr>
+              <w:pStyle w:val="Compact"/>
+              <w:jc w:val="center"/>
+            </w:pPr>
+            <w:r>
+              <w:rPr>
+                <w:rFonts w:ascii="Times New Roman" w:hAnsi="Times New Roman" w:eastAsia="Times New Roman" w:cs="Times New Roman"/>
+              </w:rPr>
+              <w:t xml:space="preserve">27.5</w:t>
+            </w:r>
+          </w:p>
+        </w:tc>
+      </w:tr>
+      <w:tr>
+        <w:tc>
+          <w:tcPr/>
+          <w:p>
+            <w:pPr>
+              <w:pStyle w:val="Compact"/>
+              <w:jc w:val="center"/>
+            </w:pPr>
+            <w:r>
+              <w:rPr>
+                <w:rFonts w:hint="eastAsia" w:ascii="Times New Roman" w:hAnsi="Times New Roman" w:eastAsia="FangSong" w:cs="Times New Roman"/>
+              </w:rPr>
+              <w:t>拉格酵母</w:t>
+            </w:r>
+            <w:r>
+              <w:rPr>
+                <w:rFonts w:hint="eastAsia" w:ascii="Times New Roman" w:hAnsi="Times New Roman" w:eastAsia="Times New Roman" w:cs="Times New Roman"/>
+              </w:rPr>
+              <w:t>:</w:t>
+            </w:r>
+          </w:p>
+        </w:tc>
+        <w:tc>
+          <w:tcPr/>
+          <w:p>
+            <w:pPr>
+              <w:pStyle w:val="Compact"/>
+              <w:jc w:val="center"/>
+            </w:pPr>
+          </w:p>
+        </w:tc>
+        <w:tc>
+          <w:tcPr/>
+          <w:p>
+            <w:pPr>
+              <w:pStyle w:val="Compact"/>
+              <w:jc w:val="center"/>
+            </w:pPr>
+          </w:p>
+        </w:tc>
+        <w:tc>
+          <w:tcPr/>
+          <w:p>
+            <w:pPr>
+              <w:pStyle w:val="Compact"/>
+              <w:jc w:val="center"/>
+            </w:pPr>
+          </w:p>
+        </w:tc>
+        <w:tc>
+          <w:tcPr/>
+          <w:p>
+            <w:pPr>
+              <w:pStyle w:val="Compact"/>
+              <w:jc w:val="center"/>
+            </w:pPr>
+          </w:p>
+        </w:tc>
+        <w:tc>
+          <w:tcPr/>
+          <w:p>
+            <w:pPr>
+              <w:pStyle w:val="Compact"/>
+              <w:jc w:val="center"/>
+            </w:pPr>
+          </w:p>
+        </w:tc>
+      </w:tr>
+      <w:tr>
+        <w:tc>
+          <w:tcPr/>
+          <w:p>
+            <w:pPr>
+              <w:pStyle w:val="Compact"/>
+              <w:jc w:val="center"/>
+            </w:pPr>
+            <m:oMath>
+              <m:r>
+                <m:t>Z</m:t>
+              </m:r>
+              <m:sSup>
+                <m:e>
+                  <m:r>
+                    <m:t>n</m:t>
+                  </m:r>
+                </m:e>
+                <m:sup>
+                  <m:r>
+                    <m:t>2</m:t>
+                  </m:r>
+                  <m:r>
+                    <m:rPr>
+                      <m:sty m:val="p"/>
+                    </m:rPr>
+                    <m:t>+</m:t>
+                  </m:r>
+                </m:sup>
+              </m:sSup>
+              <m:r>
+                <m:rPr>
+                  <m:sty m:val="p"/>
+                </m:rPr>
+                <m:t>/</m:t>
+              </m:r>
+              <m:r>
+                <m:rPr>
+                  <m:sty m:val="p"/>
+                </m:rPr>
+                <m:t>m</m:t>
+              </m:r>
+              <m:r>
+                <m:rPr>
+                  <m:sty m:val="p"/>
+                </m:rPr>
+                <m:t>m</m:t>
+              </m:r>
+              <m:r>
+                <m:rPr>
+                  <m:sty m:val="p"/>
+                </m:rPr>
+                <m:t>o</m:t>
+              </m:r>
+              <m:r>
+                <m:rPr>
+                  <m:sty m:val="p"/>
+                </m:rPr>
+                <m:t>l</m:t>
+              </m:r>
+              <m:r>
+                <m:rPr>
+                  <m:sty m:val="p"/>
+                </m:rPr>
+                <m:t>/</m:t>
+              </m:r>
+              <m:r>
+                <m:rPr>
+                  <m:sty m:val="p"/>
+                </m:rPr>
+                <m:t>L</m:t>
+              </m:r>
+            </m:oMath>
+            <w:r>
+              <w:rPr>
+                <w:rFonts w:ascii="Times New Roman" w:hAnsi="Times New Roman" w:eastAsia="Times New Roman" w:cs="Times New Roman"/>
+              </w:rPr>
+              <w:t xml:space="preserve">​</w:t>
+            </w:r>
+          </w:p>
+        </w:tc>
+        <w:tc>
+          <w:tcPr/>
+          <w:p>
+            <w:pPr>
+              <w:pStyle w:val="Compact"/>
+              <w:jc w:val="center"/>
+            </w:pPr>
+            <w:r>
+              <w:rPr>
+                <w:rFonts w:ascii="Times New Roman" w:hAnsi="Times New Roman" w:eastAsia="Times New Roman" w:cs="Times New Roman"/>
+              </w:rPr>
+              <w:t xml:space="preserve">0.6</w:t>
+            </w:r>
+          </w:p>
+        </w:tc>
+        <w:tc>
+          <w:tcPr/>
+          <w:p>
+            <w:pPr>
+              <w:pStyle w:val="Compact"/>
+              <w:jc w:val="center"/>
+            </w:pPr>
+            <w:r>
+              <w:rPr>
+                <w:rFonts w:ascii="Times New Roman" w:hAnsi="Times New Roman" w:eastAsia="Times New Roman" w:cs="Times New Roman"/>
+              </w:rPr>
+              <w:t xml:space="preserve">1.5</w:t>
+            </w:r>
+          </w:p>
+        </w:tc>
+        <w:tc>
+          <w:tcPr/>
+          <w:p>
+            <w:pPr>
+              <w:pStyle w:val="Compact"/>
+              <w:jc w:val="center"/>
+            </w:pPr>
+            <w:r>
+              <w:rPr>
+                <w:rFonts w:ascii="Times New Roman" w:hAnsi="Times New Roman" w:eastAsia="Times New Roman" w:cs="Times New Roman"/>
+              </w:rPr>
+              <w:t xml:space="preserve">3.0</w:t>
+            </w:r>
+          </w:p>
+        </w:tc>
+        <w:tc>
+          <w:tcPr/>
+          <w:p>
+            <w:pPr>
+              <w:pStyle w:val="Compact"/>
+              <w:jc w:val="center"/>
+            </w:pPr>
+            <w:r>
+              <w:rPr>
+                <w:rFonts w:ascii="Times New Roman" w:hAnsi="Times New Roman" w:eastAsia="Times New Roman" w:cs="Times New Roman"/>
+              </w:rPr>
+              <w:t xml:space="preserve">7.0</w:t>
+            </w:r>
+          </w:p>
+        </w:tc>
+        <w:tc>
+          <w:tcPr/>
+          <w:p>
+            <w:pPr>
+              <w:pStyle w:val="Compact"/>
+              <w:jc w:val="center"/>
+            </w:pPr>
+            <w:r>
+              <w:rPr>
+                <w:rFonts w:ascii="Times New Roman" w:hAnsi="Times New Roman" w:eastAsia="Times New Roman" w:cs="Times New Roman"/>
+              </w:rPr>
+              <w:t xml:space="preserve">15.0</w:t>
+            </w:r>
+          </w:p>
+        </w:tc>
+      </w:tr>
+      <w:tr>
+        <w:tc>
+          <w:tcPr/>
+          <w:p>
+            <w:pPr>
+              <w:pStyle w:val="Compact"/>
+              <w:jc w:val="center"/>
+            </w:pPr>
+            <w:r>
+              <w:rPr>
+                <w:rFonts w:ascii="Times New Roman" w:hAnsi="Times New Roman" w:eastAsia="Times New Roman" w:cs="Times New Roman"/>
+              </w:rPr>
+              <w:t xml:space="preserve">q/mg/g</w:t>
+            </w:r>
+          </w:p>
+        </w:tc>
+        <w:tc>
+          <w:tcPr/>
+          <w:p>
+            <w:pPr>
+              <w:pStyle w:val="Compact"/>
+              <w:jc w:val="center"/>
+            </w:pPr>
+            <w:r>
+              <w:rPr>
+                <w:rFonts w:ascii="Times New Roman" w:hAnsi="Times New Roman" w:eastAsia="Times New Roman" w:cs="Times New Roman"/>
+              </w:rPr>
+              <w:t xml:space="preserve">4.8</w:t>
+            </w:r>
+          </w:p>
+        </w:tc>
+        <w:tc>
+          <w:tcPr/>
+          <w:p>
+            <w:pPr>
+              <w:pStyle w:val="Compact"/>
+              <w:jc w:val="center"/>
+            </w:pPr>
+            <w:r>
+              <w:rPr>
+                <w:rFonts w:ascii="Times New Roman" w:hAnsi="Times New Roman" w:eastAsia="Times New Roman" w:cs="Times New Roman"/>
+              </w:rPr>
+              <w:t xml:space="preserve">8.9</w:t>
+            </w:r>
+          </w:p>
+        </w:tc>
+        <w:tc>
+          <w:tcPr/>
+          <w:p>
+            <w:pPr>
+              <w:pStyle w:val="Compact"/>
+              <w:jc w:val="center"/>
+            </w:pPr>
+            <w:r>
+              <w:rPr>
+                <w:rFonts w:ascii="Times New Roman" w:hAnsi="Times New Roman" w:eastAsia="Times New Roman" w:cs="Times New Roman"/>
+              </w:rPr>
+              <w:t xml:space="preserve">14.2</w:t>
+            </w:r>
+          </w:p>
+        </w:tc>
+        <w:tc>
+          <w:tcPr/>
+          <w:p>
+            <w:pPr>
+              <w:pStyle w:val="Compact"/>
+              <w:jc w:val="center"/>
+            </w:pPr>
+            <w:r>
+              <w:rPr>
+                <w:rFonts w:ascii="Times New Roman" w:hAnsi="Times New Roman" w:eastAsia="Times New Roman" w:cs="Times New Roman"/>
+              </w:rPr>
+              <w:t xml:space="preserve">20.5</w:t>
+            </w:r>
+          </w:p>
+        </w:tc>
+        <w:tc>
+          <w:tcPr/>
+          <w:p>
+            <w:pPr>
+              <w:pStyle w:val="Compact"/>
+              <w:jc w:val="center"/>
+            </w:pPr>
+            <w:r>
+              <w:rPr>
+                <w:rFonts w:ascii="Times New Roman" w:hAnsi="Times New Roman" w:eastAsia="Times New Roman" w:cs="Times New Roman"/>
+              </w:rPr>
+              <w:t xml:space="preserve">25.8</w:t>
+            </w:r>
+          </w:p>
+        </w:tc>
+      </w:tr>
+    </w:tbl>
     <w:p>
       <w:pPr>
-        <w:pStyle w:val="BodyText"/>
-      </w:pPr>
+        <w:numPr>
+          <w:ilvl w:val="0"/>
+          <w:numId w:val="1013"/>
+        </w:numPr>
+        <w:spacing w:before="120"/>
+        <w:ind w:firstLine="420"/>
+      </w:pPr>
+      <w:r>
+        <w:rPr>
+          <w:rFonts w:hint="eastAsia" w:ascii="Times New Roman" w:hAnsi="Times New Roman" w:eastAsia="FangSong" w:cs="Times New Roman"/>
+        </w:rPr>
+        <w:t xml:space="preserve">艾尔酵母和拉格酵母对锌离子的单分子层饱和吸附量</w:t>
+      </w:r>
+      <w:r>
+        <w:rPr>
+          <w:rFonts w:ascii="Times New Roman" w:hAnsi="Times New Roman" w:eastAsia="Times New Roman" w:cs="Times New Roman"/>
+        </w:rPr>
+        <w:t xml:space="preserve"> </w:t>
+      </w:r>
+      <m:oMath>
+        <m:sSub>
+          <m:e>
+            <m:r>
+              <m:t>q</m:t>
+            </m:r>
+          </m:e>
+          <m:sub>
+            <m:r>
+              <m:t>m</m:t>
+            </m:r>
+          </m:sub>
+        </m:sSub>
+      </m:oMath>
+      <w:r>
+        <w:rPr>
+          <w:rFonts w:ascii="Times New Roman" w:hAnsi="Times New Roman" w:eastAsia="Times New Roman" w:cs="Times New Roman"/>
+        </w:rPr>
+        <w:t xml:space="preserve"> </w:t>
+      </w:r>
+      <w:r>
+        <w:rPr>
+          <w:rFonts w:hint="eastAsia" w:ascii="Times New Roman" w:hAnsi="Times New Roman" w:eastAsia="Times New Roman" w:cs="Times New Roman"/>
+        </w:rPr>
+        <w:t xml:space="preserve">（</w:t>
+      </w:r>
+      <w:r>
+        <w:rPr>
+          <w:rFonts w:ascii="Times New Roman" w:hAnsi="Times New Roman" w:eastAsia="Times New Roman" w:cs="Times New Roman"/>
+        </w:rPr>
+        <w:t xml:space="preserve"> </w:t>
+      </w:r>
       <m:oMath>
         <m:oMathPr>
           <m:ctrlPr>
@@ -16504,453 +17176,6 @@
           </m:ctrlPr>
         </m:oMathPr>
         <m:r>
-          <m:t>Z</m:t>
-        </m:r>
-        <m:sSup>
-          <m:e>
-            <m:r>
-              <m:t>n</m:t>
-            </m:r>
-          </m:e>
-          <m:sup>
-            <m:r>
-              <m:t>2</m:t>
-            </m:r>
-            <m:r>
-              <m:rPr>
-                <m:sty m:val="p"/>
-              </m:rPr>
-              <m:t>+</m:t>
-            </m:r>
-          </m:sup>
-        </m:sSup>
-        <m:r>
-          <m:rPr>
-            <m:sty m:val="p"/>
-          </m:rPr>
-          <m:t>/</m:t>
-        </m:r>
-        <m:r>
-          <m:t>m</m:t>
-        </m:r>
-        <m:r>
-          <m:t>m</m:t>
-        </m:r>
-        <m:r>
-          <m:t>o</m:t>
-        </m:r>
-        <m:r>
-          <m:t>l</m:t>
-        </m:r>
-        <m:r>
-          <m:rPr>
-            <m:sty m:val="p"/>
-          </m:rPr>
-          <m:t>/</m:t>
-        </m:r>
-        <m:r>
-          <m:t>L</m:t>
-        </m:r>
-      </m:oMath>
-      <w:r>
-        <w:rPr>
-          <w:rFonts w:ascii="Times New Roman" w:hAnsi="Times New Roman" w:eastAsia="Times New Roman" w:cs="Times New Roman"/>
-        </w:rPr>
-        <w:t xml:space="preserve">​</w:t>
-      </w:r>
-    </w:p>
-    <w:p>
-      <w:pPr>
-        <w:pStyle w:val="BodyText"/>
-      </w:pPr>
-      <w:r>
-        <w:rPr>
-          <w:rFonts w:ascii="Times New Roman" w:hAnsi="Times New Roman" w:eastAsia="Times New Roman" w:cs="Times New Roman"/>
-        </w:rPr>
-        <w:t xml:space="preserve">0.4</w:t>
-      </w:r>
-    </w:p>
-    <w:p>
-      <w:pPr>
-        <w:pStyle w:val="BodyText"/>
-      </w:pPr>
-      <w:r>
-        <w:rPr>
-          <w:rFonts w:ascii="Times New Roman" w:hAnsi="Times New Roman" w:eastAsia="Times New Roman" w:cs="Times New Roman"/>
-        </w:rPr>
-        <w:t xml:space="preserve">1,0</w:t>
-      </w:r>
-    </w:p>
-    <w:p>
-      <w:pPr>
-        <w:pStyle w:val="BodyText"/>
-      </w:pPr>
-      <w:r>
-        <w:rPr>
-          <w:rFonts w:ascii="Times New Roman" w:hAnsi="Times New Roman" w:eastAsia="Times New Roman" w:cs="Times New Roman"/>
-        </w:rPr>
-        <w:t xml:space="preserve">2.5</w:t>
-      </w:r>
-    </w:p>
-    <w:p>
-      <w:pPr>
-        <w:pStyle w:val="BodyText"/>
-      </w:pPr>
-      <w:r>
-        <w:rPr>
-          <w:rFonts w:ascii="Times New Roman" w:hAnsi="Times New Roman" w:eastAsia="Times New Roman" w:cs="Times New Roman"/>
-        </w:rPr>
-        <w:t xml:space="preserve">5.0</w:t>
-      </w:r>
-    </w:p>
-    <w:p>
-      <w:pPr>
-        <w:pStyle w:val="BodyText"/>
-      </w:pPr>
-      <w:r>
-        <w:rPr>
-          <w:rFonts w:ascii="Times New Roman" w:hAnsi="Times New Roman" w:eastAsia="Times New Roman" w:cs="Times New Roman"/>
-        </w:rPr>
-        <w:t xml:space="preserve">10,0</w:t>
-      </w:r>
-    </w:p>
-    <w:p>
-      <w:pPr>
-        <w:pStyle w:val="BodyText"/>
-      </w:pPr>
-      <w:r>
-        <w:rPr>
-          <w:rFonts w:ascii="Times New Roman" w:hAnsi="Times New Roman" w:eastAsia="Times New Roman" w:cs="Times New Roman"/>
-        </w:rPr>
-        <w:t xml:space="preserve">q/mg/g</w:t>
-      </w:r>
-    </w:p>
-    <w:p>
-      <w:pPr>
-        <w:pStyle w:val="BodyText"/>
-      </w:pPr>
-      <w:r>
-        <w:rPr>
-          <w:rFonts w:ascii="Times New Roman" w:hAnsi="Times New Roman" w:eastAsia="Times New Roman" w:cs="Times New Roman"/>
-        </w:rPr>
-        <w:t xml:space="preserve">5,1</w:t>
-      </w:r>
-    </w:p>
-    <w:p>
-      <w:pPr>
-        <w:pStyle w:val="BodyText"/>
-      </w:pPr>
-      <w:r>
-        <w:rPr>
-          <w:rFonts w:ascii="Times New Roman" w:hAnsi="Times New Roman" w:eastAsia="Times New Roman" w:cs="Times New Roman"/>
-        </w:rPr>
-        <w:t xml:space="preserve">9.8</w:t>
-      </w:r>
-    </w:p>
-    <w:p>
-      <w:pPr>
-        <w:pStyle w:val="BodyText"/>
-      </w:pPr>
-      <w:r>
-        <w:rPr>
-          <w:rFonts w:ascii="Times New Roman" w:hAnsi="Times New Roman" w:eastAsia="Times New Roman" w:cs="Times New Roman"/>
-        </w:rPr>
-        <w:t xml:space="preserve">16.5</w:t>
-      </w:r>
-    </w:p>
-    <w:p>
-      <w:pPr>
-        <w:pStyle w:val="BodyText"/>
-      </w:pPr>
-      <w:r>
-        <w:rPr>
-          <w:rFonts w:ascii="Times New Roman" w:hAnsi="Times New Roman" w:eastAsia="Times New Roman" w:cs="Times New Roman"/>
-        </w:rPr>
-        <w:t xml:space="preserve">22.0</w:t>
-      </w:r>
-    </w:p>
-    <w:p>
-      <w:pPr>
-        <w:pStyle w:val="BodyText"/>
-      </w:pPr>
-      <w:r>
-        <w:rPr>
-          <w:rFonts w:ascii="Times New Roman" w:hAnsi="Times New Roman" w:eastAsia="Times New Roman" w:cs="Times New Roman"/>
-        </w:rPr>
-        <w:t xml:space="preserve">27.5</w:t>
-      </w:r>
-    </w:p>
-    <w:p>
-      <w:pPr>
-        <w:pStyle w:val="BodyText"/>
-      </w:pPr>
-      <w:r>
-        <w:rPr>
-          <w:rFonts w:hint="eastAsia" w:ascii="Times New Roman" w:hAnsi="Times New Roman" w:eastAsia="FangSong" w:cs="Times New Roman"/>
-        </w:rPr>
-        <w:t>拉格酵母</w:t>
-      </w:r>
-      <w:r>
-        <w:rPr>
-          <w:rFonts w:hint="eastAsia" w:ascii="Times New Roman" w:hAnsi="Times New Roman" w:eastAsia="Times New Roman" w:cs="Times New Roman"/>
-        </w:rPr>
-        <w:t>:</w:t>
-      </w:r>
-    </w:p>
-    <w:p>
-      <w:pPr>
-        <w:pStyle w:val="BodyText"/>
-      </w:pPr>
-      <m:oMath>
-        <m:oMathPr>
-          <m:ctrlPr>
-            <w:rPr>
-              <w:sz w:val="28"/>
-              <w:szCs w:val="28"/>
-            </w:rPr>
-          </m:ctrlPr>
-        </m:oMathPr>
-        <m:r>
-          <m:t>Z</m:t>
-        </m:r>
-        <m:sSup>
-          <m:e>
-            <m:r>
-              <m:t>n</m:t>
-            </m:r>
-          </m:e>
-          <m:sup>
-            <m:r>
-              <m:t>2</m:t>
-            </m:r>
-            <m:r>
-              <m:rPr>
-                <m:sty m:val="p"/>
-              </m:rPr>
-              <m:t>+</m:t>
-            </m:r>
-          </m:sup>
-        </m:sSup>
-        <m:r>
-          <m:rPr>
-            <m:sty m:val="p"/>
-          </m:rPr>
-          <m:t>/</m:t>
-        </m:r>
-        <m:r>
-          <m:t>m</m:t>
-        </m:r>
-        <m:r>
-          <m:t>m</m:t>
-        </m:r>
-        <m:r>
-          <m:t>o</m:t>
-        </m:r>
-        <m:r>
-          <m:t>l</m:t>
-        </m:r>
-        <m:r>
-          <m:rPr>
-            <m:sty m:val="p"/>
-          </m:rPr>
-          <m:t>/</m:t>
-        </m:r>
-        <m:r>
-          <m:t>L</m:t>
-        </m:r>
-      </m:oMath>
-      <w:r>
-        <w:rPr>
-          <w:rFonts w:ascii="Times New Roman" w:hAnsi="Times New Roman" w:eastAsia="Times New Roman" w:cs="Times New Roman"/>
-        </w:rPr>
-        <w:t xml:space="preserve">​</w:t>
-      </w:r>
-    </w:p>
-    <w:p>
-      <w:pPr>
-        <w:pStyle w:val="BodyText"/>
-      </w:pPr>
-      <w:r>
-        <w:rPr>
-          <w:rFonts w:ascii="Times New Roman" w:hAnsi="Times New Roman" w:eastAsia="Times New Roman" w:cs="Times New Roman"/>
-        </w:rPr>
-        <w:t xml:space="preserve">0.6</w:t>
-      </w:r>
-    </w:p>
-    <w:p>
-      <w:pPr>
-        <w:pStyle w:val="BodyText"/>
-      </w:pPr>
-      <w:r>
-        <w:rPr>
-          <w:rFonts w:ascii="Times New Roman" w:hAnsi="Times New Roman" w:eastAsia="Times New Roman" w:cs="Times New Roman"/>
-        </w:rPr>
-        <w:t xml:space="preserve">1.5</w:t>
-      </w:r>
-    </w:p>
-    <w:p>
-      <w:pPr>
-        <w:pStyle w:val="BodyText"/>
-      </w:pPr>
-      <w:r>
-        <w:rPr>
-          <w:rFonts w:ascii="Times New Roman" w:hAnsi="Times New Roman" w:eastAsia="Times New Roman" w:cs="Times New Roman"/>
-        </w:rPr>
-        <w:t xml:space="preserve">3.0</w:t>
-      </w:r>
-    </w:p>
-    <w:p>
-      <w:pPr>
-        <w:pStyle w:val="BodyText"/>
-      </w:pPr>
-      <w:r>
-        <w:rPr>
-          <w:rFonts w:ascii="Times New Roman" w:hAnsi="Times New Roman" w:eastAsia="Times New Roman" w:cs="Times New Roman"/>
-        </w:rPr>
-        <w:t xml:space="preserve">7.0</w:t>
-      </w:r>
-    </w:p>
-    <w:p>
-      <w:pPr>
-        <w:pStyle w:val="BodyText"/>
-      </w:pPr>
-      <w:r>
-        <w:rPr>
-          <w:rFonts w:ascii="Times New Roman" w:hAnsi="Times New Roman" w:eastAsia="Times New Roman" w:cs="Times New Roman"/>
-        </w:rPr>
-        <w:t xml:space="preserve">15.0</w:t>
-      </w:r>
-    </w:p>
-    <w:p>
-      <w:pPr>
-        <w:pStyle w:val="BodyText"/>
-      </w:pPr>
-      <w:r>
-        <w:rPr>
-          <w:rFonts w:ascii="Times New Roman" w:hAnsi="Times New Roman" w:eastAsia="Times New Roman" w:cs="Times New Roman"/>
-        </w:rPr>
-        <w:t xml:space="preserve">q/mg/g</w:t>
-      </w:r>
-    </w:p>
-    <w:p>
-      <w:pPr>
-        <w:pStyle w:val="BodyText"/>
-      </w:pPr>
-      <w:r>
-        <w:rPr>
-          <w:rFonts w:ascii="Times New Roman" w:hAnsi="Times New Roman" w:eastAsia="Times New Roman" w:cs="Times New Roman"/>
-        </w:rPr>
-        <w:t xml:space="preserve">4.8</w:t>
-      </w:r>
-    </w:p>
-    <w:p>
-      <w:pPr>
-        <w:pStyle w:val="BodyText"/>
-      </w:pPr>
-      <w:r>
-        <w:rPr>
-          <w:rFonts w:ascii="Times New Roman" w:hAnsi="Times New Roman" w:eastAsia="Times New Roman" w:cs="Times New Roman"/>
-        </w:rPr>
-        <w:t xml:space="preserve">8.9</w:t>
-      </w:r>
-    </w:p>
-    <w:p>
-      <w:pPr>
-        <w:pStyle w:val="BodyText"/>
-      </w:pPr>
-      <w:r>
-        <w:rPr>
-          <w:rFonts w:ascii="Times New Roman" w:hAnsi="Times New Roman" w:eastAsia="Times New Roman" w:cs="Times New Roman"/>
-        </w:rPr>
-        <w:t xml:space="preserve">14.2</w:t>
-      </w:r>
-    </w:p>
-    <w:p>
-      <w:pPr>
-        <w:pStyle w:val="BodyText"/>
-      </w:pPr>
-      <w:r>
-        <w:rPr>
-          <w:rFonts w:ascii="Times New Roman" w:hAnsi="Times New Roman" w:eastAsia="Times New Roman" w:cs="Times New Roman"/>
-        </w:rPr>
-        <w:t xml:space="preserve">20.5</w:t>
-      </w:r>
-    </w:p>
-    <w:p>
-      <w:pPr>
-        <w:pStyle w:val="BodyText"/>
-      </w:pPr>
-      <w:r>
-        <w:rPr>
-          <w:rFonts w:ascii="Times New Roman" w:hAnsi="Times New Roman" w:eastAsia="Times New Roman" w:cs="Times New Roman"/>
-        </w:rPr>
-        <w:t xml:space="preserve">25.8</w:t>
-      </w:r>
-    </w:p>
-    <w:p>
-      <w:pPr>
-        <w:pStyle w:val="BodyText"/>
-      </w:pPr>
-      <w:r>
-        <w:rPr>
-          <w:rFonts w:ascii="Times New Roman" w:hAnsi="Times New Roman" w:eastAsia="Times New Roman" w:cs="Times New Roman"/>
-        </w:rPr>
-        <w:t xml:space="preserve">6-4 </w:t>
-      </w:r>
-      <w:r>
-        <w:rPr>
-          <w:rFonts w:hint="eastAsia" w:ascii="Times New Roman" w:hAnsi="Times New Roman" w:eastAsia="FangSong" w:cs="Times New Roman"/>
-        </w:rPr>
-        <w:t xml:space="preserve">艾尔酵母和拉格酵母对锌离子的单分子层饱和吸附量</w:t>
-      </w:r>
-      <w:r>
-        <w:rPr>
-          <w:rFonts w:ascii="Times New Roman" w:hAnsi="Times New Roman" w:eastAsia="Times New Roman" w:cs="Times New Roman"/>
-        </w:rPr>
-        <w:t xml:space="preserve"> </w:t>
-      </w:r>
-      <m:oMath>
-        <m:sSub>
-          <m:e>
-            <m:r>
-              <m:t>q</m:t>
-            </m:r>
-          </m:e>
-          <m:sub>
-            <m:r>
-              <m:t>m</m:t>
-            </m:r>
-          </m:sub>
-        </m:sSub>
-      </m:oMath>
-      <w:r>
-        <w:rPr>
-          <w:rFonts w:ascii="Times New Roman" w:hAnsi="Times New Roman" w:eastAsia="Times New Roman" w:cs="Times New Roman"/>
-        </w:rPr>
-        <w:t xml:space="preserve"> </w:t>
-      </w:r>
-      <w:r>
-        <w:rPr>
-          <w:rFonts w:hint="eastAsia" w:ascii="Times New Roman" w:hAnsi="Times New Roman" w:eastAsia="Times New Roman" w:cs="Times New Roman"/>
-        </w:rPr>
-        <w:t xml:space="preserve">（</w:t>
-      </w:r>
-      <w:r>
-        <w:rPr>
-          <w:rFonts w:ascii="Times New Roman" w:hAnsi="Times New Roman" w:eastAsia="Times New Roman" w:cs="Times New Roman"/>
-        </w:rPr>
-        <w:t xml:space="preserve"> </w:t>
-      </w:r>
-      <m:oMath>
-        <m:oMathPr>
-          <m:ctrlPr>
-            <w:rPr>
-              <w:sz w:val="28"/>
-              <w:szCs w:val="28"/>
-            </w:rPr>
-          </m:ctrlPr>
-        </m:oMathPr>
-        <m:r>
           <m:t>m</m:t>
         </m:r>
         <m:r>
@@ -17008,14 +17233,12 @@
     </w:p>
     <w:p>
       <w:pPr>
-        <w:pStyle w:val="BodyText"/>
-      </w:pPr>
-      <w:r>
-        <w:rPr>
-          <w:rFonts w:ascii="Times New Roman" w:hAnsi="Times New Roman" w:eastAsia="Times New Roman" w:cs="Times New Roman"/>
-        </w:rPr>
-        <w:t xml:space="preserve">6-5 </w:t>
-      </w:r>
+        <w:numPr>
+          <w:ilvl w:val="0"/>
+          <w:numId w:val="1013"/>
+        </w:numPr>
+        <w:ind w:firstLine="420"/>
+      </w:pPr>
       <w:r>
         <w:rPr>
           <w:rFonts w:hint="eastAsia" w:ascii="Times New Roman" w:hAnsi="Times New Roman" w:eastAsia="FangSong" w:cs="Times New Roman"/>
@@ -17031,7 +17254,8 @@
     </w:p>
     <w:p>
       <w:pPr>
-        <w:pStyle w:val="BodyText"/>
+        <w:pStyle w:val="FirstParagraph"/>
+        <w:ind w:firstLine="420"/>
       </w:pPr>
       <w:r>
         <w:rPr>
@@ -17286,6 +17510,7 @@
     <w:p>
       <w:pPr>
         <w:pStyle w:val="BodyText"/>
+        <w:ind w:firstLine="420"/>
       </w:pPr>
       <w:r>
         <w:rPr>
@@ -17426,6 +17651,7 @@
     <w:p>
       <w:pPr>
         <w:pStyle w:val="BodyText"/>
+        <w:ind w:firstLine="420"/>
       </w:pPr>
       <w:r>
         <w:rPr>
@@ -17566,6 +17792,7 @@
     <w:p>
       <w:pPr>
         <w:pStyle w:val="BodyText"/>
+        <w:ind w:firstLine="420"/>
       </w:pPr>
       <w:r>
         <w:rPr>
@@ -18015,12 +18242,13 @@
     <w:p>
       <w:pPr>
         <w:pStyle w:val="BodyText"/>
-      </w:pPr>
-      <w:r>
-        <w:rPr>
-          <w:rFonts w:ascii="Times New Roman" w:hAnsi="Times New Roman" w:eastAsia="Times New Roman" w:cs="Times New Roman"/>
-        </w:rPr>
-        <w:t xml:space="preserve">6-5-1 </w:t>
+        <w:ind w:firstLine="420"/>
+      </w:pPr>
+      <w:r>
+        <w:rPr>
+          <w:rFonts w:ascii="Times New Roman" w:hAnsi="Times New Roman" w:eastAsia="Times New Roman" w:cs="Times New Roman"/>
+        </w:rPr>
+        <w:t xml:space="preserve">(5)① </w:t>
       </w:r>
       <w:r>
         <w:rPr>
@@ -18038,12 +18266,13 @@
     <w:p>
       <w:pPr>
         <w:pStyle w:val="BodyText"/>
-      </w:pPr>
-      <w:r>
-        <w:rPr>
-          <w:rFonts w:ascii="Times New Roman" w:hAnsi="Times New Roman" w:eastAsia="Times New Roman" w:cs="Times New Roman"/>
-        </w:rPr>
-        <w:t xml:space="preserve">6-5-2 </w:t>
+        <w:ind w:firstLine="420"/>
+      </w:pPr>
+      <w:r>
+        <w:rPr>
+          <w:rFonts w:ascii="Times New Roman" w:hAnsi="Times New Roman" w:eastAsia="Times New Roman" w:cs="Times New Roman"/>
+        </w:rPr>
+        <w:t xml:space="preserve">(5)② </w:t>
       </w:r>
       <w:r>
         <w:rPr>
@@ -18095,43 +18324,13 @@
     </w:p>
     <w:p>
       <w:pPr>
-        <w:spacing w:before="0" w:after="0"/>
-      </w:pPr>
-    </w:p>
-    <w:p>
-      <w:pPr>
-        <w:spacing w:before="0" w:after="0"/>
-      </w:pPr>
-    </w:p>
-    <w:p>
-      <w:pPr>
-        <w:spacing w:before="0" w:after="0"/>
-      </w:pPr>
-    </w:p>
-    <w:p>
-      <w:pPr>
-        <w:spacing w:before="0" w:after="0"/>
-      </w:pPr>
-    </w:p>
-    <w:p>
-      <w:pPr>
-        <w:spacing w:before="0" w:after="0"/>
-      </w:pPr>
-    </w:p>
-    <w:p>
-      <w:pPr>
-        <w:spacing w:before="0" w:after="0"/>
-      </w:pPr>
-    </w:p>
-    <w:p>
-      <w:pPr>
-        <w:spacing w:before="0" w:after="0"/>
-      </w:pPr>
-    </w:p>
-    <w:p>
-      <w:pPr>
-        <w:spacing w:before="0" w:after="0"/>
-      </w:pPr>
+        <w:spacing w:before="160" w:after="80"/>
+      </w:pPr>
+      <w:r>
+        <w:pict>
+          <v:rect style="width:0;height:1.5pt" o:hralign="center" o:hrstd="t" o:hr="t"/>
+        </w:pict>
+      </w:r>
     </w:p>
     <w:p>
       <w:pPr>
@@ -18172,6 +18371,7 @@
     <w:p>
       <w:pPr>
         <w:pStyle w:val="FirstParagraph"/>
+        <w:ind w:firstLine="420"/>
       </w:pPr>
       <w:r>
         <w:rPr>
@@ -18297,14 +18497,13 @@
     </w:p>
     <w:p>
       <w:pPr>
-        <w:pStyle w:val="BodyText"/>
-      </w:pPr>
-      <w:r>
-        <w:rPr>
-          <w:rFonts w:ascii="Times New Roman" w:hAnsi="Times New Roman" w:eastAsia="Times New Roman" w:cs="Times New Roman"/>
-        </w:rPr>
-        <w:t xml:space="preserve">7-1 </w:t>
-      </w:r>
+        <w:pStyle w:val="Compact"/>
+        <w:numPr>
+          <w:ilvl w:val="0"/>
+          <w:numId w:val="1014"/>
+        </w:numPr>
+        <w:ind w:firstLine="420"/>
+      </w:pPr>
       <w:r>
         <w:rPr>
           <w:rFonts w:hint="eastAsia" w:ascii="Times New Roman" w:hAnsi="Times New Roman" w:eastAsia="FangSong" w:cs="Times New Roman"/>
@@ -18320,7 +18519,7 @@
     </w:p>
     <w:p>
       <w:pPr>
-        <w:pStyle w:val="BodyText"/>
+        <w:pStyle w:val="FirstParagraph"/>
       </w:pPr>
       <m:oMathPara>
         <m:oMathParaPr>
@@ -18541,6 +18740,7 @@
       <w:pPr>
         <w:pStyle w:val="FirstParagraph"/>
         <w:spacing w:after="80"/>
+        <w:ind w:firstLine="420"/>
       </w:pPr>
       <w:r>
         <w:rPr>
@@ -18560,15 +18760,16 @@
         <w:tblStyle w:val="Table"/>
         <w:tblW w:type="pct" w:w="5000"/>
         <w:tblLayout w:type="fixed"/>
+        <w:tblLook w:firstRow="1" w:lastRow="0" w:firstColumn="0" w:lastColumn="0" w:noHBand="0" w:noVBand="0" w:val="0020"/>
+        <w:jc w:val="center"/>
         <w:tblBorders>
-          <w:top w:val="single" w:sz="12" w:space="0" w:color="000000"/>
-          <w:left w:val="none" w:sz="0" w:space="0" w:color="auto"/>
-          <w:bottom w:val="single" w:sz="12" w:space="0" w:color="000000"/>
-          <w:right w:val="none" w:sz="0" w:space="0" w:color="auto"/>
-          <w:insideH w:val="none" w:sz="0" w:space="0" w:color="auto"/>
-          <w:insideV w:val="none" w:sz="0" w:space="0" w:color="auto"/>
+          <w:top w:val="single" w:sz="12" w:space="0" w:color="333333"/>
+          <w:bottom w:val="single" w:sz="12" w:space="0" w:color="333333"/>
+          <w:left w:val="none"/>
+          <w:right w:val="none"/>
+          <w:insideH w:val="none"/>
+          <w:insideV w:val="none"/>
         </w:tblBorders>
-        <w:tblLook w:firstRow="1" w:lastRow="0" w:firstColumn="0" w:lastColumn="0" w:noHBand="0" w:noVBand="0" w:val="0020"/>
       </w:tblPr>
       <w:tblGrid>
         <w:gridCol w:w="2640"/>
@@ -18582,7 +18783,7 @@
         <w:tc>
           <w:tcPr>
             <w:tcBorders>
-              <w:bottom w:val="single" w:sz="8" w:space="0" w:color="000000"/>
+              <w:bottom w:val="single" w:sz="6" w:space="0" w:color="333333"/>
             </w:tcBorders>
           </w:tcPr>
           <w:p>
@@ -18602,7 +18803,7 @@
         <w:tc>
           <w:tcPr>
             <w:tcBorders>
-              <w:bottom w:val="single" w:sz="8" w:space="0" w:color="000000"/>
+              <w:bottom w:val="single" w:sz="6" w:space="0" w:color="333333"/>
             </w:tcBorders>
           </w:tcPr>
           <w:p>
@@ -18638,12 +18839,15 @@
               <m:sSup>
                 <m:e>
                   <m:r>
-                    <m:t xml:space="preserve"> </m:t>
+                    <m:t>​</m:t>
                   </m:r>
                 </m:e>
                 <m:sup>
                   <m:r>
-                    <m:t>θ</m:t>
+                    <m:rPr>
+                      <m:sty m:val="p"/>
+                    </m:rPr>
+                    <m:t>∘</m:t>
                   </m:r>
                 </m:sup>
               </m:sSup>
@@ -18706,7 +18910,7 @@
         <w:tc>
           <w:tcPr>
             <w:tcBorders>
-              <w:bottom w:val="single" w:sz="8" w:space="0" w:color="000000"/>
+              <w:bottom w:val="single" w:sz="6" w:space="0" w:color="333333"/>
             </w:tcBorders>
           </w:tcPr>
           <w:p>
@@ -18726,7 +18930,10 @@
                 </m:e>
                 <m:sup>
                   <m:r>
-                    <m:t>θ</m:t>
+                    <m:rPr>
+                      <m:sty m:val="p"/>
+                    </m:rPr>
+                    <m:t>∘</m:t>
                   </m:r>
                 </m:sup>
               </m:sSup>
@@ -19197,6 +19404,7 @@
       <w:pPr>
         <w:pStyle w:val="BodyText"/>
         <w:spacing w:before="120"/>
+        <w:ind w:firstLine="420"/>
       </w:pPr>
       <w:r>
         <w:rPr>
@@ -19360,14 +19568,13 @@
     </w:p>
     <w:p>
       <w:pPr>
-        <w:pStyle w:val="BodyText"/>
-      </w:pPr>
-      <w:r>
-        <w:rPr>
-          <w:rFonts w:ascii="Times New Roman" w:hAnsi="Times New Roman" w:eastAsia="Times New Roman" w:cs="Times New Roman"/>
-        </w:rPr>
-        <w:t xml:space="preserve">7-2 </w:t>
-      </w:r>
+        <w:pStyle w:val="Compact"/>
+        <w:numPr>
+          <w:ilvl w:val="0"/>
+          <w:numId w:val="1015"/>
+        </w:numPr>
+        <w:ind w:firstLine="420"/>
+      </w:pPr>
       <w:r>
         <w:rPr>
           <w:rFonts w:hint="eastAsia" w:ascii="Times New Roman" w:hAnsi="Times New Roman" w:eastAsia="FangSong" w:cs="Times New Roman"/>
@@ -19442,13 +19649,14 @@
     </w:p>
     <w:p>
       <w:pPr>
-        <w:pStyle w:val="BodyText"/>
-      </w:pPr>
-      <w:r>
-        <w:rPr>
-          <w:rFonts w:ascii="Times New Roman" w:hAnsi="Times New Roman" w:eastAsia="Times New Roman" w:cs="Times New Roman"/>
-        </w:rPr>
-        <w:t xml:space="preserve">7-2-1 </w:t>
+        <w:pStyle w:val="FirstParagraph"/>
+        <w:ind w:firstLine="420"/>
+      </w:pPr>
+      <w:r>
+        <w:rPr>
+          <w:rFonts w:ascii="Times New Roman" w:hAnsi="Times New Roman" w:eastAsia="Times New Roman" w:cs="Times New Roman"/>
+        </w:rPr>
+        <w:t xml:space="preserve">(2)① </w:t>
       </w:r>
       <w:r>
         <w:rPr>
@@ -19549,12 +19757,13 @@
     <w:p>
       <w:pPr>
         <w:pStyle w:val="BodyText"/>
-      </w:pPr>
-      <w:r>
-        <w:rPr>
-          <w:rFonts w:ascii="Times New Roman" w:hAnsi="Times New Roman" w:eastAsia="Times New Roman" w:cs="Times New Roman"/>
-        </w:rPr>
-        <w:t xml:space="preserve">7-2-2 COF-999 </w:t>
+        <w:ind w:firstLine="420"/>
+      </w:pPr>
+      <w:r>
+        <w:rPr>
+          <w:rFonts w:ascii="Times New Roman" w:hAnsi="Times New Roman" w:eastAsia="Times New Roman" w:cs="Times New Roman"/>
+        </w:rPr>
+        <w:t xml:space="preserve">(2)② COF-999 </w:t>
       </w:r>
       <w:r>
         <w:rPr>
@@ -19806,7 +20015,7 @@
         </w:rPr>
         <w:drawing>
           <wp:inline>
-            <wp:extent cx="3600000" cy="2566507"/>
+            <wp:extent cx="3600000" cy="2573871"/>
             <wp:effectExtent b="0" l="0" r="0" t="0"/>
             <wp:docPr descr="" title="" id="50" name="Picture"/>
             <a:graphic>
@@ -19827,7 +20036,7 @@
                   <pic:spPr bwMode="auto">
                     <a:xfrm>
                       <a:off x="0" y="0"/>
-                      <a:ext cx="3600000" cy="2566507"/>
+                      <a:ext cx="3600000" cy="2573871"/>
                     </a:xfrm>
                     <a:prstGeom prst="rect">
                       <a:avLst/>
@@ -19858,7 +20067,7 @@
         </w:rPr>
         <w:drawing>
           <wp:inline>
-            <wp:extent cx="3600000" cy="1160190"/>
+            <wp:extent cx="3600000" cy="1237854"/>
             <wp:effectExtent b="0" l="0" r="0" t="0"/>
             <wp:docPr descr="" title="" id="53" name="Picture"/>
             <a:graphic>
@@ -19879,7 +20088,7 @@
                   <pic:spPr bwMode="auto">
                     <a:xfrm>
                       <a:off x="0" y="0"/>
-                      <a:ext cx="3600000" cy="1160190"/>
+                      <a:ext cx="3600000" cy="1237854"/>
                     </a:xfrm>
                     <a:prstGeom prst="rect">
                       <a:avLst/>
@@ -19900,43 +20109,13 @@
     </w:p>
     <w:p>
       <w:pPr>
-        <w:spacing w:before="0" w:after="0"/>
-      </w:pPr>
-    </w:p>
-    <w:p>
-      <w:pPr>
-        <w:spacing w:before="0" w:after="0"/>
-      </w:pPr>
-    </w:p>
-    <w:p>
-      <w:pPr>
-        <w:spacing w:before="0" w:after="0"/>
-      </w:pPr>
-    </w:p>
-    <w:p>
-      <w:pPr>
-        <w:spacing w:before="0" w:after="0"/>
-      </w:pPr>
-    </w:p>
-    <w:p>
-      <w:pPr>
-        <w:spacing w:before="0" w:after="0"/>
-      </w:pPr>
-    </w:p>
-    <w:p>
-      <w:pPr>
-        <w:spacing w:before="0" w:after="0"/>
-      </w:pPr>
-    </w:p>
-    <w:p>
-      <w:pPr>
-        <w:spacing w:before="0" w:after="0"/>
-      </w:pPr>
-    </w:p>
-    <w:p>
-      <w:pPr>
-        <w:spacing w:before="0" w:after="0"/>
-      </w:pPr>
+        <w:spacing w:before="160" w:after="80"/>
+      </w:pPr>
+      <w:r>
+        <w:pict>
+          <v:rect style="width:0;height:1.5pt" o:hralign="center" o:hrstd="t" o:hr="t"/>
+        </w:pict>
+      </w:r>
     </w:p>
     <w:p>
       <w:pPr>
@@ -19977,6 +20156,7 @@
     <w:p>
       <w:pPr>
         <w:pStyle w:val="FirstParagraph"/>
+        <w:ind w:firstLine="420"/>
       </w:pPr>
       <w:r>
         <w:rPr>
@@ -20030,6 +20210,7 @@
     <w:p>
       <w:pPr>
         <w:pStyle w:val="BodyText"/>
+        <w:ind w:firstLine="420"/>
       </w:pPr>
       <w:r>
         <w:rPr>
@@ -20047,7 +20228,7 @@
         <m:sSub>
           <m:e>
             <m:r>
-              <m:t xml:space="preserve"> </m:t>
+              <m:t>​</m:t>
             </m:r>
           </m:e>
           <m:sub>
@@ -20079,7 +20260,7 @@
         <m:sSub>
           <m:e>
             <m:r>
-              <m:t xml:space="preserve"> </m:t>
+              <m:t>​</m:t>
             </m:r>
           </m:e>
           <m:sub>
@@ -20361,14 +20542,12 @@
     </w:p>
     <w:p>
       <w:pPr>
-        <w:pStyle w:val="BodyText"/>
-      </w:pPr>
-      <w:r>
-        <w:rPr>
-          <w:rFonts w:ascii="Times New Roman" w:hAnsi="Times New Roman" w:eastAsia="Times New Roman" w:cs="Times New Roman"/>
-        </w:rPr>
-        <w:t xml:space="preserve">8-1 </w:t>
-      </w:r>
+        <w:numPr>
+          <w:ilvl w:val="0"/>
+          <w:numId w:val="1016"/>
+        </w:numPr>
+        <w:ind w:firstLine="420"/>
+      </w:pPr>
       <w:r>
         <w:rPr>
           <w:rFonts w:hint="eastAsia" w:ascii="Times New Roman" w:hAnsi="Times New Roman" w:eastAsia="FangSong" w:cs="Times New Roman"/>
@@ -20390,14 +20569,12 @@
     </w:p>
     <w:p>
       <w:pPr>
-        <w:pStyle w:val="BodyText"/>
-      </w:pPr>
-      <w:r>
-        <w:rPr>
-          <w:rFonts w:ascii="Times New Roman" w:hAnsi="Times New Roman" w:eastAsia="Times New Roman" w:cs="Times New Roman"/>
-        </w:rPr>
-        <w:t xml:space="preserve">8-2 </w:t>
-      </w:r>
+        <w:numPr>
+          <w:ilvl w:val="0"/>
+          <w:numId w:val="1016"/>
+        </w:numPr>
+        <w:ind w:firstLine="420"/>
+      </w:pPr>
       <w:r>
         <w:rPr>
           <w:rFonts w:hint="eastAsia" w:ascii="Times New Roman" w:hAnsi="Times New Roman" w:eastAsia="FangSong" w:cs="Times New Roman"/>
@@ -20419,14 +20596,12 @@
     </w:p>
     <w:p>
       <w:pPr>
-        <w:pStyle w:val="BodyText"/>
-      </w:pPr>
-      <w:r>
-        <w:rPr>
-          <w:rFonts w:ascii="Times New Roman" w:hAnsi="Times New Roman" w:eastAsia="Times New Roman" w:cs="Times New Roman"/>
-        </w:rPr>
-        <w:t xml:space="preserve">8-3 </w:t>
-      </w:r>
+        <w:numPr>
+          <w:ilvl w:val="0"/>
+          <w:numId w:val="1016"/>
+        </w:numPr>
+        <w:ind w:firstLine="420"/>
+      </w:pPr>
       <w:r>
         <w:rPr>
           <w:rFonts w:hint="eastAsia" w:ascii="Times New Roman" w:hAnsi="Times New Roman" w:eastAsia="FangSong" w:cs="Times New Roman"/>
@@ -20448,14 +20623,12 @@
     </w:p>
     <w:p>
       <w:pPr>
-        <w:pStyle w:val="BodyText"/>
-      </w:pPr>
-      <w:r>
-        <w:rPr>
-          <w:rFonts w:ascii="Times New Roman" w:hAnsi="Times New Roman" w:eastAsia="Times New Roman" w:cs="Times New Roman"/>
-        </w:rPr>
-        <w:t xml:space="preserve">8-4 </w:t>
-      </w:r>
+        <w:numPr>
+          <w:ilvl w:val="0"/>
+          <w:numId w:val="1016"/>
+        </w:numPr>
+        <w:ind w:firstLine="420"/>
+      </w:pPr>
       <w:r>
         <w:rPr>
           <w:rFonts w:hint="eastAsia" w:ascii="Times New Roman" w:hAnsi="Times New Roman" w:eastAsia="FangSong" w:cs="Times New Roman"/>
@@ -20489,14 +20662,12 @@
     </w:p>
     <w:p>
       <w:pPr>
-        <w:pStyle w:val="BodyText"/>
-      </w:pPr>
-      <w:r>
-        <w:rPr>
-          <w:rFonts w:ascii="Times New Roman" w:hAnsi="Times New Roman" w:eastAsia="Times New Roman" w:cs="Times New Roman"/>
-        </w:rPr>
-        <w:t xml:space="preserve">8-5 </w:t>
-      </w:r>
+        <w:numPr>
+          <w:ilvl w:val="0"/>
+          <w:numId w:val="1016"/>
+        </w:numPr>
+        <w:ind w:firstLine="420"/>
+      </w:pPr>
       <w:r>
         <w:rPr>
           <w:rFonts w:hint="eastAsia" w:ascii="Times New Roman" w:hAnsi="Times New Roman" w:eastAsia="FangSong" w:cs="Times New Roman"/>
@@ -20560,43 +20731,13 @@
     </w:p>
     <w:p>
       <w:pPr>
-        <w:spacing w:before="0" w:after="0"/>
-      </w:pPr>
-    </w:p>
-    <w:p>
-      <w:pPr>
-        <w:spacing w:before="0" w:after="0"/>
-      </w:pPr>
-    </w:p>
-    <w:p>
-      <w:pPr>
-        <w:spacing w:before="0" w:after="0"/>
-      </w:pPr>
-    </w:p>
-    <w:p>
-      <w:pPr>
-        <w:spacing w:before="0" w:after="0"/>
-      </w:pPr>
-    </w:p>
-    <w:p>
-      <w:pPr>
-        <w:spacing w:before="0" w:after="0"/>
-      </w:pPr>
-    </w:p>
-    <w:p>
-      <w:pPr>
-        <w:spacing w:before="0" w:after="0"/>
-      </w:pPr>
-    </w:p>
-    <w:p>
-      <w:pPr>
-        <w:spacing w:before="0" w:after="0"/>
-      </w:pPr>
-    </w:p>
-    <w:p>
-      <w:pPr>
-        <w:spacing w:before="0" w:after="0"/>
-      </w:pPr>
+        <w:spacing w:before="160" w:after="80"/>
+      </w:pPr>
+      <w:r>
+        <w:pict>
+          <v:rect style="width:0;height:1.5pt" o:hralign="center" o:hrstd="t" o:hr="t"/>
+        </w:pict>
+      </w:r>
     </w:p>
     <w:p>
       <w:pPr>
@@ -20637,6 +20778,7 @@
     <w:p>
       <w:pPr>
         <w:pStyle w:val="FirstParagraph"/>
+        <w:ind w:firstLine="420"/>
       </w:pPr>
       <w:r>
         <w:rPr>
@@ -20990,8 +21132,9 @@
       <w:pPr>
         <w:numPr>
           <w:ilvl w:val="0"/>
-          <w:numId w:val="1009"/>
+          <w:numId w:val="1017"/>
         </w:numPr>
+        <w:ind w:firstLine="420"/>
       </w:pPr>
       <w:r>
         <w:rPr>
@@ -21092,8 +21235,9 @@
       <w:pPr>
         <w:numPr>
           <w:ilvl w:val="0"/>
-          <w:numId w:val="1009"/>
+          <w:numId w:val="1017"/>
         </w:numPr>
+        <w:ind w:firstLine="420"/>
       </w:pPr>
       <w:r>
         <w:rPr>
@@ -21274,8 +21418,9 @@
       <w:pPr>
         <w:numPr>
           <w:ilvl w:val="0"/>
-          <w:numId w:val="1009"/>
+          <w:numId w:val="1017"/>
         </w:numPr>
+        <w:ind w:firstLine="420"/>
       </w:pPr>
       <w:r>
         <w:rPr>
@@ -21351,28 +21496,13 @@
     </w:p>
     <w:p>
       <w:pPr>
-        <w:spacing w:before="0" w:after="0"/>
-      </w:pPr>
-    </w:p>
-    <w:p>
-      <w:pPr>
-        <w:spacing w:before="0" w:after="0"/>
-      </w:pPr>
-    </w:p>
-    <w:p>
-      <w:pPr>
-        <w:spacing w:before="0" w:after="0"/>
-      </w:pPr>
-    </w:p>
-    <w:p>
-      <w:pPr>
-        <w:spacing w:before="0" w:after="0"/>
-      </w:pPr>
-    </w:p>
-    <w:p>
-      <w:pPr>
-        <w:spacing w:before="0" w:after="0"/>
-      </w:pPr>
+        <w:spacing w:before="160" w:after="80"/>
+      </w:pPr>
+      <w:r>
+        <w:pict>
+          <v:rect style="width:0;height:1.5pt" o:hralign="center" o:hrstd="t" o:hr="t"/>
+        </w:pict>
+      </w:r>
     </w:p>
     <w:p>
       <w:pPr>
@@ -21413,6 +21543,7 @@
     <w:p>
       <w:pPr>
         <w:pStyle w:val="FirstParagraph"/>
+        <w:ind w:firstLine="420"/>
       </w:pPr>
       <w:r>
         <w:rPr>
@@ -21730,6 +21861,7 @@
     <w:p>
       <w:pPr>
         <w:pStyle w:val="FirstParagraph"/>
+        <w:ind w:firstLine="420"/>
       </w:pPr>
       <w:r>
         <w:rPr>
@@ -21817,8 +21949,9 @@
       <w:pPr>
         <w:numPr>
           <w:ilvl w:val="0"/>
-          <w:numId w:val="1010"/>
+          <w:numId w:val="1018"/>
         </w:numPr>
+        <w:ind w:firstLine="420"/>
       </w:pPr>
       <w:r>
         <w:rPr>
@@ -21849,8 +21982,9 @@
       <w:pPr>
         <w:numPr>
           <w:ilvl w:val="0"/>
-          <w:numId w:val="1010"/>
+          <w:numId w:val="1018"/>
         </w:numPr>
+        <w:ind w:firstLine="420"/>
       </w:pPr>
       <w:r>
         <w:rPr>
@@ -21947,8 +22081,9 @@
       <w:pPr>
         <w:numPr>
           <w:ilvl w:val="0"/>
-          <w:numId w:val="1010"/>
+          <w:numId w:val="1018"/>
         </w:numPr>
+        <w:ind w:firstLine="420"/>
       </w:pPr>
       <w:r>
         <w:rPr>
@@ -22019,43 +22154,13 @@
     </w:p>
     <w:p>
       <w:pPr>
-        <w:spacing w:before="0" w:after="0"/>
-      </w:pPr>
-    </w:p>
-    <w:p>
-      <w:pPr>
-        <w:spacing w:before="0" w:after="0"/>
-      </w:pPr>
-    </w:p>
-    <w:p>
-      <w:pPr>
-        <w:spacing w:before="0" w:after="0"/>
-      </w:pPr>
-    </w:p>
-    <w:p>
-      <w:pPr>
-        <w:spacing w:before="0" w:after="0"/>
-      </w:pPr>
-    </w:p>
-    <w:p>
-      <w:pPr>
-        <w:spacing w:before="0" w:after="0"/>
-      </w:pPr>
-    </w:p>
-    <w:p>
-      <w:pPr>
-        <w:spacing w:before="0" w:after="0"/>
-      </w:pPr>
-    </w:p>
-    <w:p>
-      <w:pPr>
-        <w:spacing w:before="0" w:after="0"/>
-      </w:pPr>
-    </w:p>
-    <w:p>
-      <w:pPr>
-        <w:spacing w:before="0" w:after="0"/>
-      </w:pPr>
+        <w:spacing w:before="160" w:after="80"/>
+      </w:pPr>
+      <w:r>
+        <w:pict>
+          <v:rect style="width:0;height:1.5pt" o:hralign="center" o:hrstd="t" o:hr="t"/>
+        </w:pict>
+      </w:r>
     </w:p>
     <w:p>
       <w:pPr>
@@ -22096,6 +22201,7 @@
     <w:p>
       <w:pPr>
         <w:pStyle w:val="FirstParagraph"/>
+        <w:ind w:firstLine="420"/>
       </w:pPr>
       <w:r>
         <w:rPr>
@@ -23224,43 +23330,13 @@
     </w:p>
     <w:p>
       <w:pPr>
-        <w:spacing w:before="0" w:after="0"/>
-      </w:pPr>
-    </w:p>
-    <w:p>
-      <w:pPr>
-        <w:spacing w:before="0" w:after="0"/>
-      </w:pPr>
-    </w:p>
-    <w:p>
-      <w:pPr>
-        <w:spacing w:before="0" w:after="0"/>
-      </w:pPr>
-    </w:p>
-    <w:p>
-      <w:pPr>
-        <w:spacing w:before="0" w:after="0"/>
-      </w:pPr>
-    </w:p>
-    <w:p>
-      <w:pPr>
-        <w:spacing w:before="0" w:after="0"/>
-      </w:pPr>
-    </w:p>
-    <w:p>
-      <w:pPr>
-        <w:spacing w:before="0" w:after="0"/>
-      </w:pPr>
-    </w:p>
-    <w:p>
-      <w:pPr>
-        <w:spacing w:before="0" w:after="0"/>
-      </w:pPr>
-    </w:p>
-    <w:p>
-      <w:pPr>
-        <w:spacing w:before="0" w:after="0"/>
-      </w:pPr>
+        <w:spacing w:before="160" w:after="80"/>
+      </w:pPr>
+      <w:r>
+        <w:pict>
+          <v:rect style="width:0;height:1.5pt" o:hralign="center" o:hrstd="t" o:hr="t"/>
+        </w:pict>
+      </w:r>
     </w:p>
     <w:p>
       <w:pPr>
@@ -23301,6 +23377,7 @@
     <w:p>
       <w:pPr>
         <w:pStyle w:val="FirstParagraph"/>
+        <w:ind w:firstLine="420"/>
       </w:pPr>
       <w:r>
         <w:rPr>
@@ -23487,7 +23564,7 @@
         </w:rPr>
         <w:drawing>
           <wp:inline>
-            <wp:extent cx="3240000" cy="2582410"/>
+            <wp:extent cx="3240000" cy="2589259"/>
             <wp:effectExtent b="0" l="0" r="0" t="0"/>
             <wp:docPr descr="" title="" id="67" name="Picture"/>
             <a:graphic>
@@ -23508,7 +23585,7 @@
                   <pic:spPr bwMode="auto">
                     <a:xfrm>
                       <a:off x="0" y="0"/>
-                      <a:ext cx="3240000" cy="2582410"/>
+                      <a:ext cx="3240000" cy="2589259"/>
                     </a:xfrm>
                     <a:prstGeom prst="rect">
                       <a:avLst/>
@@ -23557,7 +23634,7 @@
         </w:rPr>
         <w:drawing>
           <wp:inline>
-            <wp:extent cx="3240000" cy="2613782"/>
+            <wp:extent cx="3240000" cy="2634201"/>
             <wp:effectExtent b="0" l="0" r="0" t="0"/>
             <wp:docPr descr="" title="" id="70" name="Picture"/>
             <a:graphic>
@@ -23578,7 +23655,7 @@
                   <pic:spPr bwMode="auto">
                     <a:xfrm>
                       <a:off x="0" y="0"/>
-                      <a:ext cx="3240000" cy="2613782"/>
+                      <a:ext cx="3240000" cy="2634201"/>
                     </a:xfrm>
                     <a:prstGeom prst="rect">
                       <a:avLst/>
@@ -23627,7 +23704,7 @@
         </w:rPr>
         <w:drawing>
           <wp:inline>
-            <wp:extent cx="3240000" cy="2632068"/>
+            <wp:extent cx="3240000" cy="2641528"/>
             <wp:effectExtent b="0" l="0" r="0" t="0"/>
             <wp:docPr descr="" title="" id="73" name="Picture"/>
             <a:graphic>
@@ -23648,7 +23725,7 @@
                   <pic:spPr bwMode="auto">
                     <a:xfrm>
                       <a:off x="0" y="0"/>
-                      <a:ext cx="3240000" cy="2632068"/>
+                      <a:ext cx="3240000" cy="2641528"/>
                     </a:xfrm>
                     <a:prstGeom prst="rect">
                       <a:avLst/>
@@ -23671,8 +23748,9 @@
       <w:pPr>
         <w:numPr>
           <w:ilvl w:val="0"/>
-          <w:numId w:val="1011"/>
+          <w:numId w:val="1019"/>
         </w:numPr>
+        <w:ind w:firstLine="420"/>
       </w:pPr>
       <w:r>
         <w:rPr>
@@ -23757,8 +23835,9 @@
       <w:pPr>
         <w:numPr>
           <w:ilvl w:val="0"/>
-          <w:numId w:val="1011"/>
+          <w:numId w:val="1019"/>
         </w:numPr>
+        <w:ind w:firstLine="420"/>
       </w:pPr>
       <w:r>
         <w:rPr>
@@ -23800,8 +23879,9 @@
       <w:pPr>
         <w:numPr>
           <w:ilvl w:val="0"/>
-          <w:numId w:val="1011"/>
+          <w:numId w:val="1019"/>
         </w:numPr>
+        <w:ind w:firstLine="420"/>
       </w:pPr>
       <w:r>
         <w:rPr>
@@ -23843,8 +23923,9 @@
       <w:pPr>
         <w:numPr>
           <w:ilvl w:val="0"/>
-          <w:numId w:val="1011"/>
+          <w:numId w:val="1019"/>
         </w:numPr>
+        <w:ind w:firstLine="420"/>
       </w:pPr>
       <w:r>
         <w:rPr>
@@ -23873,28 +23954,13 @@
     </w:p>
     <w:p>
       <w:pPr>
-        <w:spacing w:before="0" w:after="0"/>
-      </w:pPr>
-    </w:p>
-    <w:p>
-      <w:pPr>
-        <w:spacing w:before="0" w:after="0"/>
-      </w:pPr>
-    </w:p>
-    <w:p>
-      <w:pPr>
-        <w:spacing w:before="0" w:after="0"/>
-      </w:pPr>
-    </w:p>
-    <w:p>
-      <w:pPr>
-        <w:spacing w:before="0" w:after="0"/>
-      </w:pPr>
-    </w:p>
-    <w:p>
-      <w:pPr>
-        <w:spacing w:before="0" w:after="0"/>
-      </w:pPr>
+        <w:spacing w:before="160" w:after="80"/>
+      </w:pPr>
+      <w:r>
+        <w:pict>
+          <v:rect style="width:0;height:1.5pt" o:hralign="center" o:hrstd="t" o:hr="t"/>
+        </w:pict>
+      </w:r>
     </w:p>
     <w:p>
       <w:pPr>
@@ -23935,6 +24001,7 @@
     <w:p>
       <w:pPr>
         <w:pStyle w:val="FirstParagraph"/>
+        <w:ind w:firstLine="420"/>
       </w:pPr>
       <w:r>
         <w:rPr>
@@ -24316,8 +24383,9 @@
       <w:pPr>
         <w:numPr>
           <w:ilvl w:val="0"/>
-          <w:numId w:val="1012"/>
+          <w:numId w:val="1020"/>
         </w:numPr>
+        <w:ind w:firstLine="420"/>
       </w:pPr>
       <w:r>
         <w:rPr>
@@ -24348,8 +24416,9 @@
       <w:pPr>
         <w:numPr>
           <w:ilvl w:val="0"/>
-          <w:numId w:val="1012"/>
+          <w:numId w:val="1020"/>
         </w:numPr>
+        <w:ind w:firstLine="420"/>
       </w:pPr>
       <w:r>
         <w:rPr>
@@ -24465,8 +24534,9 @@
       <w:pPr>
         <w:numPr>
           <w:ilvl w:val="0"/>
-          <w:numId w:val="1012"/>
+          <w:numId w:val="1020"/>
         </w:numPr>
+        <w:ind w:firstLine="420"/>
       </w:pPr>
       <w:r>
         <w:rPr>
@@ -24784,8 +24854,9 @@
       <w:pPr>
         <w:numPr>
           <w:ilvl w:val="0"/>
-          <w:numId w:val="1012"/>
+          <w:numId w:val="1020"/>
         </w:numPr>
+        <w:ind w:firstLine="420"/>
       </w:pPr>
       <w:r>
         <w:rPr>
@@ -24844,43 +24915,13 @@
     </w:p>
     <w:p>
       <w:pPr>
-        <w:spacing w:before="0" w:after="0"/>
-      </w:pPr>
-    </w:p>
-    <w:p>
-      <w:pPr>
-        <w:spacing w:before="0" w:after="0"/>
-      </w:pPr>
-    </w:p>
-    <w:p>
-      <w:pPr>
-        <w:spacing w:before="0" w:after="0"/>
-      </w:pPr>
-    </w:p>
-    <w:p>
-      <w:pPr>
-        <w:spacing w:before="0" w:after="0"/>
-      </w:pPr>
-    </w:p>
-    <w:p>
-      <w:pPr>
-        <w:spacing w:before="0" w:after="0"/>
-      </w:pPr>
-    </w:p>
-    <w:p>
-      <w:pPr>
-        <w:spacing w:before="0" w:after="0"/>
-      </w:pPr>
-    </w:p>
-    <w:p>
-      <w:pPr>
-        <w:spacing w:before="0" w:after="0"/>
-      </w:pPr>
-    </w:p>
-    <w:p>
-      <w:pPr>
-        <w:spacing w:before="0" w:after="0"/>
-      </w:pPr>
+        <w:spacing w:before="160" w:after="80"/>
+      </w:pPr>
+      <w:r>
+        <w:pict>
+          <v:rect style="width:0;height:1.5pt" o:hralign="center" o:hrstd="t" o:hr="t"/>
+        </w:pict>
+      </w:r>
     </w:p>
     <w:p>
       <w:pPr>
@@ -24921,6 +24962,7 @@
     <w:p>
       <w:pPr>
         <w:pStyle w:val="FirstParagraph"/>
+        <w:ind w:firstLine="420"/>
       </w:pPr>
       <w:r>
         <w:rPr>
@@ -25664,6 +25706,7 @@
     <w:p>
       <w:pPr>
         <w:pStyle w:val="FirstParagraph"/>
+        <w:ind w:firstLine="420"/>
       </w:pPr>
       <w:r>
         <w:rPr>
@@ -25728,28 +25771,13 @@
     </w:p>
     <w:p>
       <w:pPr>
-        <w:spacing w:before="0" w:after="0"/>
-      </w:pPr>
-    </w:p>
-    <w:p>
-      <w:pPr>
-        <w:spacing w:before="0" w:after="0"/>
-      </w:pPr>
-    </w:p>
-    <w:p>
-      <w:pPr>
-        <w:spacing w:before="0" w:after="0"/>
-      </w:pPr>
-    </w:p>
-    <w:p>
-      <w:pPr>
-        <w:spacing w:before="0" w:after="0"/>
-      </w:pPr>
-    </w:p>
-    <w:p>
-      <w:pPr>
-        <w:spacing w:before="0" w:after="0"/>
-      </w:pPr>
+        <w:spacing w:before="160" w:after="80"/>
+      </w:pPr>
+      <w:r>
+        <w:pict>
+          <v:rect style="width:0;height:1.5pt" o:hralign="center" o:hrstd="t" o:hr="t"/>
+        </w:pict>
+      </w:r>
     </w:p>
     <w:p>
       <w:pPr>
@@ -25790,6 +25818,7 @@
     <w:p>
       <w:pPr>
         <w:pStyle w:val="FirstParagraph"/>
+        <w:ind w:firstLine="420"/>
       </w:pPr>
       <w:r>
         <w:rPr>
@@ -26036,7 +26065,7 @@
     <w:p>
       <w:pPr>
         <w:pStyle w:val="BodyText"/>
-        <w:spacing w:before="0" w:after="0"/>
+        <w:ind w:firstLine="420"/>
       </w:pPr>
       <w:r>
         <w:rPr>
@@ -26054,8 +26083,7 @@
     <w:p>
       <w:pPr>
         <w:pStyle w:val="BodyText"/>
-        <w:spacing w:before="0" w:after="0"/>
-        <w:ind w:left="480" w:hanging="480"/>
+        <w:ind w:firstLine="420"/>
       </w:pPr>
       <w:r>
         <w:rPr>
@@ -26073,153 +26101,114 @@
         <w:rPr>
           <w:rFonts w:hint="eastAsia" w:ascii="Times New Roman" w:hAnsi="Times New Roman" w:eastAsia="Times New Roman" w:cs="Times New Roman"/>
         </w:rPr>
-        <w:t>，n</w:t>
+        <w:t>，n(A):n(B):n(C)</w:t>
+      </w:r>
+      <w:r>
+        <w:rPr>
+          <w:rFonts w:ascii="Times New Roman" w:hAnsi="Times New Roman" w:eastAsia="Times New Roman" w:cs="Times New Roman"/>
+        </w:rPr>
+        <w:t xml:space="preserve"> </w:t>
+      </w:r>
+      <w:r>
+        <w:rPr>
+          <w:rFonts w:hint="eastAsia" w:ascii="Times New Roman" w:hAnsi="Times New Roman" w:eastAsia="FangSong" w:cs="Times New Roman"/>
+        </w:rPr>
+        <w:t xml:space="preserve">仍为</w:t>
+      </w:r>
+      <w:r>
+        <w:rPr>
+          <w:rFonts w:ascii="Times New Roman" w:hAnsi="Times New Roman" w:eastAsia="Times New Roman" w:cs="Times New Roman"/>
+        </w:rPr>
+        <w:t xml:space="preserve"> 2:2:1</w:t>
       </w:r>
     </w:p>
     <w:p>
       <w:pPr>
         <w:pStyle w:val="BodyText"/>
-        <w:spacing w:before="0" w:after="0"/>
-        <w:ind w:left="480" w:hanging="480"/>
-      </w:pPr>
-      <w:r>
-        <w:rPr>
-          <w:rFonts w:hint="eastAsia" w:ascii="Times New Roman" w:hAnsi="Times New Roman" w:eastAsia="Times New Roman" w:cs="Times New Roman"/>
-        </w:rPr>
-        <w:t>(A):n</w:t>
+        <w:ind w:firstLine="420"/>
+      </w:pPr>
+      <w:r>
+        <w:rPr>
+          <w:rFonts w:ascii="Times New Roman" w:hAnsi="Times New Roman" w:eastAsia="Times New Roman" w:cs="Times New Roman"/>
+        </w:rPr>
+        <w:t xml:space="preserve">C. </w:t>
+      </w:r>
+      <w:r>
+        <w:rPr>
+          <w:rFonts w:hint="eastAsia" w:ascii="Times New Roman" w:hAnsi="Times New Roman" w:eastAsia="FangSong" w:cs="Times New Roman"/>
+        </w:rPr>
+        <w:t>再达平衡时</w:t>
+      </w:r>
+      <w:r>
+        <w:rPr>
+          <w:rFonts w:hint="eastAsia" w:ascii="Times New Roman" w:hAnsi="Times New Roman" w:eastAsia="Times New Roman" w:cs="Times New Roman"/>
+        </w:rPr>
+        <w:t>，C</w:t>
+      </w:r>
+      <w:r>
+        <w:rPr>
+          <w:rFonts w:ascii="Times New Roman" w:hAnsi="Times New Roman" w:eastAsia="Times New Roman" w:cs="Times New Roman"/>
+        </w:rPr>
+        <w:t xml:space="preserve"> </w:t>
+      </w:r>
+      <w:r>
+        <w:rPr>
+          <w:rFonts w:hint="eastAsia" w:ascii="Times New Roman" w:hAnsi="Times New Roman" w:eastAsia="FangSong" w:cs="Times New Roman"/>
+        </w:rPr>
+        <w:t xml:space="preserve">的体积分数将大于</w:t>
+      </w:r>
+      <w:r>
+        <w:rPr>
+          <w:rFonts w:ascii="Times New Roman" w:hAnsi="Times New Roman" w:eastAsia="Times New Roman" w:cs="Times New Roman"/>
+        </w:rPr>
+        <w:t xml:space="preserve"> 20%</w:t>
       </w:r>
     </w:p>
     <w:p>
       <w:pPr>
         <w:pStyle w:val="BodyText"/>
-        <w:spacing w:before="0" w:after="0"/>
-        <w:ind w:left="480" w:hanging="480"/>
-      </w:pPr>
-      <w:r>
-        <w:rPr>
-          <w:rFonts w:hint="eastAsia" w:ascii="Times New Roman" w:hAnsi="Times New Roman" w:eastAsia="Times New Roman" w:cs="Times New Roman"/>
-        </w:rPr>
-        <w:t>(B):n</w:t>
+        <w:ind w:firstLine="420"/>
+      </w:pPr>
+      <w:r>
+        <w:rPr>
+          <w:rFonts w:ascii="Times New Roman" w:hAnsi="Times New Roman" w:eastAsia="Times New Roman" w:cs="Times New Roman"/>
+        </w:rPr>
+        <w:t xml:space="preserve">D. </w:t>
+      </w:r>
+      <w:r>
+        <w:rPr>
+          <w:rFonts w:hint="eastAsia" w:ascii="Times New Roman" w:hAnsi="Times New Roman" w:eastAsia="FangSong" w:cs="Times New Roman"/>
+        </w:rPr>
+        <w:t>再达平衡时</w:t>
+      </w:r>
+      <w:r>
+        <w:rPr>
+          <w:rFonts w:hint="eastAsia" w:ascii="Times New Roman" w:hAnsi="Times New Roman" w:eastAsia="Times New Roman" w:cs="Times New Roman"/>
+        </w:rPr>
+        <w:t>，C</w:t>
+      </w:r>
+      <w:r>
+        <w:rPr>
+          <w:rFonts w:ascii="Times New Roman" w:hAnsi="Times New Roman" w:eastAsia="Times New Roman" w:cs="Times New Roman"/>
+        </w:rPr>
+        <w:t xml:space="preserve"> </w:t>
+      </w:r>
+      <w:r>
+        <w:rPr>
+          <w:rFonts w:hint="eastAsia" w:ascii="Times New Roman" w:hAnsi="Times New Roman" w:eastAsia="FangSong" w:cs="Times New Roman"/>
+        </w:rPr>
+        <w:t xml:space="preserve">的体积分数可能减小</w:t>
       </w:r>
     </w:p>
     <w:p>
       <w:pPr>
-        <w:pStyle w:val="BodyText"/>
-        <w:spacing w:before="0" w:after="0"/>
-        <w:ind w:left="480" w:hanging="480"/>
-      </w:pPr>
-      <w:r>
-        <w:rPr>
-          <w:rFonts w:hint="eastAsia" w:ascii="Times New Roman" w:hAnsi="Times New Roman" w:eastAsia="Times New Roman" w:cs="Times New Roman"/>
-        </w:rPr>
-        <w:t>(C)</w:t>
-      </w:r>
-      <w:r>
-        <w:rPr>
-          <w:rFonts w:ascii="Times New Roman" w:hAnsi="Times New Roman" w:eastAsia="Times New Roman" w:cs="Times New Roman"/>
-        </w:rPr>
-        <w:t xml:space="preserve"> </w:t>
-      </w:r>
-      <w:r>
-        <w:rPr>
-          <w:rFonts w:hint="eastAsia" w:ascii="Times New Roman" w:hAnsi="Times New Roman" w:eastAsia="FangSong" w:cs="Times New Roman"/>
-        </w:rPr>
-        <w:t xml:space="preserve">仍为</w:t>
-      </w:r>
-      <w:r>
-        <w:rPr>
-          <w:rFonts w:ascii="Times New Roman" w:hAnsi="Times New Roman" w:eastAsia="Times New Roman" w:cs="Times New Roman"/>
-        </w:rPr>
-        <w:t xml:space="preserve"> 2:2:1</w:t>
-      </w:r>
-    </w:p>
-    <w:p>
-      <w:pPr>
-        <w:pStyle w:val="BodyText"/>
-        <w:spacing w:before="0" w:after="0"/>
-      </w:pPr>
-      <w:r>
-        <w:rPr>
-          <w:rFonts w:ascii="Times New Roman" w:hAnsi="Times New Roman" w:eastAsia="Times New Roman" w:cs="Times New Roman"/>
-        </w:rPr>
-        <w:t xml:space="preserve">C. </w:t>
-      </w:r>
-      <w:r>
-        <w:rPr>
-          <w:rFonts w:hint="eastAsia" w:ascii="Times New Roman" w:hAnsi="Times New Roman" w:eastAsia="FangSong" w:cs="Times New Roman"/>
-        </w:rPr>
-        <w:t>再达平衡时</w:t>
-      </w:r>
-      <w:r>
-        <w:rPr>
-          <w:rFonts w:hint="eastAsia" w:ascii="Times New Roman" w:hAnsi="Times New Roman" w:eastAsia="Times New Roman" w:cs="Times New Roman"/>
-        </w:rPr>
-        <w:t>，C</w:t>
-      </w:r>
-      <w:r>
-        <w:rPr>
-          <w:rFonts w:ascii="Times New Roman" w:hAnsi="Times New Roman" w:eastAsia="Times New Roman" w:cs="Times New Roman"/>
-        </w:rPr>
-        <w:t xml:space="preserve"> </w:t>
-      </w:r>
-      <w:r>
-        <w:rPr>
-          <w:rFonts w:hint="eastAsia" w:ascii="Times New Roman" w:hAnsi="Times New Roman" w:eastAsia="FangSong" w:cs="Times New Roman"/>
-        </w:rPr>
-        <w:t xml:space="preserve">的体积分数将大于</w:t>
-      </w:r>
-      <w:r>
-        <w:rPr>
-          <w:rFonts w:ascii="Times New Roman" w:hAnsi="Times New Roman" w:eastAsia="Times New Roman" w:cs="Times New Roman"/>
-        </w:rPr>
-        <w:t xml:space="preserve"> 20%</w:t>
-      </w:r>
-    </w:p>
-    <w:p>
-      <w:pPr>
-        <w:pStyle w:val="BodyText"/>
-        <w:spacing w:before="0" w:after="0"/>
-      </w:pPr>
-      <w:r>
-        <w:rPr>
-          <w:rFonts w:ascii="Times New Roman" w:hAnsi="Times New Roman" w:eastAsia="Times New Roman" w:cs="Times New Roman"/>
-        </w:rPr>
-        <w:t xml:space="preserve">D. </w:t>
-      </w:r>
-      <w:r>
-        <w:rPr>
-          <w:rFonts w:hint="eastAsia" w:ascii="Times New Roman" w:hAnsi="Times New Roman" w:eastAsia="FangSong" w:cs="Times New Roman"/>
-        </w:rPr>
-        <w:t>再达平衡时</w:t>
-      </w:r>
-      <w:r>
-        <w:rPr>
-          <w:rFonts w:hint="eastAsia" w:ascii="Times New Roman" w:hAnsi="Times New Roman" w:eastAsia="Times New Roman" w:cs="Times New Roman"/>
-        </w:rPr>
-        <w:t>，C</w:t>
-      </w:r>
-      <w:r>
-        <w:rPr>
-          <w:rFonts w:ascii="Times New Roman" w:hAnsi="Times New Roman" w:eastAsia="Times New Roman" w:cs="Times New Roman"/>
-        </w:rPr>
-        <w:t xml:space="preserve"> </w:t>
-      </w:r>
-      <w:r>
-        <w:rPr>
-          <w:rFonts w:hint="eastAsia" w:ascii="Times New Roman" w:hAnsi="Times New Roman" w:eastAsia="FangSong" w:cs="Times New Roman"/>
-        </w:rPr>
-        <w:t xml:space="preserve">的体积分数可能减小</w:t>
-      </w:r>
-    </w:p>
-    <w:p>
-      <w:pPr>
-        <w:spacing w:before="0" w:after="0"/>
-      </w:pPr>
-    </w:p>
-    <w:p>
-      <w:pPr>
-        <w:spacing w:before="0" w:after="0"/>
-      </w:pPr>
+        <w:spacing w:before="160" w:after="80"/>
+      </w:pPr>
+      <w:r>
+        <w:pict>
+          <v:rect style="width:0;height:1.5pt" o:hralign="center" o:hrstd="t" o:hr="t"/>
+        </w:pict>
+      </w:r>
     </w:p>
     <w:p>
       <w:pPr>
@@ -26260,6 +26249,7 @@
     <w:p>
       <w:pPr>
         <w:pStyle w:val="FirstParagraph"/>
+        <w:ind w:firstLine="420"/>
       </w:pPr>
       <w:r>
         <w:rPr>
@@ -26551,8 +26541,9 @@
       <w:pPr>
         <w:numPr>
           <w:ilvl w:val="0"/>
-          <w:numId w:val="1013"/>
+          <w:numId w:val="1021"/>
         </w:numPr>
+        <w:ind w:firstLine="420"/>
       </w:pPr>
       <w:r>
         <w:rPr>
@@ -26750,8 +26741,9 @@
       <w:pPr>
         <w:numPr>
           <w:ilvl w:val="0"/>
-          <w:numId w:val="1013"/>
+          <w:numId w:val="1021"/>
         </w:numPr>
+        <w:ind w:firstLine="420"/>
       </w:pPr>
       <w:r>
         <w:rPr>
@@ -26828,8 +26820,9 @@
       <w:pPr>
         <w:numPr>
           <w:ilvl w:val="0"/>
-          <w:numId w:val="1013"/>
+          <w:numId w:val="1021"/>
         </w:numPr>
+        <w:ind w:firstLine="420"/>
       </w:pPr>
       <w:r>
         <w:rPr>
@@ -27148,28 +27141,13 @@
     </w:p>
     <w:p>
       <w:pPr>
-        <w:spacing w:before="0" w:after="0"/>
-      </w:pPr>
-    </w:p>
-    <w:p>
-      <w:pPr>
-        <w:spacing w:before="0" w:after="0"/>
-      </w:pPr>
-    </w:p>
-    <w:p>
-      <w:pPr>
-        <w:spacing w:before="0" w:after="0"/>
-      </w:pPr>
-    </w:p>
-    <w:p>
-      <w:pPr>
-        <w:spacing w:before="0" w:after="0"/>
-      </w:pPr>
-    </w:p>
-    <w:p>
-      <w:pPr>
-        <w:spacing w:before="0" w:after="0"/>
-      </w:pPr>
+        <w:spacing w:before="160" w:after="80"/>
+      </w:pPr>
+      <w:r>
+        <w:pict>
+          <v:rect style="width:0;height:1.5pt" o:hralign="center" o:hrstd="t" o:hr="t"/>
+        </w:pict>
+      </w:r>
     </w:p>
     <w:p>
       <w:pPr>
@@ -27211,6 +27189,7 @@
       <w:pPr>
         <w:pStyle w:val="FirstParagraph"/>
         <w:spacing w:after="80"/>
+        <w:ind w:firstLine="420"/>
       </w:pPr>
       <w:r>
         <w:rPr>
@@ -27402,15 +27381,16 @@
         <w:tblStyle w:val="Table"/>
         <w:tblW w:type="pct" w:w="5000"/>
         <w:tblLayout w:type="fixed"/>
+        <w:tblLook w:firstRow="1" w:lastRow="0" w:firstColumn="0" w:lastColumn="0" w:noHBand="0" w:noVBand="0" w:val="0020"/>
+        <w:jc w:val="center"/>
         <w:tblBorders>
-          <w:top w:val="single" w:sz="12" w:space="0" w:color="000000"/>
-          <w:left w:val="none" w:sz="0" w:space="0" w:color="auto"/>
-          <w:bottom w:val="single" w:sz="12" w:space="0" w:color="000000"/>
-          <w:right w:val="none" w:sz="0" w:space="0" w:color="auto"/>
-          <w:insideH w:val="none" w:sz="0" w:space="0" w:color="auto"/>
-          <w:insideV w:val="none" w:sz="0" w:space="0" w:color="auto"/>
+          <w:top w:val="single" w:sz="12" w:space="0" w:color="333333"/>
+          <w:bottom w:val="single" w:sz="12" w:space="0" w:color="333333"/>
+          <w:left w:val="none"/>
+          <w:right w:val="none"/>
+          <w:insideH w:val="none"/>
+          <w:insideV w:val="none"/>
         </w:tblBorders>
-        <w:tblLook w:firstRow="1" w:lastRow="0" w:firstColumn="0" w:lastColumn="0" w:noHBand="0" w:noVBand="0" w:val="0020"/>
       </w:tblPr>
       <w:tblGrid>
         <w:gridCol w:w="990"/>
@@ -27429,7 +27409,7 @@
         <w:tc>
           <w:tcPr>
             <w:tcBorders>
-              <w:bottom w:val="single" w:sz="8" w:space="0" w:color="000000"/>
+              <w:bottom w:val="single" w:sz="6" w:space="0" w:color="333333"/>
             </w:tcBorders>
           </w:tcPr>
           <w:p>
@@ -27456,7 +27436,7 @@
         <w:tc>
           <w:tcPr>
             <w:tcBorders>
-              <w:bottom w:val="single" w:sz="8" w:space="0" w:color="000000"/>
+              <w:bottom w:val="single" w:sz="6" w:space="0" w:color="333333"/>
             </w:tcBorders>
           </w:tcPr>
           <w:p>
@@ -27476,7 +27456,7 @@
         <w:tc>
           <w:tcPr>
             <w:tcBorders>
-              <w:bottom w:val="single" w:sz="8" w:space="0" w:color="000000"/>
+              <w:bottom w:val="single" w:sz="6" w:space="0" w:color="333333"/>
             </w:tcBorders>
           </w:tcPr>
           <w:p>
@@ -27496,7 +27476,7 @@
         <w:tc>
           <w:tcPr>
             <w:tcBorders>
-              <w:bottom w:val="single" w:sz="8" w:space="0" w:color="000000"/>
+              <w:bottom w:val="single" w:sz="6" w:space="0" w:color="333333"/>
             </w:tcBorders>
           </w:tcPr>
           <w:p>
@@ -27516,7 +27496,7 @@
         <w:tc>
           <w:tcPr>
             <w:tcBorders>
-              <w:bottom w:val="single" w:sz="8" w:space="0" w:color="000000"/>
+              <w:bottom w:val="single" w:sz="6" w:space="0" w:color="333333"/>
             </w:tcBorders>
           </w:tcPr>
           <w:p>
@@ -27536,7 +27516,7 @@
         <w:tc>
           <w:tcPr>
             <w:tcBorders>
-              <w:bottom w:val="single" w:sz="8" w:space="0" w:color="000000"/>
+              <w:bottom w:val="single" w:sz="6" w:space="0" w:color="333333"/>
             </w:tcBorders>
           </w:tcPr>
           <w:p>
@@ -27556,7 +27536,7 @@
         <w:tc>
           <w:tcPr>
             <w:tcBorders>
-              <w:bottom w:val="single" w:sz="8" w:space="0" w:color="000000"/>
+              <w:bottom w:val="single" w:sz="6" w:space="0" w:color="333333"/>
             </w:tcBorders>
           </w:tcPr>
           <w:p>
@@ -27576,7 +27556,7 @@
         <w:tc>
           <w:tcPr>
             <w:tcBorders>
-              <w:bottom w:val="single" w:sz="8" w:space="0" w:color="000000"/>
+              <w:bottom w:val="single" w:sz="6" w:space="0" w:color="333333"/>
             </w:tcBorders>
           </w:tcPr>
           <w:p>
@@ -27775,9 +27755,10 @@
       <w:pPr>
         <w:numPr>
           <w:ilvl w:val="0"/>
-          <w:numId w:val="1014"/>
+          <w:numId w:val="1022"/>
         </w:numPr>
         <w:spacing w:before="120"/>
+        <w:ind w:firstLine="420"/>
       </w:pPr>
       <w:r>
         <w:rPr>
@@ -27840,8 +27821,9 @@
       <w:pPr>
         <w:numPr>
           <w:ilvl w:val="0"/>
-          <w:numId w:val="1014"/>
+          <w:numId w:val="1022"/>
         </w:numPr>
+        <w:ind w:firstLine="420"/>
       </w:pPr>
       <w:r>
         <w:rPr>
@@ -27919,8 +27901,9 @@
       <w:pPr>
         <w:numPr>
           <w:ilvl w:val="0"/>
-          <w:numId w:val="1014"/>
+          <w:numId w:val="1022"/>
         </w:numPr>
+        <w:ind w:firstLine="420"/>
       </w:pPr>
       <w:r>
         <w:rPr>
@@ -28199,28 +28182,13 @@
     </w:p>
     <w:p>
       <w:pPr>
-        <w:spacing w:before="0" w:after="0"/>
-      </w:pPr>
-    </w:p>
-    <w:p>
-      <w:pPr>
-        <w:spacing w:before="0" w:after="0"/>
-      </w:pPr>
-    </w:p>
-    <w:p>
-      <w:pPr>
-        <w:spacing w:before="0" w:after="0"/>
-      </w:pPr>
-    </w:p>
-    <w:p>
-      <w:pPr>
-        <w:spacing w:before="0" w:after="0"/>
-      </w:pPr>
-    </w:p>
-    <w:p>
-      <w:pPr>
-        <w:spacing w:before="0" w:after="0"/>
-      </w:pPr>
+        <w:spacing w:before="160" w:after="80"/>
+      </w:pPr>
+      <w:r>
+        <w:pict>
+          <v:rect style="width:0;height:1.5pt" o:hralign="center" o:hrstd="t" o:hr="t"/>
+        </w:pict>
+      </w:r>
     </w:p>
     <w:p>
       <w:pPr>
@@ -28261,6 +28229,7 @@
     <w:p>
       <w:pPr>
         <w:pStyle w:val="FirstParagraph"/>
+        <w:ind w:firstLine="420"/>
       </w:pPr>
       <w:r>
         <w:rPr>
@@ -28727,28 +28696,13 @@
     </w:p>
     <w:p>
       <w:pPr>
-        <w:spacing w:before="0" w:after="0"/>
-      </w:pPr>
-    </w:p>
-    <w:p>
-      <w:pPr>
-        <w:spacing w:before="0" w:after="0"/>
-      </w:pPr>
-    </w:p>
-    <w:p>
-      <w:pPr>
-        <w:spacing w:before="0" w:after="0"/>
-      </w:pPr>
-    </w:p>
-    <w:p>
-      <w:pPr>
-        <w:spacing w:before="0" w:after="0"/>
-      </w:pPr>
-    </w:p>
-    <w:p>
-      <w:pPr>
-        <w:spacing w:before="0" w:after="0"/>
-      </w:pPr>
+        <w:spacing w:before="160" w:after="80"/>
+      </w:pPr>
+      <w:r>
+        <w:pict>
+          <v:rect style="width:0;height:1.5pt" o:hralign="center" o:hrstd="t" o:hr="t"/>
+        </w:pict>
+      </w:r>
     </w:p>
     <w:p>
       <w:pPr>
@@ -28789,6 +28743,7 @@
     <w:p>
       <w:pPr>
         <w:pStyle w:val="FirstParagraph"/>
+        <w:ind w:firstLine="420"/>
       </w:pPr>
       <w:r>
         <w:rPr>
@@ -29230,7 +29185,7 @@
         </w:rPr>
         <w:drawing>
           <wp:inline>
-            <wp:extent cx="3240000" cy="2610000"/>
+            <wp:extent cx="3240000" cy="2678291"/>
             <wp:effectExtent b="0" l="0" r="0" t="0"/>
             <wp:docPr descr="" title="" id="83" name="Picture"/>
             <a:graphic>
@@ -29251,7 +29206,7 @@
                   <pic:spPr bwMode="auto">
                     <a:xfrm>
                       <a:off x="0" y="0"/>
-                      <a:ext cx="3240000" cy="2610000"/>
+                      <a:ext cx="3240000" cy="2678291"/>
                     </a:xfrm>
                     <a:prstGeom prst="rect">
                       <a:avLst/>
@@ -29273,7 +29228,7 @@
     <w:p>
       <w:pPr>
         <w:pStyle w:val="BodyText"/>
-        <w:spacing w:before="0" w:after="0"/>
+        <w:ind w:firstLine="420"/>
       </w:pPr>
       <w:r>
         <w:rPr>
@@ -29344,7 +29299,7 @@
     <w:p>
       <w:pPr>
         <w:pStyle w:val="BodyText"/>
-        <w:spacing w:before="0" w:after="0"/>
+        <w:ind w:firstLine="420"/>
       </w:pPr>
       <w:r>
         <w:rPr>
@@ -29441,7 +29396,7 @@
     <w:p>
       <w:pPr>
         <w:pStyle w:val="BodyText"/>
-        <w:spacing w:before="0" w:after="0"/>
+        <w:ind w:firstLine="420"/>
       </w:pPr>
       <w:r>
         <w:rPr>
@@ -29459,7 +29414,7 @@
     <w:p>
       <w:pPr>
         <w:pStyle w:val="BodyText"/>
-        <w:spacing w:before="0" w:after="0"/>
+        <w:ind w:firstLine="420"/>
       </w:pPr>
       <w:r>
         <w:rPr>
@@ -29595,13 +29550,13 @@
     </w:p>
     <w:p>
       <w:pPr>
-        <w:spacing w:before="0" w:after="0"/>
-      </w:pPr>
-    </w:p>
-    <w:p>
-      <w:pPr>
-        <w:spacing w:before="0" w:after="0"/>
-      </w:pPr>
+        <w:spacing w:before="160" w:after="80"/>
+      </w:pPr>
+      <w:r>
+        <w:pict>
+          <v:rect style="width:0;height:1.5pt" o:hralign="center" o:hrstd="t" o:hr="t"/>
+        </w:pict>
+      </w:r>
     </w:p>
     <w:p>
       <w:pPr>
@@ -29642,6 +29597,7 @@
     <w:p>
       <w:pPr>
         <w:pStyle w:val="FirstParagraph"/>
+        <w:ind w:firstLine="420"/>
       </w:pPr>
       <w:r>
         <w:rPr>
@@ -29704,7 +29660,7 @@
         </w:rPr>
         <w:drawing>
           <wp:inline>
-            <wp:extent cx="3600000" cy="763811"/>
+            <wp:extent cx="3600000" cy="770205"/>
             <wp:effectExtent b="0" l="0" r="0" t="0"/>
             <wp:docPr descr="" title="" id="87" name="Picture"/>
             <a:graphic>
@@ -29725,7 +29681,7 @@
                   <pic:spPr bwMode="auto">
                     <a:xfrm>
                       <a:off x="0" y="0"/>
-                      <a:ext cx="3600000" cy="763811"/>
+                      <a:ext cx="3600000" cy="770205"/>
                     </a:xfrm>
                     <a:prstGeom prst="rect">
                       <a:avLst/>
@@ -29747,6 +29703,7 @@
     <w:p>
       <w:pPr>
         <w:pStyle w:val="BodyText"/>
+        <w:ind w:firstLine="420"/>
       </w:pPr>
       <w:r>
         <w:rPr>
@@ -30233,8 +30190,9 @@
       <w:pPr>
         <w:numPr>
           <w:ilvl w:val="0"/>
-          <w:numId w:val="1015"/>
+          <w:numId w:val="1023"/>
         </w:numPr>
+        <w:ind w:firstLine="420"/>
       </w:pPr>
       <w:r>
         <w:rPr>
@@ -30277,8 +30235,9 @@
       <w:pPr>
         <w:numPr>
           <w:ilvl w:val="0"/>
-          <w:numId w:val="1015"/>
+          <w:numId w:val="1023"/>
         </w:numPr>
+        <w:ind w:firstLine="420"/>
       </w:pPr>
       <w:r>
         <w:rPr>
@@ -30405,8 +30364,9 @@
       <w:pPr>
         <w:numPr>
           <w:ilvl w:val="0"/>
-          <w:numId w:val="1015"/>
+          <w:numId w:val="1023"/>
         </w:numPr>
+        <w:ind w:firstLine="420"/>
       </w:pPr>
       <w:r>
         <w:rPr>
@@ -30590,8 +30550,9 @@
       <w:pPr>
         <w:numPr>
           <w:ilvl w:val="0"/>
-          <w:numId w:val="1015"/>
+          <w:numId w:val="1023"/>
         </w:numPr>
+        <w:ind w:firstLine="420"/>
       </w:pPr>
       <w:r>
         <w:rPr>
@@ -30833,6 +30794,7 @@
     <w:p>
       <w:pPr>
         <w:pStyle w:val="FirstParagraph"/>
+        <w:ind w:firstLine="420"/>
       </w:pPr>
       <w:r>
         <w:rPr>
@@ -30939,43 +30901,13 @@
     </w:p>
     <w:p>
       <w:pPr>
-        <w:spacing w:before="0" w:after="0"/>
-      </w:pPr>
-    </w:p>
-    <w:p>
-      <w:pPr>
-        <w:spacing w:before="0" w:after="0"/>
-      </w:pPr>
-    </w:p>
-    <w:p>
-      <w:pPr>
-        <w:spacing w:before="0" w:after="0"/>
-      </w:pPr>
-    </w:p>
-    <w:p>
-      <w:pPr>
-        <w:spacing w:before="0" w:after="0"/>
-      </w:pPr>
-    </w:p>
-    <w:p>
-      <w:pPr>
-        <w:spacing w:before="0" w:after="0"/>
-      </w:pPr>
-    </w:p>
-    <w:p>
-      <w:pPr>
-        <w:spacing w:before="0" w:after="0"/>
-      </w:pPr>
-    </w:p>
-    <w:p>
-      <w:pPr>
-        <w:spacing w:before="0" w:after="0"/>
-      </w:pPr>
-    </w:p>
-    <w:p>
-      <w:pPr>
-        <w:spacing w:before="0" w:after="0"/>
-      </w:pPr>
+        <w:spacing w:before="160" w:after="80"/>
+      </w:pPr>
+      <w:r>
+        <w:pict>
+          <v:rect style="width:0;height:1.5pt" o:hralign="center" o:hrstd="t" o:hr="t"/>
+        </w:pict>
+      </w:r>
     </w:p>
     <w:p>
       <w:pPr>
@@ -31016,6 +30948,7 @@
     <w:p>
       <w:pPr>
         <w:pStyle w:val="FirstParagraph"/>
+        <w:ind w:firstLine="420"/>
       </w:pPr>
       <w:r>
         <w:rPr>
@@ -32035,28 +31968,13 @@
     </w:p>
     <w:p>
       <w:pPr>
-        <w:spacing w:before="0" w:after="0"/>
-      </w:pPr>
-    </w:p>
-    <w:p>
-      <w:pPr>
-        <w:spacing w:before="0" w:after="0"/>
-      </w:pPr>
-    </w:p>
-    <w:p>
-      <w:pPr>
-        <w:spacing w:before="0" w:after="0"/>
-      </w:pPr>
-    </w:p>
-    <w:p>
-      <w:pPr>
-        <w:spacing w:before="0" w:after="0"/>
-      </w:pPr>
-    </w:p>
-    <w:p>
-      <w:pPr>
-        <w:spacing w:before="0" w:after="0"/>
-      </w:pPr>
+        <w:spacing w:before="160" w:after="80"/>
+      </w:pPr>
+      <w:r>
+        <w:pict>
+          <v:rect style="width:0;height:1.5pt" o:hralign="center" o:hrstd="t" o:hr="t"/>
+        </w:pict>
+      </w:r>
     </w:p>
     <w:p>
       <w:pPr>
@@ -32097,6 +32015,7 @@
     <w:p>
       <w:pPr>
         <w:pStyle w:val="FirstParagraph"/>
+        <w:ind w:firstLine="420"/>
       </w:pPr>
       <w:r>
         <w:rPr>
@@ -32310,28 +32229,13 @@
     </w:p>
     <w:p>
       <w:pPr>
-        <w:spacing w:before="0" w:after="0"/>
-      </w:pPr>
-    </w:p>
-    <w:p>
-      <w:pPr>
-        <w:spacing w:before="0" w:after="0"/>
-      </w:pPr>
-    </w:p>
-    <w:p>
-      <w:pPr>
-        <w:spacing w:before="0" w:after="0"/>
-      </w:pPr>
-    </w:p>
-    <w:p>
-      <w:pPr>
-        <w:spacing w:before="0" w:after="0"/>
-      </w:pPr>
-    </w:p>
-    <w:p>
-      <w:pPr>
-        <w:spacing w:before="0" w:after="0"/>
-      </w:pPr>
+        <w:spacing w:before="160" w:after="80"/>
+      </w:pPr>
+      <w:r>
+        <w:pict>
+          <v:rect style="width:0;height:1.5pt" o:hralign="center" o:hrstd="t" o:hr="t"/>
+        </w:pict>
+      </w:r>
     </w:p>
     <w:p>
       <w:pPr>
@@ -32372,6 +32276,7 @@
     <w:p>
       <w:pPr>
         <w:pStyle w:val="FirstParagraph"/>
+        <w:ind w:firstLine="420"/>
       </w:pPr>
       <w:r>
         <w:rPr>
@@ -32793,43 +32698,13 @@
     </w:p>
     <w:p>
       <w:pPr>
-        <w:spacing w:before="0" w:after="0"/>
-      </w:pPr>
-    </w:p>
-    <w:p>
-      <w:pPr>
-        <w:spacing w:before="0" w:after="0"/>
-      </w:pPr>
-    </w:p>
-    <w:p>
-      <w:pPr>
-        <w:spacing w:before="0" w:after="0"/>
-      </w:pPr>
-    </w:p>
-    <w:p>
-      <w:pPr>
-        <w:spacing w:before="0" w:after="0"/>
-      </w:pPr>
-    </w:p>
-    <w:p>
-      <w:pPr>
-        <w:spacing w:before="0" w:after="0"/>
-      </w:pPr>
-    </w:p>
-    <w:p>
-      <w:pPr>
-        <w:spacing w:before="0" w:after="0"/>
-      </w:pPr>
-    </w:p>
-    <w:p>
-      <w:pPr>
-        <w:spacing w:before="0" w:after="0"/>
-      </w:pPr>
-    </w:p>
-    <w:p>
-      <w:pPr>
-        <w:spacing w:before="0" w:after="0"/>
-      </w:pPr>
+        <w:spacing w:before="160" w:after="80"/>
+      </w:pPr>
+      <w:r>
+        <w:pict>
+          <v:rect style="width:0;height:1.5pt" o:hralign="center" o:hrstd="t" o:hr="t"/>
+        </w:pict>
+      </w:r>
     </w:p>
     <w:p>
       <w:pPr>
@@ -32870,6 +32745,7 @@
     <w:p>
       <w:pPr>
         <w:pStyle w:val="FirstParagraph"/>
+        <w:ind w:firstLine="420"/>
       </w:pPr>
       <w:r>
         <w:rPr>
@@ -33518,43 +33394,13 @@
     </w:p>
     <w:p>
       <w:pPr>
-        <w:spacing w:before="0" w:after="0"/>
-      </w:pPr>
-    </w:p>
-    <w:p>
-      <w:pPr>
-        <w:spacing w:before="0" w:after="0"/>
-      </w:pPr>
-    </w:p>
-    <w:p>
-      <w:pPr>
-        <w:spacing w:before="0" w:after="0"/>
-      </w:pPr>
-    </w:p>
-    <w:p>
-      <w:pPr>
-        <w:spacing w:before="0" w:after="0"/>
-      </w:pPr>
-    </w:p>
-    <w:p>
-      <w:pPr>
-        <w:spacing w:before="0" w:after="0"/>
-      </w:pPr>
-    </w:p>
-    <w:p>
-      <w:pPr>
-        <w:spacing w:before="0" w:after="0"/>
-      </w:pPr>
-    </w:p>
-    <w:p>
-      <w:pPr>
-        <w:spacing w:before="0" w:after="0"/>
-      </w:pPr>
-    </w:p>
-    <w:p>
-      <w:pPr>
-        <w:spacing w:before="0" w:after="0"/>
-      </w:pPr>
+        <w:spacing w:before="160" w:after="80"/>
+      </w:pPr>
+      <w:r>
+        <w:pict>
+          <v:rect style="width:0;height:1.5pt" o:hralign="center" o:hrstd="t" o:hr="t"/>
+        </w:pict>
+      </w:r>
     </w:p>
     <w:p>
       <w:pPr>
@@ -33595,6 +33441,7 @@
     <w:p>
       <w:pPr>
         <w:pStyle w:val="FirstParagraph"/>
+        <w:ind w:firstLine="420"/>
       </w:pPr>
       <w:r>
         <w:rPr>
@@ -33840,43 +33687,13 @@
     </w:p>
     <w:p>
       <w:pPr>
-        <w:spacing w:before="0" w:after="0"/>
-      </w:pPr>
-    </w:p>
-    <w:p>
-      <w:pPr>
-        <w:spacing w:before="0" w:after="0"/>
-      </w:pPr>
-    </w:p>
-    <w:p>
-      <w:pPr>
-        <w:spacing w:before="0" w:after="0"/>
-      </w:pPr>
-    </w:p>
-    <w:p>
-      <w:pPr>
-        <w:spacing w:before="0" w:after="0"/>
-      </w:pPr>
-    </w:p>
-    <w:p>
-      <w:pPr>
-        <w:spacing w:before="0" w:after="0"/>
-      </w:pPr>
-    </w:p>
-    <w:p>
-      <w:pPr>
-        <w:spacing w:before="0" w:after="0"/>
-      </w:pPr>
-    </w:p>
-    <w:p>
-      <w:pPr>
-        <w:spacing w:before="0" w:after="0"/>
-      </w:pPr>
-    </w:p>
-    <w:p>
-      <w:pPr>
-        <w:spacing w:before="0" w:after="0"/>
-      </w:pPr>
+        <w:spacing w:before="160" w:after="80"/>
+      </w:pPr>
+      <w:r>
+        <w:pict>
+          <v:rect style="width:0;height:1.5pt" o:hralign="center" o:hrstd="t" o:hr="t"/>
+        </w:pict>
+      </w:r>
     </w:p>
     <w:p>
       <w:pPr>
@@ -33917,6 +33734,7 @@
     <w:p>
       <w:pPr>
         <w:pStyle w:val="FirstParagraph"/>
+        <w:ind w:firstLine="420"/>
       </w:pPr>
       <w:r>
         <w:rPr>
@@ -34331,43 +34149,13 @@
     </w:p>
     <w:p>
       <w:pPr>
-        <w:spacing w:before="0" w:after="0"/>
-      </w:pPr>
-    </w:p>
-    <w:p>
-      <w:pPr>
-        <w:spacing w:before="0" w:after="0"/>
-      </w:pPr>
-    </w:p>
-    <w:p>
-      <w:pPr>
-        <w:spacing w:before="0" w:after="0"/>
-      </w:pPr>
-    </w:p>
-    <w:p>
-      <w:pPr>
-        <w:spacing w:before="0" w:after="0"/>
-      </w:pPr>
-    </w:p>
-    <w:p>
-      <w:pPr>
-        <w:spacing w:before="0" w:after="0"/>
-      </w:pPr>
-    </w:p>
-    <w:p>
-      <w:pPr>
-        <w:spacing w:before="0" w:after="0"/>
-      </w:pPr>
-    </w:p>
-    <w:p>
-      <w:pPr>
-        <w:spacing w:before="0" w:after="0"/>
-      </w:pPr>
-    </w:p>
-    <w:p>
-      <w:pPr>
-        <w:spacing w:before="0" w:after="0"/>
-      </w:pPr>
+        <w:spacing w:before="160" w:after="80"/>
+      </w:pPr>
+      <w:r>
+        <w:pict>
+          <v:rect style="width:0;height:1.5pt" o:hralign="center" o:hrstd="t" o:hr="t"/>
+        </w:pict>
+      </w:r>
     </w:p>
     <w:p>
       <w:pPr>
@@ -34408,6 +34196,7 @@
     <w:p>
       <w:pPr>
         <w:pStyle w:val="FirstParagraph"/>
+        <w:ind w:firstLine="420"/>
       </w:pPr>
       <w:r>
         <w:rPr>
@@ -34719,28 +34508,13 @@
     </w:p>
     <w:p>
       <w:pPr>
-        <w:spacing w:before="0" w:after="0"/>
-      </w:pPr>
-    </w:p>
-    <w:p>
-      <w:pPr>
-        <w:spacing w:before="0" w:after="0"/>
-      </w:pPr>
-    </w:p>
-    <w:p>
-      <w:pPr>
-        <w:spacing w:before="0" w:after="0"/>
-      </w:pPr>
-    </w:p>
-    <w:p>
-      <w:pPr>
-        <w:spacing w:before="0" w:after="0"/>
-      </w:pPr>
-    </w:p>
-    <w:p>
-      <w:pPr>
-        <w:spacing w:before="0" w:after="0"/>
-      </w:pPr>
+        <w:spacing w:before="160" w:after="80"/>
+      </w:pPr>
+      <w:r>
+        <w:pict>
+          <v:rect style="width:0;height:1.5pt" o:hralign="center" o:hrstd="t" o:hr="t"/>
+        </w:pict>
+      </w:r>
     </w:p>
     <w:p>
       <w:pPr>
@@ -34781,6 +34555,7 @@
     <w:p>
       <w:pPr>
         <w:pStyle w:val="FirstParagraph"/>
+        <w:ind w:firstLine="420"/>
       </w:pPr>
       <w:r>
         <w:rPr>
@@ -35040,28 +34815,13 @@
     </w:p>
     <w:p>
       <w:pPr>
-        <w:spacing w:before="0" w:after="0"/>
-      </w:pPr>
-    </w:p>
-    <w:p>
-      <w:pPr>
-        <w:spacing w:before="0" w:after="0"/>
-      </w:pPr>
-    </w:p>
-    <w:p>
-      <w:pPr>
-        <w:spacing w:before="0" w:after="0"/>
-      </w:pPr>
-    </w:p>
-    <w:p>
-      <w:pPr>
-        <w:spacing w:before="0" w:after="0"/>
-      </w:pPr>
-    </w:p>
-    <w:p>
-      <w:pPr>
-        <w:spacing w:before="0" w:after="0"/>
-      </w:pPr>
+        <w:spacing w:before="160" w:after="80"/>
+      </w:pPr>
+      <w:r>
+        <w:pict>
+          <v:rect style="width:0;height:1.5pt" o:hralign="center" o:hrstd="t" o:hr="t"/>
+        </w:pict>
+      </w:r>
     </w:p>
     <w:p>
       <w:pPr>
@@ -35102,6 +34862,7 @@
     <w:p>
       <w:pPr>
         <w:pStyle w:val="FirstParagraph"/>
+        <w:ind w:firstLine="420"/>
       </w:pPr>
       <w:r>
         <w:rPr>
@@ -35313,28 +35074,13 @@
     </w:p>
     <w:p>
       <w:pPr>
-        <w:spacing w:before="0" w:after="0"/>
-      </w:pPr>
-    </w:p>
-    <w:p>
-      <w:pPr>
-        <w:spacing w:before="0" w:after="0"/>
-      </w:pPr>
-    </w:p>
-    <w:p>
-      <w:pPr>
-        <w:spacing w:before="0" w:after="0"/>
-      </w:pPr>
-    </w:p>
-    <w:p>
-      <w:pPr>
-        <w:spacing w:before="0" w:after="0"/>
-      </w:pPr>
-    </w:p>
-    <w:p>
-      <w:pPr>
-        <w:spacing w:before="0" w:after="0"/>
-      </w:pPr>
+        <w:spacing w:before="160" w:after="80"/>
+      </w:pPr>
+      <w:r>
+        <w:pict>
+          <v:rect style="width:0;height:1.5pt" o:hralign="center" o:hrstd="t" o:hr="t"/>
+        </w:pict>
+      </w:r>
     </w:p>
     <w:p>
       <w:pPr>
@@ -35375,6 +35121,7 @@
     <w:p>
       <w:pPr>
         <w:pStyle w:val="FirstParagraph"/>
+        <w:ind w:firstLine="420"/>
       </w:pPr>
       <w:r>
         <w:rPr>
@@ -35657,28 +35404,13 @@
     </w:p>
     <w:p>
       <w:pPr>
-        <w:spacing w:before="0" w:after="0"/>
-      </w:pPr>
-    </w:p>
-    <w:p>
-      <w:pPr>
-        <w:spacing w:before="0" w:after="0"/>
-      </w:pPr>
-    </w:p>
-    <w:p>
-      <w:pPr>
-        <w:spacing w:before="0" w:after="0"/>
-      </w:pPr>
-    </w:p>
-    <w:p>
-      <w:pPr>
-        <w:spacing w:before="0" w:after="0"/>
-      </w:pPr>
-    </w:p>
-    <w:p>
-      <w:pPr>
-        <w:spacing w:before="0" w:after="0"/>
-      </w:pPr>
+        <w:spacing w:before="160" w:after="80"/>
+      </w:pPr>
+      <w:r>
+        <w:pict>
+          <v:rect style="width:0;height:1.5pt" o:hralign="center" o:hrstd="t" o:hr="t"/>
+        </w:pict>
+      </w:r>
     </w:p>
     <w:p>
       <w:pPr>
@@ -36021,6 +35753,261 @@
     </w:lvl>
     <w:lvl w:ilvl="8">
       <w:start w:val="1"/>
+      <w:numFmt w:val="decimal"/>
+      <w:lvlText w:val="(%9)"/>
+      <w:lvlJc w:val="left"/>
+      <w:pPr>
+        <w:ind w:left="6480" w:hanging="360"/>
+      </w:pPr>
+    </w:lvl>
+  </w:abstractNum>
+  <w:abstractNum w:abstractNumId="99432">
+    <w:nsid w:val="00A99432"/>
+    <w:multiLevelType w:val="multilevel"/>
+    <w:lvl w:ilvl="0">
+      <w:start w:val="2"/>
+      <w:numFmt w:val="decimal"/>
+      <w:lvlText w:val="(%1)"/>
+      <w:lvlJc w:val="left"/>
+      <w:pPr>
+        <w:ind w:left="720" w:hanging="360"/>
+      </w:pPr>
+    </w:lvl>
+    <w:lvl w:ilvl="1">
+      <w:start w:val="2"/>
+      <w:numFmt w:val="decimal"/>
+      <w:lvlText w:val="(%2)"/>
+      <w:lvlJc w:val="left"/>
+      <w:pPr>
+        <w:ind w:left="1440" w:hanging="360"/>
+      </w:pPr>
+    </w:lvl>
+    <w:lvl w:ilvl="2">
+      <w:start w:val="2"/>
+      <w:numFmt w:val="decimal"/>
+      <w:lvlText w:val="(%3)"/>
+      <w:lvlJc w:val="left"/>
+      <w:pPr>
+        <w:ind w:left="2160" w:hanging="360"/>
+      </w:pPr>
+    </w:lvl>
+    <w:lvl w:ilvl="3">
+      <w:start w:val="2"/>
+      <w:numFmt w:val="decimal"/>
+      <w:lvlText w:val="(%4)"/>
+      <w:lvlJc w:val="left"/>
+      <w:pPr>
+        <w:ind w:left="2880" w:hanging="360"/>
+      </w:pPr>
+    </w:lvl>
+    <w:lvl w:ilvl="4">
+      <w:start w:val="2"/>
+      <w:numFmt w:val="decimal"/>
+      <w:lvlText w:val="(%5)"/>
+      <w:lvlJc w:val="left"/>
+      <w:pPr>
+        <w:ind w:left="3600" w:hanging="360"/>
+      </w:pPr>
+    </w:lvl>
+    <w:lvl w:ilvl="5">
+      <w:start w:val="2"/>
+      <w:numFmt w:val="decimal"/>
+      <w:lvlText w:val="(%6)"/>
+      <w:lvlJc w:val="left"/>
+      <w:pPr>
+        <w:ind w:left="4320" w:hanging="360"/>
+      </w:pPr>
+    </w:lvl>
+    <w:lvl w:ilvl="6">
+      <w:start w:val="2"/>
+      <w:numFmt w:val="decimal"/>
+      <w:lvlText w:val="(%7)"/>
+      <w:lvlJc w:val="left"/>
+      <w:pPr>
+        <w:ind w:left="5040" w:hanging="360"/>
+      </w:pPr>
+    </w:lvl>
+    <w:lvl w:ilvl="7">
+      <w:start w:val="2"/>
+      <w:numFmt w:val="decimal"/>
+      <w:lvlText w:val="(%8)"/>
+      <w:lvlJc w:val="left"/>
+      <w:pPr>
+        <w:ind w:left="5760" w:hanging="360"/>
+      </w:pPr>
+    </w:lvl>
+    <w:lvl w:ilvl="8">
+      <w:start w:val="2"/>
+      <w:numFmt w:val="decimal"/>
+      <w:lvlText w:val="(%9)"/>
+      <w:lvlJc w:val="left"/>
+      <w:pPr>
+        <w:ind w:left="6480" w:hanging="360"/>
+      </w:pPr>
+    </w:lvl>
+  </w:abstractNum>
+  <w:abstractNum w:abstractNumId="99433">
+    <w:nsid w:val="00A99433"/>
+    <w:multiLevelType w:val="multilevel"/>
+    <w:lvl w:ilvl="0">
+      <w:start w:val="3"/>
+      <w:numFmt w:val="decimal"/>
+      <w:lvlText w:val="(%1)"/>
+      <w:lvlJc w:val="left"/>
+      <w:pPr>
+        <w:ind w:left="720" w:hanging="360"/>
+      </w:pPr>
+    </w:lvl>
+    <w:lvl w:ilvl="1">
+      <w:start w:val="3"/>
+      <w:numFmt w:val="decimal"/>
+      <w:lvlText w:val="(%2)"/>
+      <w:lvlJc w:val="left"/>
+      <w:pPr>
+        <w:ind w:left="1440" w:hanging="360"/>
+      </w:pPr>
+    </w:lvl>
+    <w:lvl w:ilvl="2">
+      <w:start w:val="3"/>
+      <w:numFmt w:val="decimal"/>
+      <w:lvlText w:val="(%3)"/>
+      <w:lvlJc w:val="left"/>
+      <w:pPr>
+        <w:ind w:left="2160" w:hanging="360"/>
+      </w:pPr>
+    </w:lvl>
+    <w:lvl w:ilvl="3">
+      <w:start w:val="3"/>
+      <w:numFmt w:val="decimal"/>
+      <w:lvlText w:val="(%4)"/>
+      <w:lvlJc w:val="left"/>
+      <w:pPr>
+        <w:ind w:left="2880" w:hanging="360"/>
+      </w:pPr>
+    </w:lvl>
+    <w:lvl w:ilvl="4">
+      <w:start w:val="3"/>
+      <w:numFmt w:val="decimal"/>
+      <w:lvlText w:val="(%5)"/>
+      <w:lvlJc w:val="left"/>
+      <w:pPr>
+        <w:ind w:left="3600" w:hanging="360"/>
+      </w:pPr>
+    </w:lvl>
+    <w:lvl w:ilvl="5">
+      <w:start w:val="3"/>
+      <w:numFmt w:val="decimal"/>
+      <w:lvlText w:val="(%6)"/>
+      <w:lvlJc w:val="left"/>
+      <w:pPr>
+        <w:ind w:left="4320" w:hanging="360"/>
+      </w:pPr>
+    </w:lvl>
+    <w:lvl w:ilvl="6">
+      <w:start w:val="3"/>
+      <w:numFmt w:val="decimal"/>
+      <w:lvlText w:val="(%7)"/>
+      <w:lvlJc w:val="left"/>
+      <w:pPr>
+        <w:ind w:left="5040" w:hanging="360"/>
+      </w:pPr>
+    </w:lvl>
+    <w:lvl w:ilvl="7">
+      <w:start w:val="3"/>
+      <w:numFmt w:val="decimal"/>
+      <w:lvlText w:val="(%8)"/>
+      <w:lvlJc w:val="left"/>
+      <w:pPr>
+        <w:ind w:left="5760" w:hanging="360"/>
+      </w:pPr>
+    </w:lvl>
+    <w:lvl w:ilvl="8">
+      <w:start w:val="3"/>
+      <w:numFmt w:val="decimal"/>
+      <w:lvlText w:val="(%9)"/>
+      <w:lvlJc w:val="left"/>
+      <w:pPr>
+        <w:ind w:left="6480" w:hanging="360"/>
+      </w:pPr>
+    </w:lvl>
+  </w:abstractNum>
+  <w:abstractNum w:abstractNumId="99434">
+    <w:nsid w:val="00A99434"/>
+    <w:multiLevelType w:val="multilevel"/>
+    <w:lvl w:ilvl="0">
+      <w:start w:val="4"/>
+      <w:numFmt w:val="decimal"/>
+      <w:lvlText w:val="(%1)"/>
+      <w:lvlJc w:val="left"/>
+      <w:pPr>
+        <w:ind w:left="720" w:hanging="360"/>
+      </w:pPr>
+    </w:lvl>
+    <w:lvl w:ilvl="1">
+      <w:start w:val="4"/>
+      <w:numFmt w:val="decimal"/>
+      <w:lvlText w:val="(%2)"/>
+      <w:lvlJc w:val="left"/>
+      <w:pPr>
+        <w:ind w:left="1440" w:hanging="360"/>
+      </w:pPr>
+    </w:lvl>
+    <w:lvl w:ilvl="2">
+      <w:start w:val="4"/>
+      <w:numFmt w:val="decimal"/>
+      <w:lvlText w:val="(%3)"/>
+      <w:lvlJc w:val="left"/>
+      <w:pPr>
+        <w:ind w:left="2160" w:hanging="360"/>
+      </w:pPr>
+    </w:lvl>
+    <w:lvl w:ilvl="3">
+      <w:start w:val="4"/>
+      <w:numFmt w:val="decimal"/>
+      <w:lvlText w:val="(%4)"/>
+      <w:lvlJc w:val="left"/>
+      <w:pPr>
+        <w:ind w:left="2880" w:hanging="360"/>
+      </w:pPr>
+    </w:lvl>
+    <w:lvl w:ilvl="4">
+      <w:start w:val="4"/>
+      <w:numFmt w:val="decimal"/>
+      <w:lvlText w:val="(%5)"/>
+      <w:lvlJc w:val="left"/>
+      <w:pPr>
+        <w:ind w:left="3600" w:hanging="360"/>
+      </w:pPr>
+    </w:lvl>
+    <w:lvl w:ilvl="5">
+      <w:start w:val="4"/>
+      <w:numFmt w:val="decimal"/>
+      <w:lvlText w:val="(%6)"/>
+      <w:lvlJc w:val="left"/>
+      <w:pPr>
+        <w:ind w:left="4320" w:hanging="360"/>
+      </w:pPr>
+    </w:lvl>
+    <w:lvl w:ilvl="6">
+      <w:start w:val="4"/>
+      <w:numFmt w:val="decimal"/>
+      <w:lvlText w:val="(%7)"/>
+      <w:lvlJc w:val="left"/>
+      <w:pPr>
+        <w:ind w:left="5040" w:hanging="360"/>
+      </w:pPr>
+    </w:lvl>
+    <w:lvl w:ilvl="7">
+      <w:start w:val="4"/>
+      <w:numFmt w:val="decimal"/>
+      <w:lvlText w:val="(%8)"/>
+      <w:lvlJc w:val="left"/>
+      <w:pPr>
+        <w:ind w:left="5760" w:hanging="360"/>
+      </w:pPr>
+    </w:lvl>
+    <w:lvl w:ilvl="8">
+      <w:start w:val="4"/>
       <w:numFmt w:val="decimal"/>
       <w:lvlText w:val="(%9)"/>
       <w:lvlJc w:val="left"/>
@@ -36171,93 +36158,93 @@
     </w:lvlOverride>
   </w:num>
   <w:num w:numId="1011">
-    <w:abstractNumId w:val="99431"/>
+    <w:abstractNumId w:val="99432"/>
     <w:lvlOverride w:ilvl="0">
-      <w:startOverride w:val="1"/>
+      <w:startOverride w:val="2"/>
     </w:lvlOverride>
     <w:lvlOverride w:ilvl="1">
-      <w:startOverride w:val="1"/>
+      <w:startOverride w:val="2"/>
     </w:lvlOverride>
     <w:lvlOverride w:ilvl="2">
-      <w:startOverride w:val="1"/>
+      <w:startOverride w:val="2"/>
     </w:lvlOverride>
     <w:lvlOverride w:ilvl="3">
-      <w:startOverride w:val="1"/>
+      <w:startOverride w:val="2"/>
     </w:lvlOverride>
     <w:lvlOverride w:ilvl="4">
-      <w:startOverride w:val="1"/>
+      <w:startOverride w:val="2"/>
     </w:lvlOverride>
     <w:lvlOverride w:ilvl="5">
-      <w:startOverride w:val="1"/>
+      <w:startOverride w:val="2"/>
     </w:lvlOverride>
     <w:lvlOverride w:ilvl="6">
-      <w:startOverride w:val="1"/>
+      <w:startOverride w:val="2"/>
     </w:lvlOverride>
     <w:lvlOverride w:ilvl="7">
-      <w:startOverride w:val="1"/>
+      <w:startOverride w:val="2"/>
     </w:lvlOverride>
     <w:lvlOverride w:ilvl="8">
-      <w:startOverride w:val="1"/>
+      <w:startOverride w:val="2"/>
     </w:lvlOverride>
   </w:num>
   <w:num w:numId="1012">
-    <w:abstractNumId w:val="99431"/>
+    <w:abstractNumId w:val="99433"/>
     <w:lvlOverride w:ilvl="0">
-      <w:startOverride w:val="1"/>
+      <w:startOverride w:val="3"/>
     </w:lvlOverride>
     <w:lvlOverride w:ilvl="1">
-      <w:startOverride w:val="1"/>
+      <w:startOverride w:val="3"/>
     </w:lvlOverride>
     <w:lvlOverride w:ilvl="2">
-      <w:startOverride w:val="1"/>
+      <w:startOverride w:val="3"/>
     </w:lvlOverride>
     <w:lvlOverride w:ilvl="3">
-      <w:startOverride w:val="1"/>
+      <w:startOverride w:val="3"/>
     </w:lvlOverride>
     <w:lvlOverride w:ilvl="4">
-      <w:startOverride w:val="1"/>
+      <w:startOverride w:val="3"/>
     </w:lvlOverride>
     <w:lvlOverride w:ilvl="5">
-      <w:startOverride w:val="1"/>
+      <w:startOverride w:val="3"/>
     </w:lvlOverride>
     <w:lvlOverride w:ilvl="6">
-      <w:startOverride w:val="1"/>
+      <w:startOverride w:val="3"/>
     </w:lvlOverride>
     <w:lvlOverride w:ilvl="7">
-      <w:startOverride w:val="1"/>
+      <w:startOverride w:val="3"/>
     </w:lvlOverride>
     <w:lvlOverride w:ilvl="8">
-      <w:startOverride w:val="1"/>
+      <w:startOverride w:val="3"/>
     </w:lvlOverride>
   </w:num>
   <w:num w:numId="1013">
-    <w:abstractNumId w:val="99431"/>
+    <w:abstractNumId w:val="99434"/>
     <w:lvlOverride w:ilvl="0">
-      <w:startOverride w:val="1"/>
+      <w:startOverride w:val="4"/>
     </w:lvlOverride>
     <w:lvlOverride w:ilvl="1">
-      <w:startOverride w:val="1"/>
+      <w:startOverride w:val="4"/>
     </w:lvlOverride>
     <w:lvlOverride w:ilvl="2">
-      <w:startOverride w:val="1"/>
+      <w:startOverride w:val="4"/>
     </w:lvlOverride>
     <w:lvlOverride w:ilvl="3">
-      <w:startOverride w:val="1"/>
+      <w:startOverride w:val="4"/>
     </w:lvlOverride>
     <w:lvlOverride w:ilvl="4">
-      <w:startOverride w:val="1"/>
+      <w:startOverride w:val="4"/>
     </w:lvlOverride>
     <w:lvlOverride w:ilvl="5">
-      <w:startOverride w:val="1"/>
+      <w:startOverride w:val="4"/>
     </w:lvlOverride>
     <w:lvlOverride w:ilvl="6">
-      <w:startOverride w:val="1"/>
+      <w:startOverride w:val="4"/>
     </w:lvlOverride>
     <w:lvlOverride w:ilvl="7">
-      <w:startOverride w:val="1"/>
+      <w:startOverride w:val="4"/>
     </w:lvlOverride>
     <w:lvlOverride w:ilvl="8">
-      <w:startOverride w:val="1"/>
+      <w:startOverride w:val="4"/>
     </w:lvlOverride>
   </w:num>
   <w:num w:numId="1014">
@@ -36291,6 +36278,246 @@
     </w:lvlOverride>
   </w:num>
   <w:num w:numId="1015">
+    <w:abstractNumId w:val="99432"/>
+    <w:lvlOverride w:ilvl="0">
+      <w:startOverride w:val="2"/>
+    </w:lvlOverride>
+    <w:lvlOverride w:ilvl="1">
+      <w:startOverride w:val="2"/>
+    </w:lvlOverride>
+    <w:lvlOverride w:ilvl="2">
+      <w:startOverride w:val="2"/>
+    </w:lvlOverride>
+    <w:lvlOverride w:ilvl="3">
+      <w:startOverride w:val="2"/>
+    </w:lvlOverride>
+    <w:lvlOverride w:ilvl="4">
+      <w:startOverride w:val="2"/>
+    </w:lvlOverride>
+    <w:lvlOverride w:ilvl="5">
+      <w:startOverride w:val="2"/>
+    </w:lvlOverride>
+    <w:lvlOverride w:ilvl="6">
+      <w:startOverride w:val="2"/>
+    </w:lvlOverride>
+    <w:lvlOverride w:ilvl="7">
+      <w:startOverride w:val="2"/>
+    </w:lvlOverride>
+    <w:lvlOverride w:ilvl="8">
+      <w:startOverride w:val="2"/>
+    </w:lvlOverride>
+  </w:num>
+  <w:num w:numId="1016">
+    <w:abstractNumId w:val="99431"/>
+    <w:lvlOverride w:ilvl="0">
+      <w:startOverride w:val="1"/>
+    </w:lvlOverride>
+    <w:lvlOverride w:ilvl="1">
+      <w:startOverride w:val="1"/>
+    </w:lvlOverride>
+    <w:lvlOverride w:ilvl="2">
+      <w:startOverride w:val="1"/>
+    </w:lvlOverride>
+    <w:lvlOverride w:ilvl="3">
+      <w:startOverride w:val="1"/>
+    </w:lvlOverride>
+    <w:lvlOverride w:ilvl="4">
+      <w:startOverride w:val="1"/>
+    </w:lvlOverride>
+    <w:lvlOverride w:ilvl="5">
+      <w:startOverride w:val="1"/>
+    </w:lvlOverride>
+    <w:lvlOverride w:ilvl="6">
+      <w:startOverride w:val="1"/>
+    </w:lvlOverride>
+    <w:lvlOverride w:ilvl="7">
+      <w:startOverride w:val="1"/>
+    </w:lvlOverride>
+    <w:lvlOverride w:ilvl="8">
+      <w:startOverride w:val="1"/>
+    </w:lvlOverride>
+  </w:num>
+  <w:num w:numId="1017">
+    <w:abstractNumId w:val="99431"/>
+    <w:lvlOverride w:ilvl="0">
+      <w:startOverride w:val="1"/>
+    </w:lvlOverride>
+    <w:lvlOverride w:ilvl="1">
+      <w:startOverride w:val="1"/>
+    </w:lvlOverride>
+    <w:lvlOverride w:ilvl="2">
+      <w:startOverride w:val="1"/>
+    </w:lvlOverride>
+    <w:lvlOverride w:ilvl="3">
+      <w:startOverride w:val="1"/>
+    </w:lvlOverride>
+    <w:lvlOverride w:ilvl="4">
+      <w:startOverride w:val="1"/>
+    </w:lvlOverride>
+    <w:lvlOverride w:ilvl="5">
+      <w:startOverride w:val="1"/>
+    </w:lvlOverride>
+    <w:lvlOverride w:ilvl="6">
+      <w:startOverride w:val="1"/>
+    </w:lvlOverride>
+    <w:lvlOverride w:ilvl="7">
+      <w:startOverride w:val="1"/>
+    </w:lvlOverride>
+    <w:lvlOverride w:ilvl="8">
+      <w:startOverride w:val="1"/>
+    </w:lvlOverride>
+  </w:num>
+  <w:num w:numId="1018">
+    <w:abstractNumId w:val="99431"/>
+    <w:lvlOverride w:ilvl="0">
+      <w:startOverride w:val="1"/>
+    </w:lvlOverride>
+    <w:lvlOverride w:ilvl="1">
+      <w:startOverride w:val="1"/>
+    </w:lvlOverride>
+    <w:lvlOverride w:ilvl="2">
+      <w:startOverride w:val="1"/>
+    </w:lvlOverride>
+    <w:lvlOverride w:ilvl="3">
+      <w:startOverride w:val="1"/>
+    </w:lvlOverride>
+    <w:lvlOverride w:ilvl="4">
+      <w:startOverride w:val="1"/>
+    </w:lvlOverride>
+    <w:lvlOverride w:ilvl="5">
+      <w:startOverride w:val="1"/>
+    </w:lvlOverride>
+    <w:lvlOverride w:ilvl="6">
+      <w:startOverride w:val="1"/>
+    </w:lvlOverride>
+    <w:lvlOverride w:ilvl="7">
+      <w:startOverride w:val="1"/>
+    </w:lvlOverride>
+    <w:lvlOverride w:ilvl="8">
+      <w:startOverride w:val="1"/>
+    </w:lvlOverride>
+  </w:num>
+  <w:num w:numId="1019">
+    <w:abstractNumId w:val="99431"/>
+    <w:lvlOverride w:ilvl="0">
+      <w:startOverride w:val="1"/>
+    </w:lvlOverride>
+    <w:lvlOverride w:ilvl="1">
+      <w:startOverride w:val="1"/>
+    </w:lvlOverride>
+    <w:lvlOverride w:ilvl="2">
+      <w:startOverride w:val="1"/>
+    </w:lvlOverride>
+    <w:lvlOverride w:ilvl="3">
+      <w:startOverride w:val="1"/>
+    </w:lvlOverride>
+    <w:lvlOverride w:ilvl="4">
+      <w:startOverride w:val="1"/>
+    </w:lvlOverride>
+    <w:lvlOverride w:ilvl="5">
+      <w:startOverride w:val="1"/>
+    </w:lvlOverride>
+    <w:lvlOverride w:ilvl="6">
+      <w:startOverride w:val="1"/>
+    </w:lvlOverride>
+    <w:lvlOverride w:ilvl="7">
+      <w:startOverride w:val="1"/>
+    </w:lvlOverride>
+    <w:lvlOverride w:ilvl="8">
+      <w:startOverride w:val="1"/>
+    </w:lvlOverride>
+  </w:num>
+  <w:num w:numId="1020">
+    <w:abstractNumId w:val="99431"/>
+    <w:lvlOverride w:ilvl="0">
+      <w:startOverride w:val="1"/>
+    </w:lvlOverride>
+    <w:lvlOverride w:ilvl="1">
+      <w:startOverride w:val="1"/>
+    </w:lvlOverride>
+    <w:lvlOverride w:ilvl="2">
+      <w:startOverride w:val="1"/>
+    </w:lvlOverride>
+    <w:lvlOverride w:ilvl="3">
+      <w:startOverride w:val="1"/>
+    </w:lvlOverride>
+    <w:lvlOverride w:ilvl="4">
+      <w:startOverride w:val="1"/>
+    </w:lvlOverride>
+    <w:lvlOverride w:ilvl="5">
+      <w:startOverride w:val="1"/>
+    </w:lvlOverride>
+    <w:lvlOverride w:ilvl="6">
+      <w:startOverride w:val="1"/>
+    </w:lvlOverride>
+    <w:lvlOverride w:ilvl="7">
+      <w:startOverride w:val="1"/>
+    </w:lvlOverride>
+    <w:lvlOverride w:ilvl="8">
+      <w:startOverride w:val="1"/>
+    </w:lvlOverride>
+  </w:num>
+  <w:num w:numId="1021">
+    <w:abstractNumId w:val="99431"/>
+    <w:lvlOverride w:ilvl="0">
+      <w:startOverride w:val="1"/>
+    </w:lvlOverride>
+    <w:lvlOverride w:ilvl="1">
+      <w:startOverride w:val="1"/>
+    </w:lvlOverride>
+    <w:lvlOverride w:ilvl="2">
+      <w:startOverride w:val="1"/>
+    </w:lvlOverride>
+    <w:lvlOverride w:ilvl="3">
+      <w:startOverride w:val="1"/>
+    </w:lvlOverride>
+    <w:lvlOverride w:ilvl="4">
+      <w:startOverride w:val="1"/>
+    </w:lvlOverride>
+    <w:lvlOverride w:ilvl="5">
+      <w:startOverride w:val="1"/>
+    </w:lvlOverride>
+    <w:lvlOverride w:ilvl="6">
+      <w:startOverride w:val="1"/>
+    </w:lvlOverride>
+    <w:lvlOverride w:ilvl="7">
+      <w:startOverride w:val="1"/>
+    </w:lvlOverride>
+    <w:lvlOverride w:ilvl="8">
+      <w:startOverride w:val="1"/>
+    </w:lvlOverride>
+  </w:num>
+  <w:num w:numId="1022">
+    <w:abstractNumId w:val="99431"/>
+    <w:lvlOverride w:ilvl="0">
+      <w:startOverride w:val="1"/>
+    </w:lvlOverride>
+    <w:lvlOverride w:ilvl="1">
+      <w:startOverride w:val="1"/>
+    </w:lvlOverride>
+    <w:lvlOverride w:ilvl="2">
+      <w:startOverride w:val="1"/>
+    </w:lvlOverride>
+    <w:lvlOverride w:ilvl="3">
+      <w:startOverride w:val="1"/>
+    </w:lvlOverride>
+    <w:lvlOverride w:ilvl="4">
+      <w:startOverride w:val="1"/>
+    </w:lvlOverride>
+    <w:lvlOverride w:ilvl="5">
+      <w:startOverride w:val="1"/>
+    </w:lvlOverride>
+    <w:lvlOverride w:ilvl="6">
+      <w:startOverride w:val="1"/>
+    </w:lvlOverride>
+    <w:lvlOverride w:ilvl="7">
+      <w:startOverride w:val="1"/>
+    </w:lvlOverride>
+    <w:lvlOverride w:ilvl="8">
+      <w:startOverride w:val="1"/>
+    </w:lvlOverride>
+  </w:num>
+  <w:num w:numId="1023">
     <w:abstractNumId w:val="99431"/>
     <w:lvlOverride w:ilvl="0">
       <w:startOverride w:val="1"/>
@@ -36398,7 +36625,7 @@
     <ns0:rPr>
       <ns0:rFonts ns0:ascii="Times New Roman" ns0:cs="Times New Roman" ns0:eastAsia="SimHei" ns0:hAnsi="Times New Roman"/>
       <ns0:b/>
-      <ns0:color ns0:val="000000"/>
+      <ns0:color ns0:val="17324D"/>
       <ns0:sz ns0:val="44"/>
       <ns0:szCs ns0:val="56"/>
     </ns0:rPr>
@@ -36540,7 +36767,7 @@
     <ns0:rPr>
       <ns0:rFonts ns0:ascii="Times New Roman" ns0:cs="Times New Roman" ns0:eastAsia="SimHei" ns0:hAnsi="Times New Roman"/>
       <ns0:b/>
-      <ns0:color ns0:val="000000"/>
+      <ns0:color ns0:val="17324D"/>
       <ns0:sz ns0:val="32"/>
       <ns0:szCs ns0:val="40"/>
     </ns0:rPr>
@@ -36564,7 +36791,7 @@
     <ns0:rPr>
       <ns0:rFonts ns0:ascii="Times New Roman" ns0:cs="Times New Roman" ns0:eastAsia="SimHei" ns0:hAnsi="Times New Roman"/>
       <ns0:b/>
-      <ns0:color ns0:val="000000"/>
+      <ns0:color ns0:val="17324D"/>
       <ns0:sz ns0:val="28"/>
       <ns0:szCs ns0:val="32"/>
     </ns0:rPr>
@@ -36588,7 +36815,7 @@
     <ns0:rPr>
       <ns0:rFonts ns0:ascii="Times New Roman" ns0:cs="Times New Roman" ns0:eastAsia="SimHei" ns0:hAnsi="Times New Roman"/>
       <ns0:b/>
-      <ns0:color ns0:val="000000"/>
+      <ns0:color ns0:val="17324D"/>
       <ns0:sz ns0:val="25"/>
       <ns0:szCs ns0:val="28"/>
     </ns0:rPr>
